--- a/jpmc-data-platform/docs/Session1.docx
+++ b/jpmc-data-platform/docs/Session1.docx
@@ -109,7 +109,15 @@
     </w:p>
     <w:p>
       <w:r>
-        <w:t>curl -sSL https://install.python-poetry.org | python3 -</w:t>
+        <w:t>curl -</w:t>
+      </w:r>
+      <w:proofErr w:type="spellStart"/>
+      <w:r>
+        <w:t>sSL</w:t>
+      </w:r>
+      <w:proofErr w:type="spellEnd"/>
+      <w:r>
+        <w:t xml:space="preserve"> https://install.python-poetry.org | python3 -</w:t>
       </w:r>
     </w:p>
     <w:p>
@@ -178,7 +186,15 @@
     <w:p>
       <w:r>
         <w:lastRenderedPageBreak/>
-        <w:t>Open VS Code → Extensions (Ctrl+Shift+X) → install these:</w:t>
+        <w:t>Open VS Code → Extensions (</w:t>
+      </w:r>
+      <w:proofErr w:type="spellStart"/>
+      <w:r>
+        <w:t>Ctrl+Shift+X</w:t>
+      </w:r>
+      <w:proofErr w:type="spellEnd"/>
+      <w:r>
+        <w:t>) → install these:</w:t>
       </w:r>
     </w:p>
     <w:p>
@@ -193,12 +209,28 @@
     </w:p>
     <w:p>
       <w:r>
-        <w:t>- Pylance                   (Microsoft)</w:t>
-      </w:r>
-    </w:p>
-    <w:p>
-      <w:r>
-        <w:t>- ESLint                    (Microsoft)</w:t>
+        <w:t xml:space="preserve">- </w:t>
+      </w:r>
+      <w:proofErr w:type="spellStart"/>
+      <w:r>
+        <w:t>Pylance</w:t>
+      </w:r>
+      <w:proofErr w:type="spellEnd"/>
+      <w:r>
+        <w:t xml:space="preserve">                   (Microsoft)</w:t>
+      </w:r>
+    </w:p>
+    <w:p>
+      <w:r>
+        <w:t xml:space="preserve">- </w:t>
+      </w:r>
+      <w:proofErr w:type="spellStart"/>
+      <w:r>
+        <w:t>ESLint</w:t>
+      </w:r>
+      <w:proofErr w:type="spellEnd"/>
+      <w:r>
+        <w:t xml:space="preserve">                    (Microsoft)</w:t>
       </w:r>
     </w:p>
     <w:p>
@@ -213,17 +245,57 @@
     </w:p>
     <w:p>
       <w:r>
-        <w:t>- HashiCorp Terraform       (HashiCorp)</w:t>
-      </w:r>
-    </w:p>
-    <w:p>
-      <w:r>
-        <w:t>- GitLens                   (GitKraken)</w:t>
-      </w:r>
-    </w:p>
-    <w:p>
-      <w:r>
-        <w:t>- REST Client               (Huachao Mao)</w:t>
+        <w:t xml:space="preserve">- </w:t>
+      </w:r>
+      <w:proofErr w:type="spellStart"/>
+      <w:r>
+        <w:t>HashiCorp</w:t>
+      </w:r>
+      <w:proofErr w:type="spellEnd"/>
+      <w:r>
+        <w:t xml:space="preserve"> Terraform       (</w:t>
+      </w:r>
+      <w:proofErr w:type="spellStart"/>
+      <w:r>
+        <w:t>HashiCorp</w:t>
+      </w:r>
+      <w:proofErr w:type="spellEnd"/>
+      <w:r>
+        <w:t>)</w:t>
+      </w:r>
+    </w:p>
+    <w:p>
+      <w:r>
+        <w:t xml:space="preserve">- </w:t>
+      </w:r>
+      <w:proofErr w:type="spellStart"/>
+      <w:r>
+        <w:t>GitLens</w:t>
+      </w:r>
+      <w:proofErr w:type="spellEnd"/>
+      <w:r>
+        <w:t xml:space="preserve">                   (</w:t>
+      </w:r>
+      <w:proofErr w:type="spellStart"/>
+      <w:r>
+        <w:t>GitKraken</w:t>
+      </w:r>
+      <w:proofErr w:type="spellEnd"/>
+      <w:r>
+        <w:t>)</w:t>
+      </w:r>
+    </w:p>
+    <w:p>
+      <w:r>
+        <w:t>- REST Client               (</w:t>
+      </w:r>
+      <w:proofErr w:type="spellStart"/>
+      <w:r>
+        <w:t>Huachao</w:t>
+      </w:r>
+      <w:proofErr w:type="spellEnd"/>
+      <w:r>
+        <w:t xml:space="preserve"> Mao)</w:t>
       </w:r>
     </w:p>
     <w:p>
@@ -322,13 +394,34 @@
       </w:r>
     </w:p>
     <w:p>
-      <w:r>
-        <w:t>mkdir jpmc-data-platform</w:t>
-      </w:r>
-    </w:p>
-    <w:p>
-      <w:r>
-        <w:t>cd jpmc-data-platform</w:t>
+      <w:proofErr w:type="spellStart"/>
+      <w:r>
+        <w:t>mkdir</w:t>
+      </w:r>
+      <w:proofErr w:type="spellEnd"/>
+      <w:r>
+        <w:t xml:space="preserve"> </w:t>
+      </w:r>
+      <w:proofErr w:type="spellStart"/>
+      <w:r>
+        <w:t>jpmc</w:t>
+      </w:r>
+      <w:proofErr w:type="spellEnd"/>
+      <w:r>
+        <w:t>-data-platform</w:t>
+      </w:r>
+    </w:p>
+    <w:p>
+      <w:r>
+        <w:t xml:space="preserve">cd </w:t>
+      </w:r>
+      <w:proofErr w:type="spellStart"/>
+      <w:r>
+        <w:t>jpmc</w:t>
+      </w:r>
+      <w:proofErr w:type="spellEnd"/>
+      <w:r>
+        <w:t>-data-platform</w:t>
       </w:r>
     </w:p>
     <w:p/>
@@ -338,49 +431,158 @@
       </w:r>
     </w:p>
     <w:p>
-      <w:r>
-        <w:t>mkdir -p services/{catalog,governance,lineage,pipeline-agent,recon-agent}</w:t>
-      </w:r>
-    </w:p>
-    <w:p>
-      <w:r>
-        <w:t>mkdir -p shared/{auth,audit,aws-clients,claude-client,db}</w:t>
-      </w:r>
-    </w:p>
-    <w:p>
-      <w:r>
-        <w:t>mkdir -p frontend/src/{components,hooks,auth,api,apps,store}</w:t>
-      </w:r>
-    </w:p>
-    <w:p>
-      <w:r>
-        <w:t>mkdir -p infrastructure/{modules/{networking,aurora-postgres,elasticache-redis,sqs-queue,iam-service-role},environments/{dev,prod}}</w:t>
-      </w:r>
-    </w:p>
-    <w:p>
-      <w:r>
-        <w:t>mkdir -p prompts/{system,templates,utilities}</w:t>
-      </w:r>
-    </w:p>
-    <w:p>
-      <w:r>
-        <w:t>mkdir -p scripts</w:t>
-      </w:r>
-    </w:p>
-    <w:p>
-      <w:r>
-        <w:t>mkdir -p .github/workflows</w:t>
-      </w:r>
-    </w:p>
-    <w:p>
+      <w:proofErr w:type="spellStart"/>
+      <w:r>
+        <w:t>mkdir</w:t>
+      </w:r>
+      <w:proofErr w:type="spellEnd"/>
+      <w:r>
+        <w:t xml:space="preserve"> -p services/{</w:t>
+      </w:r>
+      <w:proofErr w:type="spellStart"/>
+      <w:r>
+        <w:t>catalog,governance,lineage,pipeline</w:t>
+      </w:r>
+      <w:proofErr w:type="spellEnd"/>
+      <w:r>
+        <w:t>-</w:t>
+      </w:r>
+      <w:proofErr w:type="spellStart"/>
+      <w:r>
+        <w:t>agent,recon</w:t>
+      </w:r>
+      <w:proofErr w:type="spellEnd"/>
+      <w:r>
+        <w:t>-agent}</w:t>
+      </w:r>
+    </w:p>
+    <w:p>
+      <w:proofErr w:type="spellStart"/>
+      <w:r>
+        <w:t>mkdir</w:t>
+      </w:r>
+      <w:proofErr w:type="spellEnd"/>
+      <w:r>
+        <w:t xml:space="preserve"> -p shared/{</w:t>
+      </w:r>
+      <w:proofErr w:type="spellStart"/>
+      <w:r>
+        <w:t>auth,audit,aws-clients,claude-client,db</w:t>
+      </w:r>
+      <w:proofErr w:type="spellEnd"/>
+      <w:r>
+        <w:t>}</w:t>
+      </w:r>
+    </w:p>
+    <w:p>
+      <w:proofErr w:type="spellStart"/>
+      <w:r>
+        <w:t>mkdir</w:t>
+      </w:r>
+      <w:proofErr w:type="spellEnd"/>
+      <w:r>
+        <w:t xml:space="preserve"> -p frontend/</w:t>
+      </w:r>
+      <w:proofErr w:type="spellStart"/>
+      <w:r>
+        <w:t>src</w:t>
+      </w:r>
+      <w:proofErr w:type="spellEnd"/>
+      <w:r>
+        <w:t>/{</w:t>
+      </w:r>
+      <w:proofErr w:type="spellStart"/>
+      <w:r>
+        <w:t>components,hooks,auth,api,apps,store</w:t>
+      </w:r>
+      <w:proofErr w:type="spellEnd"/>
+      <w:r>
+        <w:t>}</w:t>
+      </w:r>
+    </w:p>
+    <w:p>
+      <w:proofErr w:type="spellStart"/>
+      <w:r>
+        <w:t>mkdir</w:t>
+      </w:r>
+      <w:proofErr w:type="spellEnd"/>
+      <w:r>
+        <w:t xml:space="preserve"> -p infrastructure/{modules/{networking,aurora-postgres,elasticache-redis,sqs-queue,iam-service-role},environments/{dev,prod}}</w:t>
+      </w:r>
+    </w:p>
+    <w:p>
+      <w:proofErr w:type="spellStart"/>
+      <w:r>
+        <w:t>mkdir</w:t>
+      </w:r>
+      <w:proofErr w:type="spellEnd"/>
+      <w:r>
+        <w:t xml:space="preserve"> -p prompts/{</w:t>
+      </w:r>
+      <w:proofErr w:type="spellStart"/>
+      <w:r>
+        <w:t>system,templates,utilities</w:t>
+      </w:r>
+      <w:proofErr w:type="spellEnd"/>
+      <w:r>
+        <w:t>}</w:t>
+      </w:r>
+    </w:p>
+    <w:p>
+      <w:proofErr w:type="spellStart"/>
+      <w:r>
+        <w:t>mkdir</w:t>
+      </w:r>
+      <w:proofErr w:type="spellEnd"/>
+      <w:r>
+        <w:t xml:space="preserve"> -p scripts</w:t>
+      </w:r>
+    </w:p>
+    <w:p>
+      <w:proofErr w:type="spellStart"/>
+      <w:r>
+        <w:t>mkdir</w:t>
+      </w:r>
+      <w:proofErr w:type="spellEnd"/>
+      <w:r>
+        <w:t xml:space="preserve"> -p .</w:t>
+      </w:r>
+      <w:proofErr w:type="spellStart"/>
+      <w:r>
+        <w:t>github</w:t>
+      </w:r>
+      <w:proofErr w:type="spellEnd"/>
+      <w:r>
+        <w:t>/workflows</w:t>
+      </w:r>
+    </w:p>
+    <w:p>
+      <w:proofErr w:type="spellStart"/>
       <w:r>
         <w:lastRenderedPageBreak/>
-        <w:t>mkdir -p tests/{auth,audit,aws-clients,claude-client,db}</w:t>
-      </w:r>
-    </w:p>
-    <w:p>
-      <w:r>
-        <w:t>mkdir -p docs</w:t>
+        <w:t>mkdir</w:t>
+      </w:r>
+      <w:proofErr w:type="spellEnd"/>
+      <w:r>
+        <w:t xml:space="preserve"> -p tests/{</w:t>
+      </w:r>
+      <w:proofErr w:type="spellStart"/>
+      <w:r>
+        <w:t>auth,audit,aws-clients,claude-client,db</w:t>
+      </w:r>
+      <w:proofErr w:type="spellEnd"/>
+      <w:r>
+        <w:t>}</w:t>
+      </w:r>
+    </w:p>
+    <w:p>
+      <w:proofErr w:type="spellStart"/>
+      <w:r>
+        <w:t>mkdir</w:t>
+      </w:r>
+      <w:proofErr w:type="spellEnd"/>
+      <w:r>
+        <w:t xml:space="preserve"> -p docs</w:t>
       </w:r>
     </w:p>
     <w:p/>
@@ -391,17 +593,59 @@
     </w:p>
     <w:p>
       <w:r>
-        <w:t>touch README.md .env.example docker-compose.yml Makefile</w:t>
-      </w:r>
-    </w:p>
-    <w:p>
-      <w:r>
-        <w:t>touch pyproject.toml package.json</w:t>
-      </w:r>
-    </w:p>
-    <w:p>
-      <w:r>
-        <w:t>touch .gitignore .env</w:t>
+        <w:t>touch README.md .</w:t>
+      </w:r>
+      <w:proofErr w:type="spellStart"/>
+      <w:r>
+        <w:t>env.example</w:t>
+      </w:r>
+      <w:proofErr w:type="spellEnd"/>
+      <w:r>
+        <w:t xml:space="preserve"> docker-</w:t>
+      </w:r>
+      <w:proofErr w:type="spellStart"/>
+      <w:r>
+        <w:t>compose.yml</w:t>
+      </w:r>
+      <w:proofErr w:type="spellEnd"/>
+      <w:r>
+        <w:t xml:space="preserve"> </w:t>
+      </w:r>
+      <w:proofErr w:type="spellStart"/>
+      <w:r>
+        <w:t>Makefile</w:t>
+      </w:r>
+      <w:proofErr w:type="spellEnd"/>
+    </w:p>
+    <w:p>
+      <w:r>
+        <w:t xml:space="preserve">touch </w:t>
+      </w:r>
+      <w:proofErr w:type="spellStart"/>
+      <w:r>
+        <w:t>pyproject.toml</w:t>
+      </w:r>
+      <w:proofErr w:type="spellEnd"/>
+      <w:r>
+        <w:t xml:space="preserve"> </w:t>
+      </w:r>
+      <w:proofErr w:type="spellStart"/>
+      <w:r>
+        <w:t>package.json</w:t>
+      </w:r>
+      <w:proofErr w:type="spellEnd"/>
+    </w:p>
+    <w:p>
+      <w:r>
+        <w:t>touch .</w:t>
+      </w:r>
+      <w:proofErr w:type="spellStart"/>
+      <w:r>
+        <w:t>gitignore</w:t>
+      </w:r>
+      <w:proofErr w:type="spellEnd"/>
+      <w:r>
+        <w:t xml:space="preserve"> .env</w:t>
       </w:r>
     </w:p>
     <w:p/>
@@ -427,12 +671,29 @@
           <w:b/>
           <w:bCs/>
         </w:rPr>
-        <w:t>Step 2 — Create .gitignore</w:t>
-      </w:r>
-    </w:p>
-    <w:p>
-      <w:r>
-        <w:t>In VS Code, open .gitignore and paste:</w:t>
+        <w:t>Step 2 — Create .</w:t>
+      </w:r>
+      <w:proofErr w:type="spellStart"/>
+      <w:r>
+        <w:rPr>
+          <w:b/>
+          <w:bCs/>
+        </w:rPr>
+        <w:t>gitignore</w:t>
+      </w:r>
+      <w:proofErr w:type="spellEnd"/>
+    </w:p>
+    <w:p>
+      <w:r>
+        <w:t>In VS Code, open .</w:t>
+      </w:r>
+      <w:proofErr w:type="spellStart"/>
+      <w:r>
+        <w:t>gitignore</w:t>
+      </w:r>
+      <w:proofErr w:type="spellEnd"/>
+      <w:r>
+        <w:t xml:space="preserve"> and paste:</w:t>
       </w:r>
     </w:p>
     <w:p>
@@ -442,22 +703,48 @@
     </w:p>
     <w:p>
       <w:r>
-        <w:t>__pycache__/</w:t>
-      </w:r>
-    </w:p>
-    <w:p>
-      <w:r>
-        <w:t>*.pyc</w:t>
-      </w:r>
-    </w:p>
-    <w:p>
-      <w:r>
-        <w:t>*.pyo</w:t>
-      </w:r>
-    </w:p>
-    <w:p>
-      <w:r>
-        <w:t>.venv/</w:t>
+        <w:t>__</w:t>
+      </w:r>
+      <w:proofErr w:type="spellStart"/>
+      <w:r>
+        <w:t>pycache</w:t>
+      </w:r>
+      <w:proofErr w:type="spellEnd"/>
+      <w:r>
+        <w:t>__/</w:t>
+      </w:r>
+    </w:p>
+    <w:p>
+      <w:r>
+        <w:t>*.</w:t>
+      </w:r>
+      <w:proofErr w:type="spellStart"/>
+      <w:r>
+        <w:t>pyc</w:t>
+      </w:r>
+      <w:proofErr w:type="spellEnd"/>
+    </w:p>
+    <w:p>
+      <w:r>
+        <w:t>*.</w:t>
+      </w:r>
+      <w:proofErr w:type="spellStart"/>
+      <w:r>
+        <w:t>pyo</w:t>
+      </w:r>
+      <w:proofErr w:type="spellEnd"/>
+    </w:p>
+    <w:p>
+      <w:r>
+        <w:t>.</w:t>
+      </w:r>
+      <w:proofErr w:type="spellStart"/>
+      <w:r>
+        <w:t>venv</w:t>
+      </w:r>
+      <w:proofErr w:type="spellEnd"/>
+      <w:r>
+        <w:t>/</w:t>
       </w:r>
     </w:p>
     <w:p>
@@ -471,28 +758,62 @@
       </w:r>
     </w:p>
     <w:p>
-      <w:r>
-        <w:t>dist/</w:t>
-      </w:r>
-    </w:p>
-    <w:p>
-      <w:r>
-        <w:t>.pytest_cache/</w:t>
-      </w:r>
-    </w:p>
-    <w:p>
-      <w:r>
-        <w:t>.mypy_cache/</w:t>
-      </w:r>
-    </w:p>
-    <w:p>
-      <w:r>
-        <w:t>.ruff_cache/</w:t>
-      </w:r>
-    </w:p>
-    <w:p>
-      <w:r>
-        <w:t>htmlcov/</w:t>
+      <w:proofErr w:type="spellStart"/>
+      <w:r>
+        <w:t>dist</w:t>
+      </w:r>
+      <w:proofErr w:type="spellEnd"/>
+      <w:r>
+        <w:t>/</w:t>
+      </w:r>
+    </w:p>
+    <w:p>
+      <w:r>
+        <w:t>.</w:t>
+      </w:r>
+      <w:proofErr w:type="spellStart"/>
+      <w:r>
+        <w:t>pytest_cache</w:t>
+      </w:r>
+      <w:proofErr w:type="spellEnd"/>
+      <w:r>
+        <w:t>/</w:t>
+      </w:r>
+    </w:p>
+    <w:p>
+      <w:r>
+        <w:t>.</w:t>
+      </w:r>
+      <w:proofErr w:type="spellStart"/>
+      <w:r>
+        <w:t>mypy_cache</w:t>
+      </w:r>
+      <w:proofErr w:type="spellEnd"/>
+      <w:r>
+        <w:t>/</w:t>
+      </w:r>
+    </w:p>
+    <w:p>
+      <w:r>
+        <w:t>.</w:t>
+      </w:r>
+      <w:proofErr w:type="spellStart"/>
+      <w:r>
+        <w:t>ruff_cache</w:t>
+      </w:r>
+      <w:proofErr w:type="spellEnd"/>
+      <w:r>
+        <w:t>/</w:t>
+      </w:r>
+    </w:p>
+    <w:p>
+      <w:proofErr w:type="spellStart"/>
+      <w:r>
+        <w:t>htmlcov</w:t>
+      </w:r>
+      <w:proofErr w:type="spellEnd"/>
+      <w:r>
+        <w:t>/</w:t>
       </w:r>
     </w:p>
     <w:p>
@@ -507,13 +828,23 @@
       </w:r>
     </w:p>
     <w:p>
-      <w:r>
-        <w:t>node_modules/</w:t>
-      </w:r>
-    </w:p>
-    <w:p>
-      <w:r>
-        <w:t>dist/</w:t>
+      <w:proofErr w:type="spellStart"/>
+      <w:r>
+        <w:t>node_modules</w:t>
+      </w:r>
+      <w:proofErr w:type="spellEnd"/>
+      <w:r>
+        <w:t>/</w:t>
+      </w:r>
+    </w:p>
+    <w:p>
+      <w:proofErr w:type="spellStart"/>
+      <w:r>
+        <w:t>dist</w:t>
+      </w:r>
+      <w:proofErr w:type="spellEnd"/>
+      <w:r>
+        <w:t>/</w:t>
       </w:r>
     </w:p>
     <w:p>
@@ -539,18 +870,33 @@
     </w:p>
     <w:p>
       <w:r>
-        <w:t>*.tfstate</w:t>
-      </w:r>
-    </w:p>
-    <w:p>
-      <w:r>
-        <w:t>*.tfstate.backup</w:t>
-      </w:r>
-    </w:p>
-    <w:p>
-      <w:r>
-        <w:t>.terraform.lock.hcl</w:t>
-      </w:r>
+        <w:t>*.</w:t>
+      </w:r>
+      <w:proofErr w:type="spellStart"/>
+      <w:r>
+        <w:t>tfstate</w:t>
+      </w:r>
+      <w:proofErr w:type="spellEnd"/>
+    </w:p>
+    <w:p>
+      <w:r>
+        <w:t>*.</w:t>
+      </w:r>
+      <w:proofErr w:type="spellStart"/>
+      <w:r>
+        <w:t>tfstate.backup</w:t>
+      </w:r>
+      <w:proofErr w:type="spellEnd"/>
+    </w:p>
+    <w:p>
+      <w:r>
+        <w:t>.</w:t>
+      </w:r>
+      <w:proofErr w:type="spellStart"/>
+      <w:r>
+        <w:t>terraform.lock.hcl</w:t>
+      </w:r>
+      <w:proofErr w:type="spellEnd"/>
     </w:p>
     <w:p/>
     <w:p>
@@ -560,8 +906,21 @@
     </w:p>
     <w:p>
       <w:r>
-        <w:t>.vscode/settings.json</w:t>
-      </w:r>
+        <w:t>.</w:t>
+      </w:r>
+      <w:proofErr w:type="spellStart"/>
+      <w:r>
+        <w:t>vscode</w:t>
+      </w:r>
+      <w:proofErr w:type="spellEnd"/>
+      <w:r>
+        <w:t>/</w:t>
+      </w:r>
+      <w:proofErr w:type="spellStart"/>
+      <w:r>
+        <w:t>settings.json</w:t>
+      </w:r>
+      <w:proofErr w:type="spellEnd"/>
     </w:p>
     <w:p>
       <w:r>
@@ -576,8 +935,13 @@
     </w:p>
     <w:p>
       <w:r>
-        <w:t>*.pem</w:t>
-      </w:r>
+        <w:t>*.</w:t>
+      </w:r>
+      <w:proofErr w:type="spellStart"/>
+      <w:r>
+        <w:t>pem</w:t>
+      </w:r>
+      <w:proofErr w:type="spellEnd"/>
     </w:p>
     <w:p>
       <w:r>
@@ -616,7 +980,15 @@
     </w:p>
     <w:p>
       <w:r>
-        <w:t>ANTHROPIC_API_KEY=sk-ant-your-key-here</w:t>
+        <w:t>ANTHROPIC_API_KEY=</w:t>
+      </w:r>
+      <w:proofErr w:type="spellStart"/>
+      <w:r>
+        <w:t>sk</w:t>
+      </w:r>
+      <w:proofErr w:type="spellEnd"/>
+      <w:r>
+        <w:t>-ant-your-key-here</w:t>
       </w:r>
     </w:p>
     <w:p/>
@@ -633,7 +1005,15 @@
     <w:p/>
     <w:p>
       <w:r>
-        <w:t># AWS (local mode using localstack)</w:t>
+        <w:t xml:space="preserve"># AWS (local mode using </w:t>
+      </w:r>
+      <w:proofErr w:type="spellStart"/>
+      <w:r>
+        <w:t>localstack</w:t>
+      </w:r>
+      <w:proofErr w:type="spellEnd"/>
+      <w:r>
+        <w:t>)</w:t>
       </w:r>
     </w:p>
     <w:p>
@@ -801,12 +1181,52 @@
     </w:p>
     <w:p>
       <w:r>
-        <w:t>- Backend: Python 3.12, FastAPI, SQLAlchemy 2.0 async, Pydantic v2, Poetry</w:t>
-      </w:r>
-    </w:p>
-    <w:p>
-      <w:r>
-        <w:t>- Frontend: React 18, TypeScript 5, TailwindCSS, Tanstack Query, Vite</w:t>
+        <w:t xml:space="preserve">- Backend: Python 3.12, </w:t>
+      </w:r>
+      <w:proofErr w:type="spellStart"/>
+      <w:r>
+        <w:t>FastAPI</w:t>
+      </w:r>
+      <w:proofErr w:type="spellEnd"/>
+      <w:r>
+        <w:t xml:space="preserve">, </w:t>
+      </w:r>
+      <w:proofErr w:type="spellStart"/>
+      <w:r>
+        <w:t>SQLAlchemy</w:t>
+      </w:r>
+      <w:proofErr w:type="spellEnd"/>
+      <w:r>
+        <w:t xml:space="preserve"> 2.0 async, </w:t>
+      </w:r>
+      <w:proofErr w:type="spellStart"/>
+      <w:r>
+        <w:t>Pydantic</w:t>
+      </w:r>
+      <w:proofErr w:type="spellEnd"/>
+      <w:r>
+        <w:t xml:space="preserve"> v2, Poetry</w:t>
+      </w:r>
+    </w:p>
+    <w:p>
+      <w:r>
+        <w:t xml:space="preserve">- Frontend: React 18, TypeScript 5, </w:t>
+      </w:r>
+      <w:proofErr w:type="spellStart"/>
+      <w:r>
+        <w:t>TailwindCSS</w:t>
+      </w:r>
+      <w:proofErr w:type="spellEnd"/>
+      <w:r>
+        <w:t xml:space="preserve">, </w:t>
+      </w:r>
+      <w:proofErr w:type="spellStart"/>
+      <w:r>
+        <w:t>Tanstack</w:t>
+      </w:r>
+      <w:proofErr w:type="spellEnd"/>
+      <w:r>
+        <w:t xml:space="preserve"> Query, Vite</w:t>
       </w:r>
     </w:p>
     <w:p>
@@ -821,7 +1241,15 @@
     </w:p>
     <w:p>
       <w:r>
-        <w:t>- IaC: Terraform 1.7+</w:t>
+        <w:t xml:space="preserve">- </w:t>
+      </w:r>
+      <w:proofErr w:type="spellStart"/>
+      <w:r>
+        <w:t>IaC</w:t>
+      </w:r>
+      <w:proofErr w:type="spellEnd"/>
+      <w:r>
+        <w:t>: Terraform 1.7+</w:t>
       </w:r>
     </w:p>
     <w:p>
@@ -837,7 +1265,15 @@
     </w:p>
     <w:p>
       <w:r>
-        <w:t>- All Python: async/await, Pydantic v2 models, typed everywhere</w:t>
+        <w:t xml:space="preserve">- All Python: async/await, </w:t>
+      </w:r>
+      <w:proofErr w:type="spellStart"/>
+      <w:r>
+        <w:t>Pydantic</w:t>
+      </w:r>
+      <w:proofErr w:type="spellEnd"/>
+      <w:r>
+        <w:t xml:space="preserve"> v2 models, typed everywhere</w:t>
       </w:r>
     </w:p>
     <w:p>
@@ -863,13 +1299,29 @@
     </w:p>
     <w:p>
       <w:r>
-        <w:t>- Tests use pytest with async support</w:t>
-      </w:r>
-    </w:p>
-    <w:p/>
-    <w:p>
-      <w:r>
-        <w:t>PROJECT STRUCTURE ROOT: jpmc-data-platform/</w:t>
+        <w:t xml:space="preserve">- Tests use </w:t>
+      </w:r>
+      <w:proofErr w:type="spellStart"/>
+      <w:r>
+        <w:t>pytest</w:t>
+      </w:r>
+      <w:proofErr w:type="spellEnd"/>
+      <w:r>
+        <w:t xml:space="preserve"> with async support</w:t>
+      </w:r>
+    </w:p>
+    <w:p/>
+    <w:p>
+      <w:r>
+        <w:t xml:space="preserve">PROJECT STRUCTURE ROOT: </w:t>
+      </w:r>
+      <w:proofErr w:type="spellStart"/>
+      <w:r>
+        <w:t>jpmc</w:t>
+      </w:r>
+      <w:proofErr w:type="spellEnd"/>
+      <w:r>
+        <w:t>-data-platform/</w:t>
       </w:r>
     </w:p>
     <w:p>
@@ -906,7 +1358,23 @@
           <w:b/>
           <w:bCs/>
         </w:rPr>
-        <w:t>Turn 1 — Monorepo Scaffold</w:t>
+        <w:t xml:space="preserve">Turn 1 — </w:t>
+      </w:r>
+      <w:proofErr w:type="spellStart"/>
+      <w:r>
+        <w:rPr>
+          <w:b/>
+          <w:bCs/>
+        </w:rPr>
+        <w:t>Monorepo</w:t>
+      </w:r>
+      <w:proofErr w:type="spellEnd"/>
+      <w:r>
+        <w:rPr>
+          <w:b/>
+          <w:bCs/>
+        </w:rPr>
+        <w:t xml:space="preserve"> Scaffold</w:t>
       </w:r>
     </w:p>
     <w:p>
@@ -953,13 +1421,29 @@
     </w:p>
     <w:p>
       <w:r>
-        <w:t>Create the following files for a Python/TypeScript monorepo:</w:t>
-      </w:r>
-    </w:p>
-    <w:p/>
-    <w:p>
-      <w:r>
-        <w:t>1. pyproject.toml — root level Poetry config with:</w:t>
+        <w:t xml:space="preserve">Create the following files for a Python/TypeScript </w:t>
+      </w:r>
+      <w:proofErr w:type="spellStart"/>
+      <w:r>
+        <w:t>monorepo</w:t>
+      </w:r>
+      <w:proofErr w:type="spellEnd"/>
+      <w:r>
+        <w:t>:</w:t>
+      </w:r>
+    </w:p>
+    <w:p/>
+    <w:p>
+      <w:r>
+        <w:t xml:space="preserve">1. </w:t>
+      </w:r>
+      <w:proofErr w:type="spellStart"/>
+      <w:r>
+        <w:t>pyproject.toml</w:t>
+      </w:r>
+      <w:proofErr w:type="spellEnd"/>
+      <w:r>
+        <w:t xml:space="preserve"> — root level Poetry config with:</w:t>
       </w:r>
     </w:p>
     <w:p>
@@ -969,18 +1453,90 @@
     </w:p>
     <w:p>
       <w:r>
-        <w:t xml:space="preserve">   - Dev dependencies: pytest, pytest-asyncio, pytest-cov, ruff, mypy, black</w:t>
-      </w:r>
-    </w:p>
-    <w:p>
-      <w:r>
-        <w:t xml:space="preserve">   - Tool configs for ruff (line length 100), mypy (strict), pytest (asyncio mode=auto)</w:t>
-      </w:r>
-    </w:p>
-    <w:p/>
-    <w:p>
-      <w:r>
-        <w:t>2. package.json — root level npm workspaces config pointing to:</w:t>
+        <w:t xml:space="preserve">   - Dev dependencies: </w:t>
+      </w:r>
+      <w:proofErr w:type="spellStart"/>
+      <w:r>
+        <w:t>pytest</w:t>
+      </w:r>
+      <w:proofErr w:type="spellEnd"/>
+      <w:r>
+        <w:t xml:space="preserve">, </w:t>
+      </w:r>
+      <w:proofErr w:type="spellStart"/>
+      <w:r>
+        <w:t>pytest-asyncio</w:t>
+      </w:r>
+      <w:proofErr w:type="spellEnd"/>
+      <w:r>
+        <w:t xml:space="preserve">, </w:t>
+      </w:r>
+      <w:proofErr w:type="spellStart"/>
+      <w:r>
+        <w:t>pytest-cov</w:t>
+      </w:r>
+      <w:proofErr w:type="spellEnd"/>
+      <w:r>
+        <w:t xml:space="preserve">, ruff, </w:t>
+      </w:r>
+      <w:proofErr w:type="spellStart"/>
+      <w:r>
+        <w:t>mypy</w:t>
+      </w:r>
+      <w:proofErr w:type="spellEnd"/>
+      <w:r>
+        <w:t>, black</w:t>
+      </w:r>
+    </w:p>
+    <w:p>
+      <w:r>
+        <w:t xml:space="preserve">   - Tool configs for ruff (line length 100), </w:t>
+      </w:r>
+      <w:proofErr w:type="spellStart"/>
+      <w:r>
+        <w:t>mypy</w:t>
+      </w:r>
+      <w:proofErr w:type="spellEnd"/>
+      <w:r>
+        <w:t xml:space="preserve"> (strict), </w:t>
+      </w:r>
+      <w:proofErr w:type="spellStart"/>
+      <w:r>
+        <w:t>pytest</w:t>
+      </w:r>
+      <w:proofErr w:type="spellEnd"/>
+      <w:r>
+        <w:t xml:space="preserve"> (</w:t>
+      </w:r>
+      <w:proofErr w:type="spellStart"/>
+      <w:r>
+        <w:t>asyncio</w:t>
+      </w:r>
+      <w:proofErr w:type="spellEnd"/>
+      <w:r>
+        <w:t xml:space="preserve"> mode=auto)</w:t>
+      </w:r>
+    </w:p>
+    <w:p/>
+    <w:p>
+      <w:r>
+        <w:t xml:space="preserve">2. </w:t>
+      </w:r>
+      <w:proofErr w:type="spellStart"/>
+      <w:r>
+        <w:t>package.json</w:t>
+      </w:r>
+      <w:proofErr w:type="spellEnd"/>
+      <w:r>
+        <w:t xml:space="preserve"> — root level </w:t>
+      </w:r>
+      <w:proofErr w:type="spellStart"/>
+      <w:r>
+        <w:t>npm</w:t>
+      </w:r>
+      <w:proofErr w:type="spellEnd"/>
+      <w:r>
+        <w:t xml:space="preserve"> workspaces config pointing to:</w:t>
       </w:r>
     </w:p>
     <w:p>
@@ -996,27 +1552,115 @@
     <w:p/>
     <w:p>
       <w:r>
-        <w:t>3. shared/auth/pyproject.toml — Poetry package named "auth-core" version 0.1.0</w:t>
-      </w:r>
-    </w:p>
-    <w:p>
-      <w:r>
-        <w:t>4. shared/audit/pyproject.toml — Poetry package named "audit-core" version 0.1.0</w:t>
-      </w:r>
-    </w:p>
-    <w:p>
-      <w:r>
-        <w:t>5. shared/aws-clients/pyproject.toml — Poetry package named "aws-clients" version 0.1.0</w:t>
-      </w:r>
-    </w:p>
-    <w:p>
-      <w:r>
-        <w:t>6. shared/claude-client/pyproject.toml — Poetry package named "claude-client" version 0.1.0</w:t>
-      </w:r>
-    </w:p>
-    <w:p>
-      <w:r>
-        <w:t>7. shared/db/pyproject.toml — Poetry package named "db-core" version 0.1.0</w:t>
+        <w:t>3. shared/auth/</w:t>
+      </w:r>
+      <w:proofErr w:type="spellStart"/>
+      <w:r>
+        <w:t>pyproject.toml</w:t>
+      </w:r>
+      <w:proofErr w:type="spellEnd"/>
+      <w:r>
+        <w:t xml:space="preserve"> — Poetry package named "auth-core" version 0.1.0</w:t>
+      </w:r>
+    </w:p>
+    <w:p>
+      <w:r>
+        <w:t>4. shared/audit/</w:t>
+      </w:r>
+      <w:proofErr w:type="spellStart"/>
+      <w:r>
+        <w:t>pyproject.toml</w:t>
+      </w:r>
+      <w:proofErr w:type="spellEnd"/>
+      <w:r>
+        <w:t xml:space="preserve"> — Poetry package named "audit-core" version 0.1.0</w:t>
+      </w:r>
+    </w:p>
+    <w:p>
+      <w:r>
+        <w:t>5. shared/</w:t>
+      </w:r>
+      <w:proofErr w:type="spellStart"/>
+      <w:r>
+        <w:t>aws</w:t>
+      </w:r>
+      <w:proofErr w:type="spellEnd"/>
+      <w:r>
+        <w:t>-clients/</w:t>
+      </w:r>
+      <w:proofErr w:type="spellStart"/>
+      <w:r>
+        <w:t>pyproject.toml</w:t>
+      </w:r>
+      <w:proofErr w:type="spellEnd"/>
+      <w:r>
+        <w:t xml:space="preserve"> — Poetry package named "</w:t>
+      </w:r>
+      <w:proofErr w:type="spellStart"/>
+      <w:r>
+        <w:t>aws</w:t>
+      </w:r>
+      <w:proofErr w:type="spellEnd"/>
+      <w:r>
+        <w:t>-clients" version 0.1.0</w:t>
+      </w:r>
+    </w:p>
+    <w:p>
+      <w:r>
+        <w:t>6. shared/</w:t>
+      </w:r>
+      <w:proofErr w:type="spellStart"/>
+      <w:r>
+        <w:t>claude</w:t>
+      </w:r>
+      <w:proofErr w:type="spellEnd"/>
+      <w:r>
+        <w:t>-client/</w:t>
+      </w:r>
+      <w:proofErr w:type="spellStart"/>
+      <w:r>
+        <w:t>pyproject.toml</w:t>
+      </w:r>
+      <w:proofErr w:type="spellEnd"/>
+      <w:r>
+        <w:t xml:space="preserve"> — Poetry package named "</w:t>
+      </w:r>
+      <w:proofErr w:type="spellStart"/>
+      <w:r>
+        <w:t>claude</w:t>
+      </w:r>
+      <w:proofErr w:type="spellEnd"/>
+      <w:r>
+        <w:t>-client" version 0.1.0</w:t>
+      </w:r>
+    </w:p>
+    <w:p>
+      <w:r>
+        <w:t>7. shared/</w:t>
+      </w:r>
+      <w:proofErr w:type="spellStart"/>
+      <w:r>
+        <w:t>db</w:t>
+      </w:r>
+      <w:proofErr w:type="spellEnd"/>
+      <w:r>
+        <w:t>/</w:t>
+      </w:r>
+      <w:proofErr w:type="spellStart"/>
+      <w:r>
+        <w:t>pyproject.toml</w:t>
+      </w:r>
+      <w:proofErr w:type="spellEnd"/>
+      <w:r>
+        <w:t xml:space="preserve"> — Poetry package named "</w:t>
+      </w:r>
+      <w:proofErr w:type="spellStart"/>
+      <w:r>
+        <w:t>db</w:t>
+      </w:r>
+      <w:proofErr w:type="spellEnd"/>
+      <w:r>
+        <w:t>-core" version 0.1.0</w:t>
       </w:r>
     </w:p>
     <w:p/>
@@ -1028,17 +1672,41 @@
     </w:p>
     <w:p>
       <w:r>
-        <w:t>- fastapi&gt;=0.111.0</w:t>
-      </w:r>
-    </w:p>
-    <w:p>
-      <w:r>
-        <w:t>- pydantic&gt;=2.7.0</w:t>
-      </w:r>
-    </w:p>
-    <w:p>
-      <w:r>
-        <w:t>- python-dotenv&gt;=1.0.0</w:t>
+        <w:t xml:space="preserve">- </w:t>
+      </w:r>
+      <w:proofErr w:type="spellStart"/>
+      <w:r>
+        <w:t>fastapi</w:t>
+      </w:r>
+      <w:proofErr w:type="spellEnd"/>
+      <w:r>
+        <w:t>&gt;=0.111.0</w:t>
+      </w:r>
+    </w:p>
+    <w:p>
+      <w:r>
+        <w:t xml:space="preserve">- </w:t>
+      </w:r>
+      <w:proofErr w:type="spellStart"/>
+      <w:r>
+        <w:t>pydantic</w:t>
+      </w:r>
+      <w:proofErr w:type="spellEnd"/>
+      <w:r>
+        <w:t>&gt;=2.7.0</w:t>
+      </w:r>
+    </w:p>
+    <w:p>
+      <w:r>
+        <w:t>- python-</w:t>
+      </w:r>
+      <w:proofErr w:type="spellStart"/>
+      <w:r>
+        <w:t>dotenv</w:t>
+      </w:r>
+      <w:proofErr w:type="spellEnd"/>
+      <w:r>
+        <w:t>&gt;=1.0.0</w:t>
       </w:r>
     </w:p>
     <w:p/>
@@ -1119,7 +1787,15 @@
         </w:numPr>
       </w:pPr>
       <w:r>
-        <w:t>Save (Ctrl+S)</w:t>
+        <w:t>Save (</w:t>
+      </w:r>
+      <w:proofErr w:type="spellStart"/>
+      <w:r>
+        <w:t>Ctrl+S</w:t>
+      </w:r>
+      <w:proofErr w:type="spellEnd"/>
+      <w:r>
+        <w:t>)</w:t>
       </w:r>
     </w:p>
     <w:p>
@@ -1144,7 +1820,15 @@
     </w:p>
     <w:p>
       <w:r>
-        <w:t>cd jpmc-data-platform</w:t>
+        <w:t xml:space="preserve">cd </w:t>
+      </w:r>
+      <w:proofErr w:type="spellStart"/>
+      <w:r>
+        <w:t>jpmc</w:t>
+      </w:r>
+      <w:proofErr w:type="spellEnd"/>
+      <w:r>
+        <w:t>-data-platform</w:t>
       </w:r>
     </w:p>
     <w:p/>
@@ -1166,7 +1850,15 @@
     </w:p>
     <w:p>
       <w:r>
-        <w:t># If you see "pyproject.toml not found" you pasted in wrong folder</w:t>
+        <w:t># If you see "</w:t>
+      </w:r>
+      <w:proofErr w:type="spellStart"/>
+      <w:r>
+        <w:t>pyproject.toml</w:t>
+      </w:r>
+      <w:proofErr w:type="spellEnd"/>
+      <w:r>
+        <w:t xml:space="preserve"> not found" you pasted in wrong folder</w:t>
       </w:r>
     </w:p>
     <w:p>
@@ -1268,17 +1960,46 @@
     <w:p>
       <w:r>
         <w:lastRenderedPageBreak/>
-        <w:t>- Pydantic v2 model: AuthenticatedUser</w:t>
-      </w:r>
-    </w:p>
-    <w:p>
-      <w:r>
-        <w:t xml:space="preserve">  Fields: user_id (str), email (str), roles (list[str]), </w:t>
-      </w:r>
-    </w:p>
-    <w:p>
-      <w:r>
-        <w:t xml:space="preserve">  domains (list[str]), is_service_account (bool)</w:t>
+        <w:t xml:space="preserve">- </w:t>
+      </w:r>
+      <w:proofErr w:type="spellStart"/>
+      <w:r>
+        <w:t>Pydantic</w:t>
+      </w:r>
+      <w:proofErr w:type="spellEnd"/>
+      <w:r>
+        <w:t xml:space="preserve"> v2 model: </w:t>
+      </w:r>
+      <w:proofErr w:type="spellStart"/>
+      <w:r>
+        <w:t>AuthenticatedUser</w:t>
+      </w:r>
+      <w:proofErr w:type="spellEnd"/>
+    </w:p>
+    <w:p>
+      <w:r>
+        <w:t xml:space="preserve">  Fields: </w:t>
+      </w:r>
+      <w:proofErr w:type="spellStart"/>
+      <w:r>
+        <w:t>user_id</w:t>
+      </w:r>
+      <w:proofErr w:type="spellEnd"/>
+      <w:r>
+        <w:t xml:space="preserve"> (str), email (str), roles (list[str]), </w:t>
+      </w:r>
+    </w:p>
+    <w:p>
+      <w:r>
+        <w:t xml:space="preserve">  domains (list[str]), </w:t>
+      </w:r>
+      <w:proofErr w:type="spellStart"/>
+      <w:r>
+        <w:t>is_service_account</w:t>
+      </w:r>
+      <w:proofErr w:type="spellEnd"/>
+      <w:r>
+        <w:t xml:space="preserve"> (bool)</w:t>
       </w:r>
     </w:p>
     <w:p/>
@@ -1299,7 +2020,15 @@
     </w:p>
     <w:p>
       <w:r>
-        <w:t>- Returns AuthenticatedUser from header value</w:t>
+        <w:t xml:space="preserve">- Returns </w:t>
+      </w:r>
+      <w:proofErr w:type="spellStart"/>
+      <w:r>
+        <w:t>AuthenticatedUser</w:t>
+      </w:r>
+      <w:proofErr w:type="spellEnd"/>
+      <w:r>
+        <w:t xml:space="preserve"> from header value</w:t>
       </w:r>
     </w:p>
     <w:p>
@@ -1309,7 +2038,15 @@
     </w:p>
     <w:p>
       <w:r>
-        <w:t xml:space="preserve">  user_id="dev-user-001", email="dev@bank.com", </w:t>
+        <w:t xml:space="preserve">  </w:t>
+      </w:r>
+      <w:proofErr w:type="spellStart"/>
+      <w:r>
+        <w:t>user_id</w:t>
+      </w:r>
+      <w:proofErr w:type="spellEnd"/>
+      <w:r>
+        <w:t xml:space="preserve">="dev-user-001", email="dev@bank.com", </w:t>
       </w:r>
     </w:p>
     <w:p>
@@ -1325,13 +2062,31 @@
     </w:p>
     <w:p>
       <w:r>
-        <w:t>- FastAPI middleware class: JWTAuthMiddleware</w:t>
-      </w:r>
-    </w:p>
-    <w:p>
-      <w:r>
-        <w:t>- Public routes (skip auth): /health, /ready, /docs, /openapi.json</w:t>
-      </w:r>
+        <w:t xml:space="preserve">- </w:t>
+      </w:r>
+      <w:proofErr w:type="spellStart"/>
+      <w:r>
+        <w:t>FastAPI</w:t>
+      </w:r>
+      <w:proofErr w:type="spellEnd"/>
+      <w:r>
+        <w:t xml:space="preserve"> middleware class: </w:t>
+      </w:r>
+      <w:proofErr w:type="spellStart"/>
+      <w:r>
+        <w:t>JWTAuthMiddleware</w:t>
+      </w:r>
+      <w:proofErr w:type="spellEnd"/>
+    </w:p>
+    <w:p>
+      <w:r>
+        <w:t>- Public routes (skip auth): /health, /ready, /docs, /</w:t>
+      </w:r>
+      <w:proofErr w:type="spellStart"/>
+      <w:r>
+        <w:t>openapi.json</w:t>
+      </w:r>
+      <w:proofErr w:type="spellEnd"/>
     </w:p>
     <w:p>
       <w:r>
@@ -1340,7 +2095,23 @@
     </w:p>
     <w:p>
       <w:r>
-        <w:t>- In AUTH_MODE=jwt: validate JWT (use python-jose, RS256)</w:t>
+        <w:t>- In AUTH_MODE=</w:t>
+      </w:r>
+      <w:proofErr w:type="spellStart"/>
+      <w:r>
+        <w:t>jwt</w:t>
+      </w:r>
+      <w:proofErr w:type="spellEnd"/>
+      <w:r>
+        <w:t>: validate JWT (use python-</w:t>
+      </w:r>
+      <w:proofErr w:type="spellStart"/>
+      <w:r>
+        <w:t>jose</w:t>
+      </w:r>
+      <w:proofErr w:type="spellEnd"/>
+      <w:r>
+        <w:t>, RS256)</w:t>
       </w:r>
     </w:p>
     <w:p>
@@ -1350,8 +2121,13 @@
     </w:p>
     <w:p>
       <w:r>
-        <w:t>- Inject user into request.state.user</w:t>
-      </w:r>
+        <w:t xml:space="preserve">- Inject user into </w:t>
+      </w:r>
+      <w:proofErr w:type="spellStart"/>
+      <w:r>
+        <w:t>request.state.user</w:t>
+      </w:r>
+      <w:proofErr w:type="spellEnd"/>
     </w:p>
     <w:p/>
     <w:p>
@@ -1361,13 +2137,34 @@
     </w:p>
     <w:p>
       <w:r>
-        <w:t>- get_current_user() FastAPI dependency</w:t>
-      </w:r>
-    </w:p>
-    <w:p>
-      <w:r>
-        <w:t>- Reads user from request.state.user</w:t>
-      </w:r>
+        <w:t xml:space="preserve">- </w:t>
+      </w:r>
+      <w:proofErr w:type="spellStart"/>
+      <w:r>
+        <w:t>get_current_user</w:t>
+      </w:r>
+      <w:proofErr w:type="spellEnd"/>
+      <w:r>
+        <w:t xml:space="preserve">() </w:t>
+      </w:r>
+      <w:proofErr w:type="spellStart"/>
+      <w:r>
+        <w:t>FastAPI</w:t>
+      </w:r>
+      <w:proofErr w:type="spellEnd"/>
+      <w:r>
+        <w:t xml:space="preserve"> dependency</w:t>
+      </w:r>
+    </w:p>
+    <w:p>
+      <w:r>
+        <w:t xml:space="preserve">- Reads user from </w:t>
+      </w:r>
+      <w:proofErr w:type="spellStart"/>
+      <w:r>
+        <w:t>request.state.user</w:t>
+      </w:r>
+      <w:proofErr w:type="spellEnd"/>
     </w:p>
     <w:p>
       <w:r>
@@ -1382,8 +2179,29 @@
     </w:p>
     <w:p>
       <w:r>
-        <w:t>- Export: JWTAuthMiddleware, get_current_user, AuthenticatedUser</w:t>
-      </w:r>
+        <w:t xml:space="preserve">- Export: </w:t>
+      </w:r>
+      <w:proofErr w:type="spellStart"/>
+      <w:r>
+        <w:t>JWTAuthMiddleware</w:t>
+      </w:r>
+      <w:proofErr w:type="spellEnd"/>
+      <w:r>
+        <w:t xml:space="preserve">, </w:t>
+      </w:r>
+      <w:proofErr w:type="spellStart"/>
+      <w:r>
+        <w:t>get_current_user</w:t>
+      </w:r>
+      <w:proofErr w:type="spellEnd"/>
+      <w:r>
+        <w:t xml:space="preserve">, </w:t>
+      </w:r>
+      <w:proofErr w:type="spellStart"/>
+      <w:r>
+        <w:t>AuthenticatedUser</w:t>
+      </w:r>
+      <w:proofErr w:type="spellEnd"/>
     </w:p>
     <w:p/>
     <w:p>
@@ -1414,13 +2232,63 @@
     <w:p>
       <w:r>
         <w:lastRenderedPageBreak/>
-        <w:t>poetry add fastapi pydantic python-jose python-dotenv</w:t>
-      </w:r>
-    </w:p>
-    <w:p>
-      <w:r>
-        <w:t>poetry add --group dev pytest pytest-asyncio httpx</w:t>
-      </w:r>
+        <w:t xml:space="preserve">poetry add </w:t>
+      </w:r>
+      <w:proofErr w:type="spellStart"/>
+      <w:r>
+        <w:t>fastapi</w:t>
+      </w:r>
+      <w:proofErr w:type="spellEnd"/>
+      <w:r>
+        <w:t xml:space="preserve"> </w:t>
+      </w:r>
+      <w:proofErr w:type="spellStart"/>
+      <w:r>
+        <w:t>pydantic</w:t>
+      </w:r>
+      <w:proofErr w:type="spellEnd"/>
+      <w:r>
+        <w:t xml:space="preserve"> python-</w:t>
+      </w:r>
+      <w:proofErr w:type="spellStart"/>
+      <w:r>
+        <w:t>jose</w:t>
+      </w:r>
+      <w:proofErr w:type="spellEnd"/>
+      <w:r>
+        <w:t xml:space="preserve"> python-</w:t>
+      </w:r>
+      <w:proofErr w:type="spellStart"/>
+      <w:r>
+        <w:t>dotenv</w:t>
+      </w:r>
+      <w:proofErr w:type="spellEnd"/>
+    </w:p>
+    <w:p>
+      <w:r>
+        <w:t xml:space="preserve">poetry add --group dev </w:t>
+      </w:r>
+      <w:proofErr w:type="spellStart"/>
+      <w:r>
+        <w:t>pytest</w:t>
+      </w:r>
+      <w:proofErr w:type="spellEnd"/>
+      <w:r>
+        <w:t xml:space="preserve"> </w:t>
+      </w:r>
+      <w:proofErr w:type="spellStart"/>
+      <w:r>
+        <w:t>pytest-asyncio</w:t>
+      </w:r>
+      <w:proofErr w:type="spellEnd"/>
+      <w:r>
+        <w:t xml:space="preserve"> </w:t>
+      </w:r>
+      <w:proofErr w:type="spellStart"/>
+      <w:r>
+        <w:t>httpx</w:t>
+      </w:r>
+      <w:proofErr w:type="spellEnd"/>
     </w:p>
     <w:p>
       <w:pPr>
@@ -1449,33 +2317,117 @@
     </w:p>
     <w:p>
       <w:r>
-        <w:t>import pytest</w:t>
-      </w:r>
-    </w:p>
-    <w:p>
-      <w:r>
-        <w:t>from fastapi import FastAPI, Depends</w:t>
-      </w:r>
-    </w:p>
-    <w:p>
-      <w:r>
-        <w:t>from fastapi.testclient import TestClient</w:t>
-      </w:r>
-    </w:p>
-    <w:p>
-      <w:r>
-        <w:t>from shared.auth import JWTAuthMiddleware, get_current_user, AuthenticatedUser</w:t>
-      </w:r>
-    </w:p>
-    <w:p/>
-    <w:p>
-      <w:r>
-        <w:t>app = FastAPI()</w:t>
-      </w:r>
-    </w:p>
-    <w:p>
-      <w:r>
-        <w:t>app.add_middleware(JWTAuthMiddleware)</w:t>
+        <w:t xml:space="preserve">import </w:t>
+      </w:r>
+      <w:proofErr w:type="spellStart"/>
+      <w:r>
+        <w:t>pytest</w:t>
+      </w:r>
+      <w:proofErr w:type="spellEnd"/>
+    </w:p>
+    <w:p>
+      <w:r>
+        <w:t xml:space="preserve">from </w:t>
+      </w:r>
+      <w:proofErr w:type="spellStart"/>
+      <w:r>
+        <w:t>fastapi</w:t>
+      </w:r>
+      <w:proofErr w:type="spellEnd"/>
+      <w:r>
+        <w:t xml:space="preserve"> import </w:t>
+      </w:r>
+      <w:proofErr w:type="spellStart"/>
+      <w:r>
+        <w:t>FastAPI</w:t>
+      </w:r>
+      <w:proofErr w:type="spellEnd"/>
+      <w:r>
+        <w:t>, Depends</w:t>
+      </w:r>
+    </w:p>
+    <w:p>
+      <w:r>
+        <w:t xml:space="preserve">from </w:t>
+      </w:r>
+      <w:proofErr w:type="spellStart"/>
+      <w:r>
+        <w:t>fastapi.testclient</w:t>
+      </w:r>
+      <w:proofErr w:type="spellEnd"/>
+      <w:r>
+        <w:t xml:space="preserve"> import </w:t>
+      </w:r>
+      <w:proofErr w:type="spellStart"/>
+      <w:r>
+        <w:t>TestClient</w:t>
+      </w:r>
+      <w:proofErr w:type="spellEnd"/>
+    </w:p>
+    <w:p>
+      <w:r>
+        <w:t xml:space="preserve">from </w:t>
+      </w:r>
+      <w:proofErr w:type="spellStart"/>
+      <w:r>
+        <w:t>shared.auth</w:t>
+      </w:r>
+      <w:proofErr w:type="spellEnd"/>
+      <w:r>
+        <w:t xml:space="preserve"> import </w:t>
+      </w:r>
+      <w:proofErr w:type="spellStart"/>
+      <w:r>
+        <w:t>JWTAuthMiddleware</w:t>
+      </w:r>
+      <w:proofErr w:type="spellEnd"/>
+      <w:r>
+        <w:t xml:space="preserve">, </w:t>
+      </w:r>
+      <w:proofErr w:type="spellStart"/>
+      <w:r>
+        <w:t>get_current_user</w:t>
+      </w:r>
+      <w:proofErr w:type="spellEnd"/>
+      <w:r>
+        <w:t xml:space="preserve">, </w:t>
+      </w:r>
+      <w:proofErr w:type="spellStart"/>
+      <w:r>
+        <w:t>AuthenticatedUser</w:t>
+      </w:r>
+      <w:proofErr w:type="spellEnd"/>
+    </w:p>
+    <w:p/>
+    <w:p>
+      <w:r>
+        <w:t xml:space="preserve">app = </w:t>
+      </w:r>
+      <w:proofErr w:type="spellStart"/>
+      <w:r>
+        <w:t>FastAPI</w:t>
+      </w:r>
+      <w:proofErr w:type="spellEnd"/>
+      <w:r>
+        <w:t>()</w:t>
+      </w:r>
+    </w:p>
+    <w:p>
+      <w:proofErr w:type="spellStart"/>
+      <w:r>
+        <w:t>app.add_middleware</w:t>
+      </w:r>
+      <w:proofErr w:type="spellEnd"/>
+      <w:r>
+        <w:t>(</w:t>
+      </w:r>
+      <w:proofErr w:type="spellStart"/>
+      <w:r>
+        <w:t>JWTAuthMiddleware</w:t>
+      </w:r>
+      <w:proofErr w:type="spellEnd"/>
+      <w:r>
+        <w:t>)</w:t>
       </w:r>
     </w:p>
     <w:p/>
@@ -1486,12 +2438,52 @@
     </w:p>
     <w:p>
       <w:r>
-        <w:t>async def protected(user: AuthenticatedUser = Depends(get_current_user)):</w:t>
-      </w:r>
-    </w:p>
-    <w:p>
-      <w:r>
-        <w:t xml:space="preserve">    return {"user_id": user.user_id, "email": user.email}</w:t>
+        <w:t xml:space="preserve">async def protected(user: </w:t>
+      </w:r>
+      <w:proofErr w:type="spellStart"/>
+      <w:r>
+        <w:t>AuthenticatedUser</w:t>
+      </w:r>
+      <w:proofErr w:type="spellEnd"/>
+      <w:r>
+        <w:t xml:space="preserve"> = Depends(</w:t>
+      </w:r>
+      <w:proofErr w:type="spellStart"/>
+      <w:r>
+        <w:t>get_current_user</w:t>
+      </w:r>
+      <w:proofErr w:type="spellEnd"/>
+      <w:r>
+        <w:t>)):</w:t>
+      </w:r>
+    </w:p>
+    <w:p>
+      <w:r>
+        <w:t xml:space="preserve">    return {"</w:t>
+      </w:r>
+      <w:proofErr w:type="spellStart"/>
+      <w:r>
+        <w:t>user_id</w:t>
+      </w:r>
+      <w:proofErr w:type="spellEnd"/>
+      <w:r>
+        <w:t xml:space="preserve">": </w:t>
+      </w:r>
+      <w:proofErr w:type="spellStart"/>
+      <w:r>
+        <w:t>user.user_id</w:t>
+      </w:r>
+      <w:proofErr w:type="spellEnd"/>
+      <w:r>
+        <w:t xml:space="preserve">, "email": </w:t>
+      </w:r>
+      <w:proofErr w:type="spellStart"/>
+      <w:r>
+        <w:t>user.email</w:t>
+      </w:r>
+      <w:proofErr w:type="spellEnd"/>
+      <w:r>
+        <w:t>}</w:t>
       </w:r>
     </w:p>
     <w:p/>
@@ -1513,34 +2505,82 @@
     <w:p/>
     <w:p>
       <w:r>
-        <w:t>client = TestClient(app)</w:t>
-      </w:r>
-    </w:p>
-    <w:p/>
-    <w:p>
-      <w:r>
-        <w:t>def test_health_no_auth_needed():</w:t>
-      </w:r>
-    </w:p>
-    <w:p>
-      <w:r>
-        <w:t xml:space="preserve">    response = client.get("/health")</w:t>
-      </w:r>
-    </w:p>
-    <w:p>
-      <w:r>
-        <w:t xml:space="preserve">    assert response.status_code == 200</w:t>
-      </w:r>
-    </w:p>
-    <w:p/>
-    <w:p>
-      <w:r>
-        <w:t>def test_protected_with_mock_user():</w:t>
-      </w:r>
-    </w:p>
-    <w:p>
-      <w:r>
-        <w:t xml:space="preserve">    response = client.get(</w:t>
+        <w:t xml:space="preserve">client = </w:t>
+      </w:r>
+      <w:proofErr w:type="spellStart"/>
+      <w:r>
+        <w:t>TestClient</w:t>
+      </w:r>
+      <w:proofErr w:type="spellEnd"/>
+      <w:r>
+        <w:t>(app)</w:t>
+      </w:r>
+    </w:p>
+    <w:p/>
+    <w:p>
+      <w:r>
+        <w:t xml:space="preserve">def </w:t>
+      </w:r>
+      <w:proofErr w:type="spellStart"/>
+      <w:r>
+        <w:t>test_health_no_auth_needed</w:t>
+      </w:r>
+      <w:proofErr w:type="spellEnd"/>
+      <w:r>
+        <w:t>():</w:t>
+      </w:r>
+    </w:p>
+    <w:p>
+      <w:r>
+        <w:t xml:space="preserve">    response = </w:t>
+      </w:r>
+      <w:proofErr w:type="spellStart"/>
+      <w:r>
+        <w:t>client.get</w:t>
+      </w:r>
+      <w:proofErr w:type="spellEnd"/>
+      <w:r>
+        <w:t>("/health")</w:t>
+      </w:r>
+    </w:p>
+    <w:p>
+      <w:r>
+        <w:t xml:space="preserve">    assert </w:t>
+      </w:r>
+      <w:proofErr w:type="spellStart"/>
+      <w:r>
+        <w:t>response.status_code</w:t>
+      </w:r>
+      <w:proofErr w:type="spellEnd"/>
+      <w:r>
+        <w:t xml:space="preserve"> == 200</w:t>
+      </w:r>
+    </w:p>
+    <w:p/>
+    <w:p>
+      <w:r>
+        <w:t xml:space="preserve">def </w:t>
+      </w:r>
+      <w:proofErr w:type="spellStart"/>
+      <w:r>
+        <w:t>test_protected_with_mock_user</w:t>
+      </w:r>
+      <w:proofErr w:type="spellEnd"/>
+      <w:r>
+        <w:t>():</w:t>
+      </w:r>
+    </w:p>
+    <w:p>
+      <w:r>
+        <w:t xml:space="preserve">    response = </w:t>
+      </w:r>
+      <w:proofErr w:type="spellStart"/>
+      <w:r>
+        <w:t>client.get</w:t>
+      </w:r>
+      <w:proofErr w:type="spellEnd"/>
+      <w:r>
+        <w:t>(</w:t>
       </w:r>
     </w:p>
     <w:p>
@@ -1561,28 +2601,68 @@
     </w:p>
     <w:p>
       <w:r>
-        <w:t xml:space="preserve">    assert response.status_code == 200</w:t>
-      </w:r>
-    </w:p>
-    <w:p>
-      <w:r>
-        <w:t xml:space="preserve">    assert response.json()["email"] == "test@bank.com"</w:t>
-      </w:r>
-    </w:p>
-    <w:p/>
-    <w:p>
-      <w:r>
-        <w:t>def test_protected_no_auth_fails():</w:t>
-      </w:r>
-    </w:p>
-    <w:p>
-      <w:r>
-        <w:t xml:space="preserve">    response = client.get("/protected")</w:t>
-      </w:r>
-    </w:p>
-    <w:p>
-      <w:r>
-        <w:t xml:space="preserve">    assert response.status_code == 401</w:t>
+        <w:t xml:space="preserve">    assert </w:t>
+      </w:r>
+      <w:proofErr w:type="spellStart"/>
+      <w:r>
+        <w:t>response.status_code</w:t>
+      </w:r>
+      <w:proofErr w:type="spellEnd"/>
+      <w:r>
+        <w:t xml:space="preserve"> == 200</w:t>
+      </w:r>
+    </w:p>
+    <w:p>
+      <w:r>
+        <w:t xml:space="preserve">    assert </w:t>
+      </w:r>
+      <w:proofErr w:type="spellStart"/>
+      <w:r>
+        <w:t>response.json</w:t>
+      </w:r>
+      <w:proofErr w:type="spellEnd"/>
+      <w:r>
+        <w:t>()["email"] == "test@bank.com"</w:t>
+      </w:r>
+    </w:p>
+    <w:p/>
+    <w:p>
+      <w:r>
+        <w:t xml:space="preserve">def </w:t>
+      </w:r>
+      <w:proofErr w:type="spellStart"/>
+      <w:r>
+        <w:t>test_protected_no_auth_fails</w:t>
+      </w:r>
+      <w:proofErr w:type="spellEnd"/>
+      <w:r>
+        <w:t>():</w:t>
+      </w:r>
+    </w:p>
+    <w:p>
+      <w:r>
+        <w:t xml:space="preserve">    response = </w:t>
+      </w:r>
+      <w:proofErr w:type="spellStart"/>
+      <w:r>
+        <w:t>client.get</w:t>
+      </w:r>
+      <w:proofErr w:type="spellEnd"/>
+      <w:r>
+        <w:t>("/protected")</w:t>
+      </w:r>
+    </w:p>
+    <w:p>
+      <w:r>
+        <w:t xml:space="preserve">    assert </w:t>
+      </w:r>
+      <w:proofErr w:type="spellStart"/>
+      <w:r>
+        <w:t>response.status_code</w:t>
+      </w:r>
+      <w:proofErr w:type="spellEnd"/>
+      <w:r>
+        <w:t xml:space="preserve"> == 401</w:t>
       </w:r>
     </w:p>
     <w:p>
@@ -1592,12 +2672,28 @@
     </w:p>
     <w:p>
       <w:r>
-        <w:t>cd jpmc-data-platform</w:t>
-      </w:r>
-    </w:p>
-    <w:p>
-      <w:r>
-        <w:t>AUTH_MODE=mock pytest tests/auth/test_auth.py -v</w:t>
+        <w:t xml:space="preserve">cd </w:t>
+      </w:r>
+      <w:proofErr w:type="spellStart"/>
+      <w:r>
+        <w:t>jpmc</w:t>
+      </w:r>
+      <w:proofErr w:type="spellEnd"/>
+      <w:r>
+        <w:t>-data-platform</w:t>
+      </w:r>
+    </w:p>
+    <w:p>
+      <w:r>
+        <w:t xml:space="preserve">AUTH_MODE=mock </w:t>
+      </w:r>
+      <w:proofErr w:type="spellStart"/>
+      <w:r>
+        <w:t>pytest</w:t>
+      </w:r>
+      <w:proofErr w:type="spellEnd"/>
+      <w:r>
+        <w:t xml:space="preserve"> tests/auth/test_auth.py -v</w:t>
       </w:r>
     </w:p>
     <w:p>
@@ -1619,7 +2715,23 @@
     </w:p>
     <w:p>
       <w:r>
-        <w:t>PS D:\DataPlatformAI\DataPlatformAI\jpmc-data-platform&gt; $env:AUTH_MODE = "mock"; poetry run pytest tests/auth/test_auth.py -v</w:t>
+        <w:t>PS D:\DataPlatformAI\DataPlatformAI\jpmc-data-platform&gt; $</w:t>
+      </w:r>
+      <w:proofErr w:type="spellStart"/>
+      <w:r>
+        <w:t>env:AUTH_MODE</w:t>
+      </w:r>
+      <w:proofErr w:type="spellEnd"/>
+      <w:r>
+        <w:t xml:space="preserve"> = "mock"; poetry run </w:t>
+      </w:r>
+      <w:proofErr w:type="spellStart"/>
+      <w:r>
+        <w:t>pytest</w:t>
+      </w:r>
+      <w:proofErr w:type="spellEnd"/>
+      <w:r>
+        <w:t xml:space="preserve"> tests/auth/test_auth.py -v</w:t>
       </w:r>
     </w:p>
     <w:p>
@@ -1633,19 +2745,44 @@
       </w:r>
     </w:p>
     <w:p>
-      <w:r>
-        <w:t>cachedir: .pytest_cache</w:t>
-      </w:r>
-    </w:p>
-    <w:p>
-      <w:r>
-        <w:t>rootdir: D:\DataPlatformAI\DataPlatformAI\jpmc-data-platform</w:t>
-      </w:r>
-    </w:p>
-    <w:p>
-      <w:r>
-        <w:t>configfile: pyproject.toml</w:t>
-      </w:r>
+      <w:proofErr w:type="spellStart"/>
+      <w:r>
+        <w:t>cachedir</w:t>
+      </w:r>
+      <w:proofErr w:type="spellEnd"/>
+      <w:r>
+        <w:t>: .</w:t>
+      </w:r>
+      <w:proofErr w:type="spellStart"/>
+      <w:r>
+        <w:t>pytest_cache</w:t>
+      </w:r>
+      <w:proofErr w:type="spellEnd"/>
+    </w:p>
+    <w:p>
+      <w:proofErr w:type="spellStart"/>
+      <w:r>
+        <w:t>rootdir</w:t>
+      </w:r>
+      <w:proofErr w:type="spellEnd"/>
+      <w:r>
+        <w:t>: D:\DataPlatformAI\DataPlatformAI\jpmc-data-platform</w:t>
+      </w:r>
+    </w:p>
+    <w:p>
+      <w:proofErr w:type="spellStart"/>
+      <w:r>
+        <w:t>configfile</w:t>
+      </w:r>
+      <w:proofErr w:type="spellEnd"/>
+      <w:r>
+        <w:t xml:space="preserve">: </w:t>
+      </w:r>
+      <w:proofErr w:type="spellStart"/>
+      <w:r>
+        <w:t>pyproject.toml</w:t>
+      </w:r>
+      <w:proofErr w:type="spellEnd"/>
     </w:p>
     <w:p>
       <w:r>
@@ -1653,9 +2790,19 @@
       </w:r>
     </w:p>
     <w:p>
-      <w:r>
-        <w:t>asyncio: mode=Mode.AUTO</w:t>
-      </w:r>
+      <w:proofErr w:type="spellStart"/>
+      <w:r>
+        <w:t>asyncio</w:t>
+      </w:r>
+      <w:proofErr w:type="spellEnd"/>
+      <w:r>
+        <w:t>: mode=</w:t>
+      </w:r>
+      <w:proofErr w:type="spellStart"/>
+      <w:r>
+        <w:t>Mode.AUTO</w:t>
+      </w:r>
+      <w:proofErr w:type="spellEnd"/>
     </w:p>
     <w:p>
       <w:r>
@@ -1665,17 +2812,41 @@
     <w:p/>
     <w:p>
       <w:r>
-        <w:t>tests/auth/test_auth.py::test_health_no_auth_needed PASSED                                                 [ 33%]</w:t>
-      </w:r>
-    </w:p>
-    <w:p>
-      <w:r>
-        <w:t>tests/auth/test_auth.py::test_protected_with_mock_user PASSED                                              [ 66%]</w:t>
-      </w:r>
-    </w:p>
-    <w:p>
-      <w:r>
-        <w:t>tests/auth/test_auth.py::test_protected_no_auth_fails PASSED                                               [100%]</w:t>
+        <w:t>tests/auth/test_auth.py::</w:t>
+      </w:r>
+      <w:proofErr w:type="spellStart"/>
+      <w:r>
+        <w:t>test_health_no_auth_needed</w:t>
+      </w:r>
+      <w:proofErr w:type="spellEnd"/>
+      <w:r>
+        <w:t xml:space="preserve"> PASSED                                                 [ 33%]</w:t>
+      </w:r>
+    </w:p>
+    <w:p>
+      <w:r>
+        <w:t>tests/auth/test_auth.py::</w:t>
+      </w:r>
+      <w:proofErr w:type="spellStart"/>
+      <w:r>
+        <w:t>test_protected_with_mock_user</w:t>
+      </w:r>
+      <w:proofErr w:type="spellEnd"/>
+      <w:r>
+        <w:t xml:space="preserve"> PASSED                                              [ 66%]</w:t>
+      </w:r>
+    </w:p>
+    <w:p>
+      <w:r>
+        <w:t>tests/auth/test_auth.py::</w:t>
+      </w:r>
+      <w:proofErr w:type="spellStart"/>
+      <w:r>
+        <w:t>test_protected_no_auth_fails</w:t>
+      </w:r>
+      <w:proofErr w:type="spellEnd"/>
+      <w:r>
+        <w:t xml:space="preserve"> PASSED                                               [100%]</w:t>
       </w:r>
     </w:p>
     <w:p/>
@@ -1692,13 +2863,66 @@
     </w:p>
     <w:p>
       <w:r>
-        <w:t xml:space="preserve">  C:\Users\HP\AppData\Local\pypoetry\Cache\virtualenvs\python-ts-monorepo-AfBO-V4v-py3.13\Lib\site-packages\fastapi\testclient.py:1: StarletteDeprecationWarning: Using `httpx` with `starlette.testclient` is deprecated; install `httpx2` instead.</w:t>
-      </w:r>
-    </w:p>
-    <w:p>
-      <w:r>
-        <w:t xml:space="preserve">    from starlette.testclient import TestClient as TestClient  # noqa</w:t>
-      </w:r>
+        <w:t xml:space="preserve">  C:\Users\HP\AppData\Local\pypoetry\Cache\virtualenvs\python-ts-monorepo-AfBO-V4v-py3.13\Lib\site-packages\fastapi\testclient.py:1: </w:t>
+      </w:r>
+      <w:proofErr w:type="spellStart"/>
+      <w:r>
+        <w:t>StarletteDeprecationWarning</w:t>
+      </w:r>
+      <w:proofErr w:type="spellEnd"/>
+      <w:r>
+        <w:t>: Using `</w:t>
+      </w:r>
+      <w:proofErr w:type="spellStart"/>
+      <w:r>
+        <w:t>httpx</w:t>
+      </w:r>
+      <w:proofErr w:type="spellEnd"/>
+      <w:r>
+        <w:t>` with `</w:t>
+      </w:r>
+      <w:proofErr w:type="spellStart"/>
+      <w:r>
+        <w:t>starlette.testclient</w:t>
+      </w:r>
+      <w:proofErr w:type="spellEnd"/>
+      <w:r>
+        <w:t>` is deprecated; install `httpx2` instead.</w:t>
+      </w:r>
+    </w:p>
+    <w:p>
+      <w:r>
+        <w:t xml:space="preserve">    from </w:t>
+      </w:r>
+      <w:proofErr w:type="spellStart"/>
+      <w:r>
+        <w:t>starlette.testclient</w:t>
+      </w:r>
+      <w:proofErr w:type="spellEnd"/>
+      <w:r>
+        <w:t xml:space="preserve"> import </w:t>
+      </w:r>
+      <w:proofErr w:type="spellStart"/>
+      <w:r>
+        <w:t>TestClient</w:t>
+      </w:r>
+      <w:proofErr w:type="spellEnd"/>
+      <w:r>
+        <w:t xml:space="preserve"> as </w:t>
+      </w:r>
+      <w:proofErr w:type="spellStart"/>
+      <w:r>
+        <w:t>TestClient</w:t>
+      </w:r>
+      <w:proofErr w:type="spellEnd"/>
+      <w:r>
+        <w:t xml:space="preserve">  # </w:t>
+      </w:r>
+      <w:proofErr w:type="spellStart"/>
+      <w:r>
+        <w:t>noqa</w:t>
+      </w:r>
+      <w:proofErr w:type="spellEnd"/>
     </w:p>
     <w:p/>
     <w:p>
@@ -1725,7 +2949,23 @@
     <w:p/>
     <w:p>
       <w:r>
-        <w:t>PS D:\DataPlatformAI\DataPlatformAI\jpmc-data-platform&gt; $env:AUTH_MODE = "mock"; poetry run pytest tests/auth/test_auth.py -v</w:t>
+        <w:t>PS D:\DataPlatformAI\DataPlatformAI\jpmc-data-platform&gt; $</w:t>
+      </w:r>
+      <w:proofErr w:type="spellStart"/>
+      <w:r>
+        <w:t>env:AUTH_MODE</w:t>
+      </w:r>
+      <w:proofErr w:type="spellEnd"/>
+      <w:r>
+        <w:t xml:space="preserve"> = "mock"; poetry run </w:t>
+      </w:r>
+      <w:proofErr w:type="spellStart"/>
+      <w:r>
+        <w:t>pytest</w:t>
+      </w:r>
+      <w:proofErr w:type="spellEnd"/>
+      <w:r>
+        <w:t xml:space="preserve"> tests/auth/test_auth.py -v</w:t>
       </w:r>
     </w:p>
     <w:p>
@@ -1739,19 +2979,44 @@
       </w:r>
     </w:p>
     <w:p>
-      <w:r>
-        <w:t>cachedir: .pytest_cache</w:t>
-      </w:r>
-    </w:p>
-    <w:p>
-      <w:r>
-        <w:t>rootdir: D:\DataPlatformAI\DataPlatformAI\jpmc-data-platform</w:t>
-      </w:r>
-    </w:p>
-    <w:p>
-      <w:r>
-        <w:t>configfile: pyproject.toml</w:t>
-      </w:r>
+      <w:proofErr w:type="spellStart"/>
+      <w:r>
+        <w:t>cachedir</w:t>
+      </w:r>
+      <w:proofErr w:type="spellEnd"/>
+      <w:r>
+        <w:t>: .</w:t>
+      </w:r>
+      <w:proofErr w:type="spellStart"/>
+      <w:r>
+        <w:t>pytest_cache</w:t>
+      </w:r>
+      <w:proofErr w:type="spellEnd"/>
+    </w:p>
+    <w:p>
+      <w:proofErr w:type="spellStart"/>
+      <w:r>
+        <w:t>rootdir</w:t>
+      </w:r>
+      <w:proofErr w:type="spellEnd"/>
+      <w:r>
+        <w:t>: D:\DataPlatformAI\DataPlatformAI\jpmc-data-platform</w:t>
+      </w:r>
+    </w:p>
+    <w:p>
+      <w:proofErr w:type="spellStart"/>
+      <w:r>
+        <w:t>configfile</w:t>
+      </w:r>
+      <w:proofErr w:type="spellEnd"/>
+      <w:r>
+        <w:t xml:space="preserve">: </w:t>
+      </w:r>
+      <w:proofErr w:type="spellStart"/>
+      <w:r>
+        <w:t>pyproject.toml</w:t>
+      </w:r>
+      <w:proofErr w:type="spellEnd"/>
     </w:p>
     <w:p>
       <w:r>
@@ -1759,9 +3024,19 @@
       </w:r>
     </w:p>
     <w:p>
-      <w:r>
-        <w:t>asyncio: mode=Mode.AUTO</w:t>
-      </w:r>
+      <w:proofErr w:type="spellStart"/>
+      <w:r>
+        <w:t>asyncio</w:t>
+      </w:r>
+      <w:proofErr w:type="spellEnd"/>
+      <w:r>
+        <w:t>: mode=</w:t>
+      </w:r>
+      <w:proofErr w:type="spellStart"/>
+      <w:r>
+        <w:t>Mode.AUTO</w:t>
+      </w:r>
+      <w:proofErr w:type="spellEnd"/>
     </w:p>
     <w:p>
       <w:r>
@@ -1771,17 +3046,41 @@
     <w:p/>
     <w:p>
       <w:r>
-        <w:t>tests/auth/test_auth.py::test_health_no_auth_needed PASSED                                                 [ 33%]</w:t>
-      </w:r>
-    </w:p>
-    <w:p>
-      <w:r>
-        <w:t>tests/auth/test_auth.py::test_protected_with_mock_user PASSED                                              [ 66%]</w:t>
-      </w:r>
-    </w:p>
-    <w:p>
-      <w:r>
-        <w:t>tests/auth/test_auth.py::test_protected_no_auth_fails PASSED                                               [100%]</w:t>
+        <w:t>tests/auth/test_auth.py::</w:t>
+      </w:r>
+      <w:proofErr w:type="spellStart"/>
+      <w:r>
+        <w:t>test_health_no_auth_needed</w:t>
+      </w:r>
+      <w:proofErr w:type="spellEnd"/>
+      <w:r>
+        <w:t xml:space="preserve"> PASSED                                                 [ 33%]</w:t>
+      </w:r>
+    </w:p>
+    <w:p>
+      <w:r>
+        <w:t>tests/auth/test_auth.py::</w:t>
+      </w:r>
+      <w:proofErr w:type="spellStart"/>
+      <w:r>
+        <w:t>test_protected_with_mock_user</w:t>
+      </w:r>
+      <w:proofErr w:type="spellEnd"/>
+      <w:r>
+        <w:t xml:space="preserve"> PASSED                                              [ 66%]</w:t>
+      </w:r>
+    </w:p>
+    <w:p>
+      <w:r>
+        <w:t>tests/auth/test_auth.py::</w:t>
+      </w:r>
+      <w:proofErr w:type="spellStart"/>
+      <w:r>
+        <w:t>test_protected_no_auth_fails</w:t>
+      </w:r>
+      <w:proofErr w:type="spellEnd"/>
+      <w:r>
+        <w:t xml:space="preserve"> PASSED                                               [100%]</w:t>
       </w:r>
     </w:p>
     <w:p/>
@@ -1885,32 +3184,112 @@
     </w:p>
     <w:p>
       <w:r>
-        <w:t>- Pydantic v2 AuditEvent model with fields:</w:t>
-      </w:r>
-    </w:p>
-    <w:p>
-      <w:r>
-        <w:t xml:space="preserve">  timestamp (datetime), request_id (str), user_id (str), </w:t>
-      </w:r>
-    </w:p>
-    <w:p>
-      <w:r>
-        <w:t xml:space="preserve">  email (str), action (str), resource_type (str), </w:t>
-      </w:r>
-    </w:p>
-    <w:p>
-      <w:r>
-        <w:t xml:space="preserve">  resource_id (str), http_method (str), path (str),</w:t>
-      </w:r>
-    </w:p>
-    <w:p>
-      <w:r>
-        <w:t xml:space="preserve">  status_code (int), duration_ms (float), </w:t>
-      </w:r>
-    </w:p>
-    <w:p>
-      <w:r>
-        <w:t xml:space="preserve">  ip_address (str), environment (str)</w:t>
+        <w:t xml:space="preserve">- </w:t>
+      </w:r>
+      <w:proofErr w:type="spellStart"/>
+      <w:r>
+        <w:t>Pydantic</w:t>
+      </w:r>
+      <w:proofErr w:type="spellEnd"/>
+      <w:r>
+        <w:t xml:space="preserve"> v2 </w:t>
+      </w:r>
+      <w:proofErr w:type="spellStart"/>
+      <w:r>
+        <w:t>AuditEvent</w:t>
+      </w:r>
+      <w:proofErr w:type="spellEnd"/>
+      <w:r>
+        <w:t xml:space="preserve"> model with fields:</w:t>
+      </w:r>
+    </w:p>
+    <w:p>
+      <w:r>
+        <w:t xml:space="preserve">  timestamp (datetime), </w:t>
+      </w:r>
+      <w:proofErr w:type="spellStart"/>
+      <w:r>
+        <w:t>request_id</w:t>
+      </w:r>
+      <w:proofErr w:type="spellEnd"/>
+      <w:r>
+        <w:t xml:space="preserve"> (str), </w:t>
+      </w:r>
+      <w:proofErr w:type="spellStart"/>
+      <w:r>
+        <w:t>user_id</w:t>
+      </w:r>
+      <w:proofErr w:type="spellEnd"/>
+      <w:r>
+        <w:t xml:space="preserve"> (str), </w:t>
+      </w:r>
+    </w:p>
+    <w:p>
+      <w:r>
+        <w:t xml:space="preserve">  email (str), action (str), </w:t>
+      </w:r>
+      <w:proofErr w:type="spellStart"/>
+      <w:r>
+        <w:t>resource_type</w:t>
+      </w:r>
+      <w:proofErr w:type="spellEnd"/>
+      <w:r>
+        <w:t xml:space="preserve"> (str), </w:t>
+      </w:r>
+    </w:p>
+    <w:p>
+      <w:r>
+        <w:t xml:space="preserve">  </w:t>
+      </w:r>
+      <w:proofErr w:type="spellStart"/>
+      <w:r>
+        <w:t>resource_id</w:t>
+      </w:r>
+      <w:proofErr w:type="spellEnd"/>
+      <w:r>
+        <w:t xml:space="preserve"> (str), </w:t>
+      </w:r>
+      <w:proofErr w:type="spellStart"/>
+      <w:r>
+        <w:t>http_method</w:t>
+      </w:r>
+      <w:proofErr w:type="spellEnd"/>
+      <w:r>
+        <w:t xml:space="preserve"> (str), path (str),</w:t>
+      </w:r>
+    </w:p>
+    <w:p>
+      <w:r>
+        <w:t xml:space="preserve">  </w:t>
+      </w:r>
+      <w:proofErr w:type="spellStart"/>
+      <w:r>
+        <w:t>status_code</w:t>
+      </w:r>
+      <w:proofErr w:type="spellEnd"/>
+      <w:r>
+        <w:t xml:space="preserve"> (int), </w:t>
+      </w:r>
+      <w:proofErr w:type="spellStart"/>
+      <w:r>
+        <w:t>duration_ms</w:t>
+      </w:r>
+      <w:proofErr w:type="spellEnd"/>
+      <w:r>
+        <w:t xml:space="preserve"> (float), </w:t>
+      </w:r>
+    </w:p>
+    <w:p>
+      <w:r>
+        <w:t xml:space="preserve">  </w:t>
+      </w:r>
+      <w:proofErr w:type="spellStart"/>
+      <w:r>
+        <w:t>ip_address</w:t>
+      </w:r>
+      <w:proofErr w:type="spellEnd"/>
+      <w:r>
+        <w:t xml:space="preserve"> (str), environment (str)</w:t>
       </w:r>
     </w:p>
     <w:p/>
@@ -1921,18 +3300,52 @@
     </w:p>
     <w:p>
       <w:r>
-        <w:t>- redact(data: dict) → dict</w:t>
-      </w:r>
-    </w:p>
-    <w:p>
-      <w:r>
-        <w:t>- Redacts these field names anywhere in nested dict:</w:t>
-      </w:r>
-    </w:p>
-    <w:p>
-      <w:r>
-        <w:t xml:space="preserve">  password, token, secret, key, credential, ssn, national_id</w:t>
-      </w:r>
+        <w:t xml:space="preserve">- redact(data: </w:t>
+      </w:r>
+      <w:proofErr w:type="spellStart"/>
+      <w:r>
+        <w:t>dict</w:t>
+      </w:r>
+      <w:proofErr w:type="spellEnd"/>
+      <w:r>
+        <w:t xml:space="preserve">) → </w:t>
+      </w:r>
+      <w:proofErr w:type="spellStart"/>
+      <w:r>
+        <w:t>dict</w:t>
+      </w:r>
+      <w:proofErr w:type="spellEnd"/>
+    </w:p>
+    <w:p>
+      <w:r>
+        <w:t xml:space="preserve">- Redacts these field names anywhere in nested </w:t>
+      </w:r>
+      <w:proofErr w:type="spellStart"/>
+      <w:r>
+        <w:t>dict</w:t>
+      </w:r>
+      <w:proofErr w:type="spellEnd"/>
+      <w:r>
+        <w:t>:</w:t>
+      </w:r>
+    </w:p>
+    <w:p>
+      <w:r>
+        <w:t xml:space="preserve">  password, token, secret, key, credential, </w:t>
+      </w:r>
+      <w:proofErr w:type="spellStart"/>
+      <w:r>
+        <w:t>ssn</w:t>
+      </w:r>
+      <w:proofErr w:type="spellEnd"/>
+      <w:r>
+        <w:t xml:space="preserve">, </w:t>
+      </w:r>
+      <w:proofErr w:type="spellStart"/>
+      <w:r>
+        <w:t>national_id</w:t>
+      </w:r>
+      <w:proofErr w:type="spellEnd"/>
     </w:p>
     <w:p>
       <w:r>
@@ -1952,17 +3365,49 @@
     </w:p>
     <w:p>
       <w:r>
-        <w:t>- StdoutSink class with async write(event: AuditEvent) method</w:t>
-      </w:r>
-    </w:p>
-    <w:p>
-      <w:r>
-        <w:t>- Outputs structured JSON to stdout using Python logging module</w:t>
-      </w:r>
-    </w:p>
-    <w:p>
-      <w:r>
-        <w:t>- JSON format: all AuditEvent fields</w:t>
+        <w:t xml:space="preserve">- </w:t>
+      </w:r>
+      <w:proofErr w:type="spellStart"/>
+      <w:r>
+        <w:t>StdoutSink</w:t>
+      </w:r>
+      <w:proofErr w:type="spellEnd"/>
+      <w:r>
+        <w:t xml:space="preserve"> class with async write(event: </w:t>
+      </w:r>
+      <w:proofErr w:type="spellStart"/>
+      <w:r>
+        <w:t>AuditEvent</w:t>
+      </w:r>
+      <w:proofErr w:type="spellEnd"/>
+      <w:r>
+        <w:t>) method</w:t>
+      </w:r>
+    </w:p>
+    <w:p>
+      <w:r>
+        <w:t xml:space="preserve">- Outputs structured JSON to </w:t>
+      </w:r>
+      <w:proofErr w:type="spellStart"/>
+      <w:r>
+        <w:t>stdout</w:t>
+      </w:r>
+      <w:proofErr w:type="spellEnd"/>
+      <w:r>
+        <w:t xml:space="preserve"> using Python logging module</w:t>
+      </w:r>
+    </w:p>
+    <w:p>
+      <w:r>
+        <w:t xml:space="preserve">- JSON format: all </w:t>
+      </w:r>
+      <w:proofErr w:type="spellStart"/>
+      <w:r>
+        <w:t>AuditEvent</w:t>
+      </w:r>
+      <w:proofErr w:type="spellEnd"/>
+      <w:r>
+        <w:t xml:space="preserve"> fields</w:t>
       </w:r>
     </w:p>
     <w:p/>
@@ -1974,17 +3419,41 @@
     <w:p>
       <w:r>
         <w:lastRenderedPageBreak/>
-        <w:t>- AuditLogger class</w:t>
-      </w:r>
-    </w:p>
-    <w:p>
-      <w:r>
-        <w:t>- __init__ accepts list of sinks</w:t>
-      </w:r>
-    </w:p>
-    <w:p>
-      <w:r>
-        <w:t>- async log(event: AuditEvent) → writes to all sinks</w:t>
+        <w:t xml:space="preserve">- </w:t>
+      </w:r>
+      <w:proofErr w:type="spellStart"/>
+      <w:r>
+        <w:t>AuditLogger</w:t>
+      </w:r>
+      <w:proofErr w:type="spellEnd"/>
+      <w:r>
+        <w:t xml:space="preserve"> class</w:t>
+      </w:r>
+    </w:p>
+    <w:p>
+      <w:r>
+        <w:t>- __</w:t>
+      </w:r>
+      <w:proofErr w:type="spellStart"/>
+      <w:r>
+        <w:t>init</w:t>
+      </w:r>
+      <w:proofErr w:type="spellEnd"/>
+      <w:r>
+        <w:t>__ accepts list of sinks</w:t>
+      </w:r>
+    </w:p>
+    <w:p>
+      <w:r>
+        <w:t xml:space="preserve">- async log(event: </w:t>
+      </w:r>
+      <w:proofErr w:type="spellStart"/>
+      <w:r>
+        <w:t>AuditEvent</w:t>
+      </w:r>
+      <w:proofErr w:type="spellEnd"/>
+      <w:r>
+        <w:t>) → writes to all sinks</w:t>
       </w:r>
     </w:p>
     <w:p>
@@ -2000,8 +3469,21 @@
     </w:p>
     <w:p>
       <w:r>
-        <w:t>- FastAPI AuditMiddleware</w:t>
-      </w:r>
+        <w:t xml:space="preserve">- </w:t>
+      </w:r>
+      <w:proofErr w:type="spellStart"/>
+      <w:r>
+        <w:t>FastAPI</w:t>
+      </w:r>
+      <w:proofErr w:type="spellEnd"/>
+      <w:r>
+        <w:t xml:space="preserve"> </w:t>
+      </w:r>
+      <w:proofErr w:type="spellStart"/>
+      <w:r>
+        <w:t>AuditMiddleware</w:t>
+      </w:r>
+      <w:proofErr w:type="spellEnd"/>
     </w:p>
     <w:p>
       <w:r>
@@ -2010,8 +3492,13 @@
     </w:p>
     <w:p>
       <w:r>
-        <w:t>- Generates UUID request_id</w:t>
-      </w:r>
+        <w:t xml:space="preserve">- Generates UUID </w:t>
+      </w:r>
+      <w:proofErr w:type="spellStart"/>
+      <w:r>
+        <w:t>request_id</w:t>
+      </w:r>
+      <w:proofErr w:type="spellEnd"/>
     </w:p>
     <w:p>
       <w:r>
@@ -2020,12 +3507,28 @@
     </w:p>
     <w:p>
       <w:r>
-        <w:t>- After response: creates AuditEvent and logs it</w:t>
-      </w:r>
-    </w:p>
-    <w:p>
-      <w:r>
-        <w:t>- Extracts user from request.state.user if available</w:t>
+        <w:t xml:space="preserve">- After response: creates </w:t>
+      </w:r>
+      <w:proofErr w:type="spellStart"/>
+      <w:r>
+        <w:t>AuditEvent</w:t>
+      </w:r>
+      <w:proofErr w:type="spellEnd"/>
+      <w:r>
+        <w:t xml:space="preserve"> and logs it</w:t>
+      </w:r>
+    </w:p>
+    <w:p>
+      <w:r>
+        <w:t xml:space="preserve">- Extracts user from </w:t>
+      </w:r>
+      <w:proofErr w:type="spellStart"/>
+      <w:r>
+        <w:t>request.state.user</w:t>
+      </w:r>
+      <w:proofErr w:type="spellEnd"/>
+      <w:r>
+        <w:t xml:space="preserve"> if available</w:t>
       </w:r>
     </w:p>
     <w:p/>
@@ -2036,8 +3539,37 @@
     </w:p>
     <w:p>
       <w:r>
-        <w:t>- Export: AuditLogger, AuditMiddleware, AuditEvent, StdoutSink</w:t>
-      </w:r>
+        <w:t xml:space="preserve">- Export: </w:t>
+      </w:r>
+      <w:proofErr w:type="spellStart"/>
+      <w:r>
+        <w:t>AuditLogger</w:t>
+      </w:r>
+      <w:proofErr w:type="spellEnd"/>
+      <w:r>
+        <w:t xml:space="preserve">, </w:t>
+      </w:r>
+      <w:proofErr w:type="spellStart"/>
+      <w:r>
+        <w:t>AuditMiddleware</w:t>
+      </w:r>
+      <w:proofErr w:type="spellEnd"/>
+      <w:r>
+        <w:t xml:space="preserve">, </w:t>
+      </w:r>
+      <w:proofErr w:type="spellStart"/>
+      <w:r>
+        <w:t>AuditEvent</w:t>
+      </w:r>
+      <w:proofErr w:type="spellEnd"/>
+      <w:r>
+        <w:t xml:space="preserve">, </w:t>
+      </w:r>
+      <w:proofErr w:type="spellStart"/>
+      <w:r>
+        <w:t>StdoutSink</w:t>
+      </w:r>
+      <w:proofErr w:type="spellEnd"/>
     </w:p>
     <w:p>
       <w:pPr>
@@ -2061,13 +3593,55 @@
     </w:p>
     <w:p>
       <w:r>
-        <w:t>poetry add fastapi pydantic python-dotenv</w:t>
-      </w:r>
-    </w:p>
-    <w:p>
-      <w:r>
-        <w:t>poetry add --group dev pytest pytest-asyncio httpx</w:t>
-      </w:r>
+        <w:t xml:space="preserve">poetry add </w:t>
+      </w:r>
+      <w:proofErr w:type="spellStart"/>
+      <w:r>
+        <w:t>fastapi</w:t>
+      </w:r>
+      <w:proofErr w:type="spellEnd"/>
+      <w:r>
+        <w:t xml:space="preserve"> </w:t>
+      </w:r>
+      <w:proofErr w:type="spellStart"/>
+      <w:r>
+        <w:t>pydantic</w:t>
+      </w:r>
+      <w:proofErr w:type="spellEnd"/>
+      <w:r>
+        <w:t xml:space="preserve"> python-</w:t>
+      </w:r>
+      <w:proofErr w:type="spellStart"/>
+      <w:r>
+        <w:t>dotenv</w:t>
+      </w:r>
+      <w:proofErr w:type="spellEnd"/>
+    </w:p>
+    <w:p>
+      <w:r>
+        <w:t xml:space="preserve">poetry add --group dev </w:t>
+      </w:r>
+      <w:proofErr w:type="spellStart"/>
+      <w:r>
+        <w:t>pytest</w:t>
+      </w:r>
+      <w:proofErr w:type="spellEnd"/>
+      <w:r>
+        <w:t xml:space="preserve"> </w:t>
+      </w:r>
+      <w:proofErr w:type="spellStart"/>
+      <w:r>
+        <w:t>pytest-asyncio</w:t>
+      </w:r>
+      <w:proofErr w:type="spellEnd"/>
+      <w:r>
+        <w:t xml:space="preserve"> </w:t>
+      </w:r>
+      <w:proofErr w:type="spellStart"/>
+      <w:r>
+        <w:t>httpx</w:t>
+      </w:r>
+      <w:proofErr w:type="spellEnd"/>
     </w:p>
     <w:p>
       <w:pPr>
@@ -2096,27 +3670,96 @@
     </w:p>
     <w:p>
       <w:r>
-        <w:t>Write a pytest test file for tests/audit/test_audit.py that tests:</w:t>
-      </w:r>
-    </w:p>
-    <w:p>
-      <w:r>
-        <w:t>1. redact() removes password fields from nested dict</w:t>
-      </w:r>
-    </w:p>
-    <w:p>
-      <w:r>
-        <w:t>2. AuditLogger writes to StdoutSink without errors</w:t>
-      </w:r>
-    </w:p>
-    <w:p>
-      <w:r>
-        <w:t>3. AuditMiddleware adds request_id to every request</w:t>
-      </w:r>
-    </w:p>
-    <w:p>
-      <w:r>
-        <w:t>Use FastAPI TestClient and mock the StdoutSink.write method.</w:t>
+        <w:t xml:space="preserve">Write a </w:t>
+      </w:r>
+      <w:proofErr w:type="spellStart"/>
+      <w:r>
+        <w:t>pytest</w:t>
+      </w:r>
+      <w:proofErr w:type="spellEnd"/>
+      <w:r>
+        <w:t xml:space="preserve"> test file for tests/audit/test_audit.py that tests:</w:t>
+      </w:r>
+    </w:p>
+    <w:p>
+      <w:r>
+        <w:t xml:space="preserve">1. redact() removes password fields from nested </w:t>
+      </w:r>
+      <w:proofErr w:type="spellStart"/>
+      <w:r>
+        <w:t>dict</w:t>
+      </w:r>
+      <w:proofErr w:type="spellEnd"/>
+    </w:p>
+    <w:p>
+      <w:r>
+        <w:t xml:space="preserve">2. </w:t>
+      </w:r>
+      <w:proofErr w:type="spellStart"/>
+      <w:r>
+        <w:t>AuditLogger</w:t>
+      </w:r>
+      <w:proofErr w:type="spellEnd"/>
+      <w:r>
+        <w:t xml:space="preserve"> writes to </w:t>
+      </w:r>
+      <w:proofErr w:type="spellStart"/>
+      <w:r>
+        <w:t>StdoutSink</w:t>
+      </w:r>
+      <w:proofErr w:type="spellEnd"/>
+      <w:r>
+        <w:t xml:space="preserve"> without errors</w:t>
+      </w:r>
+    </w:p>
+    <w:p>
+      <w:r>
+        <w:t xml:space="preserve">3. </w:t>
+      </w:r>
+      <w:proofErr w:type="spellStart"/>
+      <w:r>
+        <w:t>AuditMiddleware</w:t>
+      </w:r>
+      <w:proofErr w:type="spellEnd"/>
+      <w:r>
+        <w:t xml:space="preserve"> adds </w:t>
+      </w:r>
+      <w:proofErr w:type="spellStart"/>
+      <w:r>
+        <w:t>request_id</w:t>
+      </w:r>
+      <w:proofErr w:type="spellEnd"/>
+      <w:r>
+        <w:t xml:space="preserve"> to every request</w:t>
+      </w:r>
+    </w:p>
+    <w:p>
+      <w:r>
+        <w:t xml:space="preserve">Use </w:t>
+      </w:r>
+      <w:proofErr w:type="spellStart"/>
+      <w:r>
+        <w:t>FastAPI</w:t>
+      </w:r>
+      <w:proofErr w:type="spellEnd"/>
+      <w:r>
+        <w:t xml:space="preserve"> </w:t>
+      </w:r>
+      <w:proofErr w:type="spellStart"/>
+      <w:r>
+        <w:t>TestClient</w:t>
+      </w:r>
+      <w:proofErr w:type="spellEnd"/>
+      <w:r>
+        <w:t xml:space="preserve"> and mock the </w:t>
+      </w:r>
+      <w:proofErr w:type="spellStart"/>
+      <w:r>
+        <w:t>StdoutSink.write</w:t>
+      </w:r>
+      <w:proofErr w:type="spellEnd"/>
+      <w:r>
+        <w:t xml:space="preserve"> method.</w:t>
       </w:r>
     </w:p>
     <w:p>
@@ -2125,15 +3768,36 @@
       </w:r>
     </w:p>
     <w:p>
-      <w:r>
-        <w:t>pytest tests/audit/ -v</w:t>
+      <w:proofErr w:type="spellStart"/>
+      <w:r>
+        <w:t>pytest</w:t>
+      </w:r>
+      <w:proofErr w:type="spellEnd"/>
+      <w:r>
+        <w:t xml:space="preserve"> tests/audit/ -v</w:t>
       </w:r>
     </w:p>
     <w:p/>
     <w:p>
       <w:r>
         <w:lastRenderedPageBreak/>
-        <w:t>PS D:\DataPlatformAI\DataPlatformAI\jpmc-data-platform\shared\audit&gt;  $env:AUTH_MODE="mock"; poetry run pytest tests/audit/test_audit.py -v</w:t>
+        <w:t>PS D:\DataPlatformAI\DataPlatformAI\jpmc-data-platform\shared\audit&gt;  $</w:t>
+      </w:r>
+      <w:proofErr w:type="spellStart"/>
+      <w:r>
+        <w:t>env:AUTH_MODE</w:t>
+      </w:r>
+      <w:proofErr w:type="spellEnd"/>
+      <w:r>
+        <w:t xml:space="preserve">="mock"; poetry run </w:t>
+      </w:r>
+      <w:proofErr w:type="spellStart"/>
+      <w:r>
+        <w:t>pytest</w:t>
+      </w:r>
+      <w:proofErr w:type="spellEnd"/>
+      <w:r>
+        <w:t xml:space="preserve"> tests/audit/test_audit.py -v</w:t>
       </w:r>
     </w:p>
     <w:p>
@@ -2147,19 +3811,44 @@
       </w:r>
     </w:p>
     <w:p>
-      <w:r>
-        <w:t>cachedir: .pytest_cache</w:t>
-      </w:r>
-    </w:p>
-    <w:p>
-      <w:r>
-        <w:t>rootdir: D:\DataPlatformAI\DataPlatformAI\jpmc-data-platform</w:t>
-      </w:r>
-    </w:p>
-    <w:p>
-      <w:r>
-        <w:t>configfile: pyproject.toml</w:t>
-      </w:r>
+      <w:proofErr w:type="spellStart"/>
+      <w:r>
+        <w:t>cachedir</w:t>
+      </w:r>
+      <w:proofErr w:type="spellEnd"/>
+      <w:r>
+        <w:t>: .</w:t>
+      </w:r>
+      <w:proofErr w:type="spellStart"/>
+      <w:r>
+        <w:t>pytest_cache</w:t>
+      </w:r>
+      <w:proofErr w:type="spellEnd"/>
+    </w:p>
+    <w:p>
+      <w:proofErr w:type="spellStart"/>
+      <w:r>
+        <w:t>rootdir</w:t>
+      </w:r>
+      <w:proofErr w:type="spellEnd"/>
+      <w:r>
+        <w:t>: D:\DataPlatformAI\DataPlatformAI\jpmc-data-platform</w:t>
+      </w:r>
+    </w:p>
+    <w:p>
+      <w:proofErr w:type="spellStart"/>
+      <w:r>
+        <w:t>configfile</w:t>
+      </w:r>
+      <w:proofErr w:type="spellEnd"/>
+      <w:r>
+        <w:t xml:space="preserve">: </w:t>
+      </w:r>
+      <w:proofErr w:type="spellStart"/>
+      <w:r>
+        <w:t>pyproject.toml</w:t>
+      </w:r>
+      <w:proofErr w:type="spellEnd"/>
     </w:p>
     <w:p>
       <w:r>
@@ -2167,8 +3856,37 @@
       </w:r>
     </w:p>
     <w:p>
-      <w:r>
-        <w:t>asyncio: mode=Mode.AUTO, debug=False, asyncio_default_fixture_loop_scope=None, asyncio_default_test_loop_scope=function</w:t>
+      <w:proofErr w:type="spellStart"/>
+      <w:r>
+        <w:t>asyncio</w:t>
+      </w:r>
+      <w:proofErr w:type="spellEnd"/>
+      <w:r>
+        <w:t>: mode=</w:t>
+      </w:r>
+      <w:proofErr w:type="spellStart"/>
+      <w:r>
+        <w:t>Mode.AUTO</w:t>
+      </w:r>
+      <w:proofErr w:type="spellEnd"/>
+      <w:r>
+        <w:t xml:space="preserve">, debug=False, </w:t>
+      </w:r>
+      <w:proofErr w:type="spellStart"/>
+      <w:r>
+        <w:t>asyncio_default_fixture_loop_scope</w:t>
+      </w:r>
+      <w:proofErr w:type="spellEnd"/>
+      <w:r>
+        <w:t xml:space="preserve">=None, </w:t>
+      </w:r>
+      <w:proofErr w:type="spellStart"/>
+      <w:r>
+        <w:t>asyncio_default_test_loop_scope</w:t>
+      </w:r>
+      <w:proofErr w:type="spellEnd"/>
+      <w:r>
+        <w:t>=function</w:t>
       </w:r>
     </w:p>
     <w:p>
@@ -2200,7 +3918,23 @@
     </w:p>
     <w:p>
       <w:r>
-        <w:t>PS D:\DataPlatformAI\DataPlatformAI\jpmc-data-platform&gt;  $env:AUTH_MODE="mock"; poetry run pytest tests/audit/test_audit.py -v</w:t>
+        <w:t>PS D:\DataPlatformAI\DataPlatformAI\jpmc-data-platform&gt;  $</w:t>
+      </w:r>
+      <w:proofErr w:type="spellStart"/>
+      <w:r>
+        <w:t>env:AUTH_MODE</w:t>
+      </w:r>
+      <w:proofErr w:type="spellEnd"/>
+      <w:r>
+        <w:t xml:space="preserve">="mock"; poetry run </w:t>
+      </w:r>
+      <w:proofErr w:type="spellStart"/>
+      <w:r>
+        <w:t>pytest</w:t>
+      </w:r>
+      <w:proofErr w:type="spellEnd"/>
+      <w:r>
+        <w:t xml:space="preserve"> tests/audit/test_audit.py -v</w:t>
       </w:r>
     </w:p>
     <w:p>
@@ -2214,19 +3948,44 @@
       </w:r>
     </w:p>
     <w:p>
-      <w:r>
-        <w:t>cachedir: .pytest_cache</w:t>
-      </w:r>
-    </w:p>
-    <w:p>
-      <w:r>
-        <w:t>rootdir: D:\DataPlatformAI\DataPlatformAI\jpmc-data-platform</w:t>
-      </w:r>
-    </w:p>
-    <w:p>
-      <w:r>
-        <w:t>configfile: pyproject.toml</w:t>
-      </w:r>
+      <w:proofErr w:type="spellStart"/>
+      <w:r>
+        <w:t>cachedir</w:t>
+      </w:r>
+      <w:proofErr w:type="spellEnd"/>
+      <w:r>
+        <w:t>: .</w:t>
+      </w:r>
+      <w:proofErr w:type="spellStart"/>
+      <w:r>
+        <w:t>pytest_cache</w:t>
+      </w:r>
+      <w:proofErr w:type="spellEnd"/>
+    </w:p>
+    <w:p>
+      <w:proofErr w:type="spellStart"/>
+      <w:r>
+        <w:t>rootdir</w:t>
+      </w:r>
+      <w:proofErr w:type="spellEnd"/>
+      <w:r>
+        <w:t>: D:\DataPlatformAI\DataPlatformAI\jpmc-data-platform</w:t>
+      </w:r>
+    </w:p>
+    <w:p>
+      <w:proofErr w:type="spellStart"/>
+      <w:r>
+        <w:t>configfile</w:t>
+      </w:r>
+      <w:proofErr w:type="spellEnd"/>
+      <w:r>
+        <w:t xml:space="preserve">: </w:t>
+      </w:r>
+      <w:proofErr w:type="spellStart"/>
+      <w:r>
+        <w:t>pyproject.toml</w:t>
+      </w:r>
+      <w:proofErr w:type="spellEnd"/>
     </w:p>
     <w:p>
       <w:r>
@@ -2234,9 +3993,19 @@
       </w:r>
     </w:p>
     <w:p>
-      <w:r>
-        <w:t>asyncio: mode=Mode.AUTO</w:t>
-      </w:r>
+      <w:proofErr w:type="spellStart"/>
+      <w:r>
+        <w:t>asyncio</w:t>
+      </w:r>
+      <w:proofErr w:type="spellEnd"/>
+      <w:r>
+        <w:t>: mode=</w:t>
+      </w:r>
+      <w:proofErr w:type="spellStart"/>
+      <w:r>
+        <w:t>Mode.AUTO</w:t>
+      </w:r>
+      <w:proofErr w:type="spellEnd"/>
     </w:p>
     <w:p>
       <w:r>
@@ -2272,12 +4041,28 @@
     </w:p>
     <w:p>
       <w:r>
-        <w:t>============== json -----------</w:t>
-      </w:r>
-    </w:p>
-    <w:p>
-      <w:r>
-        <w:t>PS D:\DataPlatformAI\DataPlatformAI\jpmc-data-platform&gt; $env:AUTH_MODE = "mock"</w:t>
+        <w:t xml:space="preserve">============== </w:t>
+      </w:r>
+      <w:proofErr w:type="spellStart"/>
+      <w:r>
+        <w:t>json</w:t>
+      </w:r>
+      <w:proofErr w:type="spellEnd"/>
+      <w:r>
+        <w:t xml:space="preserve"> -----------</w:t>
+      </w:r>
+    </w:p>
+    <w:p>
+      <w:r>
+        <w:t>PS D:\DataPlatformAI\DataPlatformAI\jpmc-data-platform&gt; $</w:t>
+      </w:r>
+      <w:proofErr w:type="spellStart"/>
+      <w:r>
+        <w:t>env:AUTH_MODE</w:t>
+      </w:r>
+      <w:proofErr w:type="spellEnd"/>
+      <w:r>
+        <w:t xml:space="preserve"> = "mock"</w:t>
       </w:r>
     </w:p>
     <w:p>
@@ -2287,18 +4072,49 @@
     </w:p>
     <w:p>
       <w:r>
-        <w:t>&gt;&gt; import asyncio</w:t>
-      </w:r>
-    </w:p>
-    <w:p>
-      <w:r>
-        <w:t>&gt;&gt; from shared.audit.logger import AuditLogger</w:t>
-      </w:r>
-    </w:p>
-    <w:p>
-      <w:r>
-        <w:t>&gt;&gt; from shared.audit.sinks.stdout import StdoutSink</w:t>
-      </w:r>
+        <w:t xml:space="preserve">&gt;&gt; import </w:t>
+      </w:r>
+      <w:proofErr w:type="spellStart"/>
+      <w:r>
+        <w:t>asyncio</w:t>
+      </w:r>
+      <w:proofErr w:type="spellEnd"/>
+    </w:p>
+    <w:p>
+      <w:r>
+        <w:t xml:space="preserve">&gt;&gt; from </w:t>
+      </w:r>
+      <w:proofErr w:type="spellStart"/>
+      <w:r>
+        <w:t>shared.audit.logger</w:t>
+      </w:r>
+      <w:proofErr w:type="spellEnd"/>
+      <w:r>
+        <w:t xml:space="preserve"> import </w:t>
+      </w:r>
+      <w:proofErr w:type="spellStart"/>
+      <w:r>
+        <w:t>AuditLogger</w:t>
+      </w:r>
+      <w:proofErr w:type="spellEnd"/>
+    </w:p>
+    <w:p>
+      <w:r>
+        <w:t xml:space="preserve">&gt;&gt; from </w:t>
+      </w:r>
+      <w:proofErr w:type="spellStart"/>
+      <w:r>
+        <w:t>shared.audit.sinks.stdout</w:t>
+      </w:r>
+      <w:proofErr w:type="spellEnd"/>
+      <w:r>
+        <w:t xml:space="preserve"> import </w:t>
+      </w:r>
+      <w:proofErr w:type="spellStart"/>
+      <w:r>
+        <w:t>StdoutSink</w:t>
+      </w:r>
+      <w:proofErr w:type="spellEnd"/>
     </w:p>
     <w:p>
       <w:r>
@@ -2312,7 +4128,31 @@
     </w:p>
     <w:p>
       <w:r>
-        <w:t>&gt;&gt;     logger = AuditLogger(service_name='demo', sinks=[StdoutSink()])</w:t>
+        <w:t xml:space="preserve">&gt;&gt;     logger = </w:t>
+      </w:r>
+      <w:proofErr w:type="spellStart"/>
+      <w:r>
+        <w:t>AuditLogger</w:t>
+      </w:r>
+      <w:proofErr w:type="spellEnd"/>
+      <w:r>
+        <w:t>(</w:t>
+      </w:r>
+      <w:proofErr w:type="spellStart"/>
+      <w:r>
+        <w:t>service_name</w:t>
+      </w:r>
+      <w:proofErr w:type="spellEnd"/>
+      <w:r>
+        <w:t>='demo', sinks=[</w:t>
+      </w:r>
+      <w:proofErr w:type="spellStart"/>
+      <w:r>
+        <w:t>StdoutSink</w:t>
+      </w:r>
+      <w:proofErr w:type="spellEnd"/>
+      <w:r>
+        <w:t>()])</w:t>
       </w:r>
     </w:p>
     <w:p>
@@ -2327,17 +4167,41 @@
     </w:p>
     <w:p>
       <w:r>
-        <w:t>&gt;&gt;         'resource_type': 'test',</w:t>
-      </w:r>
-    </w:p>
-    <w:p>
-      <w:r>
-        <w:t>&gt;&gt;         'resource_id': '1',</w:t>
-      </w:r>
-    </w:p>
-    <w:p>
-      <w:r>
-        <w:t>&gt;&gt;         'http_method': 'GET',</w:t>
+        <w:t>&gt;&gt;         '</w:t>
+      </w:r>
+      <w:proofErr w:type="spellStart"/>
+      <w:r>
+        <w:t>resource_type</w:t>
+      </w:r>
+      <w:proofErr w:type="spellEnd"/>
+      <w:r>
+        <w:t>': 'test',</w:t>
+      </w:r>
+    </w:p>
+    <w:p>
+      <w:r>
+        <w:t>&gt;&gt;         '</w:t>
+      </w:r>
+      <w:proofErr w:type="spellStart"/>
+      <w:r>
+        <w:t>resource_id</w:t>
+      </w:r>
+      <w:proofErr w:type="spellEnd"/>
+      <w:r>
+        <w:t>': '1',</w:t>
+      </w:r>
+    </w:p>
+    <w:p>
+      <w:r>
+        <w:t>&gt;&gt;         '</w:t>
+      </w:r>
+      <w:proofErr w:type="spellStart"/>
+      <w:r>
+        <w:t>http_method</w:t>
+      </w:r>
+      <w:proofErr w:type="spellEnd"/>
+      <w:r>
+        <w:t>': 'GET',</w:t>
       </w:r>
     </w:p>
     <w:p>
@@ -2347,17 +4211,41 @@
     </w:p>
     <w:p>
       <w:r>
-        <w:t>&gt;&gt;         'status_code': 200,</w:t>
-      </w:r>
-    </w:p>
-    <w:p>
-      <w:r>
-        <w:t>&gt;&gt;         'duration_ms': 1,</w:t>
-      </w:r>
-    </w:p>
-    <w:p>
-      <w:r>
-        <w:t>&gt;&gt;         'user_id': 'u1',</w:t>
+        <w:t>&gt;&gt;         '</w:t>
+      </w:r>
+      <w:proofErr w:type="spellStart"/>
+      <w:r>
+        <w:t>status_code</w:t>
+      </w:r>
+      <w:proofErr w:type="spellEnd"/>
+      <w:r>
+        <w:t>': 200,</w:t>
+      </w:r>
+    </w:p>
+    <w:p>
+      <w:r>
+        <w:t>&gt;&gt;         '</w:t>
+      </w:r>
+      <w:proofErr w:type="spellStart"/>
+      <w:r>
+        <w:t>duration_ms</w:t>
+      </w:r>
+      <w:proofErr w:type="spellEnd"/>
+      <w:r>
+        <w:t>': 1,</w:t>
+      </w:r>
+    </w:p>
+    <w:p>
+      <w:r>
+        <w:t>&gt;&gt;         '</w:t>
+      </w:r>
+      <w:proofErr w:type="spellStart"/>
+      <w:r>
+        <w:t>user_id</w:t>
+      </w:r>
+      <w:proofErr w:type="spellEnd"/>
+      <w:r>
+        <w:t>': 'u1',</w:t>
       </w:r>
     </w:p>
     <w:p>
@@ -2367,7 +4255,15 @@
     </w:p>
     <w:p>
       <w:r>
-        <w:t>&gt;&gt;         'ip_address': '127.0.0.1',</w:t>
+        <w:t>&gt;&gt;         '</w:t>
+      </w:r>
+      <w:proofErr w:type="spellStart"/>
+      <w:r>
+        <w:t>ip_address</w:t>
+      </w:r>
+      <w:proofErr w:type="spellEnd"/>
+      <w:r>
+        <w:t>': '127.0.0.1',</w:t>
       </w:r>
     </w:p>
     <w:p>
@@ -2383,7 +4279,15 @@
     </w:p>
     <w:p>
       <w:r>
-        <w:t>&gt;&gt; asyncio.run(main())</w:t>
+        <w:t xml:space="preserve">&gt;&gt; </w:t>
+      </w:r>
+      <w:proofErr w:type="spellStart"/>
+      <w:r>
+        <w:t>asyncio.run</w:t>
+      </w:r>
+      <w:proofErr w:type="spellEnd"/>
+      <w:r>
+        <w:t>(main())</w:t>
       </w:r>
     </w:p>
     <w:p>
@@ -2393,7 +4297,71 @@
     </w:p>
     <w:p>
       <w:r>
-        <w:t>{"timestamp": "2026-07-05T18:10:59.626459Z", "request_id": "212b1eab-6486-41ba-9557-c7ef8e6c12c2", "user_id": "u1", "email": "a@b.com", "action": "demo", "resource_type": "test", "resource_id": "1", "http_method": "GET", "path": "/demo", "status_code": 200, "duration_ms": 1.0, "ip_address": "127.0.0.1", "environment": "local", "service": "demo"}</w:t>
+        <w:t>{"timestamp": "2026-07-05T18:10:59.626459Z", "</w:t>
+      </w:r>
+      <w:proofErr w:type="spellStart"/>
+      <w:r>
+        <w:t>request_id</w:t>
+      </w:r>
+      <w:proofErr w:type="spellEnd"/>
+      <w:r>
+        <w:t>": "212b1eab-6486-41ba-9557-c7ef8e6c12c2", "</w:t>
+      </w:r>
+      <w:proofErr w:type="spellStart"/>
+      <w:r>
+        <w:t>user_id</w:t>
+      </w:r>
+      <w:proofErr w:type="spellEnd"/>
+      <w:r>
+        <w:t>": "u1", "email": "a@b.com", "action": "demo", "</w:t>
+      </w:r>
+      <w:proofErr w:type="spellStart"/>
+      <w:r>
+        <w:t>resource_type</w:t>
+      </w:r>
+      <w:proofErr w:type="spellEnd"/>
+      <w:r>
+        <w:t>": "test", "</w:t>
+      </w:r>
+      <w:proofErr w:type="spellStart"/>
+      <w:r>
+        <w:t>resource_id</w:t>
+      </w:r>
+      <w:proofErr w:type="spellEnd"/>
+      <w:r>
+        <w:t>": "1", "</w:t>
+      </w:r>
+      <w:proofErr w:type="spellStart"/>
+      <w:r>
+        <w:t>http_method</w:t>
+      </w:r>
+      <w:proofErr w:type="spellEnd"/>
+      <w:r>
+        <w:t>": "GET", "path": "/demo", "</w:t>
+      </w:r>
+      <w:proofErr w:type="spellStart"/>
+      <w:r>
+        <w:t>status_code</w:t>
+      </w:r>
+      <w:proofErr w:type="spellEnd"/>
+      <w:r>
+        <w:t>": 200, "</w:t>
+      </w:r>
+      <w:proofErr w:type="spellStart"/>
+      <w:r>
+        <w:t>duration_ms</w:t>
+      </w:r>
+      <w:proofErr w:type="spellEnd"/>
+      <w:r>
+        <w:t>": 1.0, "</w:t>
+      </w:r>
+      <w:proofErr w:type="spellStart"/>
+      <w:r>
+        <w:t>ip_address</w:t>
+      </w:r>
+      <w:proofErr w:type="spellEnd"/>
+      <w:r>
+        <w:t>": "127.0.0.1", "environment": "local", "service": "demo"}</w:t>
       </w:r>
     </w:p>
     <w:p>
@@ -2448,7 +4416,15 @@
         <w:t>Goal:</w:t>
       </w:r>
       <w:r>
-        <w:t xml:space="preserve"> Wrappers around AWS services that work locally via LocalStack </w:t>
+        <w:t xml:space="preserve"> Wrappers around AWS services that work locally via </w:t>
+      </w:r>
+      <w:proofErr w:type="spellStart"/>
+      <w:r>
+        <w:t>LocalStack</w:t>
+      </w:r>
+      <w:proofErr w:type="spellEnd"/>
+      <w:r>
+        <w:t xml:space="preserve"> </w:t>
       </w:r>
       <w:r>
         <w:rPr>
@@ -2473,7 +4449,23 @@
           <w:b/>
           <w:bCs/>
         </w:rPr>
-        <w:t>Start LocalStack first</w:t>
+        <w:t xml:space="preserve">Start </w:t>
+      </w:r>
+      <w:proofErr w:type="spellStart"/>
+      <w:r>
+        <w:rPr>
+          <w:b/>
+          <w:bCs/>
+        </w:rPr>
+        <w:t>LocalStack</w:t>
+      </w:r>
+      <w:proofErr w:type="spellEnd"/>
+      <w:r>
+        <w:rPr>
+          <w:b/>
+          <w:bCs/>
+        </w:rPr>
+        <w:t xml:space="preserve"> first</w:t>
       </w:r>
     </w:p>
     <w:p>
@@ -2483,8 +4475,21 @@
     </w:p>
     <w:p>
       <w:r>
-        <w:t>docker run --rm -p 4566:4566 localstack/localstack</w:t>
-      </w:r>
+        <w:t xml:space="preserve">docker run --rm -p 4566:4566 </w:t>
+      </w:r>
+      <w:proofErr w:type="spellStart"/>
+      <w:r>
+        <w:t>localstack</w:t>
+      </w:r>
+      <w:proofErr w:type="spellEnd"/>
+      <w:r>
+        <w:t>/</w:t>
+      </w:r>
+      <w:proofErr w:type="spellStart"/>
+      <w:r>
+        <w:t>localstack</w:t>
+      </w:r>
+      <w:proofErr w:type="spellEnd"/>
     </w:p>
     <w:p>
       <w:r>
@@ -2508,7 +4513,15 @@
     </w:p>
     <w:p>
       <w:r>
-        <w:t>Create AWS client wrappers for shared/aws-clients/.</w:t>
+        <w:t>Create AWS client wrappers for shared/</w:t>
+      </w:r>
+      <w:proofErr w:type="spellStart"/>
+      <w:r>
+        <w:t>aws</w:t>
+      </w:r>
+      <w:proofErr w:type="spellEnd"/>
+      <w:r>
+        <w:t>-clients/.</w:t>
       </w:r>
     </w:p>
     <w:p>
@@ -2529,33 +4542,102 @@
     </w:p>
     <w:p>
       <w:r>
-        <w:t>- BaseAWSClient class</w:t>
-      </w:r>
-    </w:p>
-    <w:p>
-      <w:r>
-        <w:t>- __init__: reads AWS_MODE, AWS_REGION, LOCALSTACK_URL from env</w:t>
-      </w:r>
-    </w:p>
-    <w:p>
-      <w:r>
-        <w:t>- get_client(service_name) → returns aioboto3 client</w:t>
-      </w:r>
-    </w:p>
-    <w:p>
-      <w:r>
-        <w:t xml:space="preserve">  with localstack endpoint if AWS_MODE=local</w:t>
-      </w:r>
-    </w:p>
-    <w:p>
-      <w:r>
-        <w:t>- async execute(operation_func) → runs with exponential backoff retry</w:t>
-      </w:r>
-    </w:p>
-    <w:p>
-      <w:r>
-        <w:t xml:space="preserve">  retry on: ClientError with ThrottlingException or ServiceUnavailable</w:t>
-      </w:r>
+        <w:t xml:space="preserve">- </w:t>
+      </w:r>
+      <w:proofErr w:type="spellStart"/>
+      <w:r>
+        <w:t>BaseAWSClient</w:t>
+      </w:r>
+      <w:proofErr w:type="spellEnd"/>
+      <w:r>
+        <w:t xml:space="preserve"> class</w:t>
+      </w:r>
+    </w:p>
+    <w:p>
+      <w:r>
+        <w:t>- __</w:t>
+      </w:r>
+      <w:proofErr w:type="spellStart"/>
+      <w:r>
+        <w:t>init</w:t>
+      </w:r>
+      <w:proofErr w:type="spellEnd"/>
+      <w:r>
+        <w:t>__: reads AWS_MODE, AWS_REGION, LOCALSTACK_URL from env</w:t>
+      </w:r>
+    </w:p>
+    <w:p>
+      <w:r>
+        <w:t xml:space="preserve">- </w:t>
+      </w:r>
+      <w:proofErr w:type="spellStart"/>
+      <w:r>
+        <w:t>get_client</w:t>
+      </w:r>
+      <w:proofErr w:type="spellEnd"/>
+      <w:r>
+        <w:t>(</w:t>
+      </w:r>
+      <w:proofErr w:type="spellStart"/>
+      <w:r>
+        <w:t>service_name</w:t>
+      </w:r>
+      <w:proofErr w:type="spellEnd"/>
+      <w:r>
+        <w:t>) → returns aioboto3 client</w:t>
+      </w:r>
+    </w:p>
+    <w:p>
+      <w:r>
+        <w:t xml:space="preserve">  with </w:t>
+      </w:r>
+      <w:proofErr w:type="spellStart"/>
+      <w:r>
+        <w:t>localstack</w:t>
+      </w:r>
+      <w:proofErr w:type="spellEnd"/>
+      <w:r>
+        <w:t xml:space="preserve"> endpoint if AWS_MODE=local</w:t>
+      </w:r>
+    </w:p>
+    <w:p>
+      <w:r>
+        <w:t>- async execute(</w:t>
+      </w:r>
+      <w:proofErr w:type="spellStart"/>
+      <w:r>
+        <w:t>operation_func</w:t>
+      </w:r>
+      <w:proofErr w:type="spellEnd"/>
+      <w:r>
+        <w:t>) → runs with exponential backoff retry</w:t>
+      </w:r>
+    </w:p>
+    <w:p>
+      <w:r>
+        <w:t xml:space="preserve">  retry on: </w:t>
+      </w:r>
+      <w:proofErr w:type="spellStart"/>
+      <w:r>
+        <w:t>ClientError</w:t>
+      </w:r>
+      <w:proofErr w:type="spellEnd"/>
+      <w:r>
+        <w:t xml:space="preserve"> with </w:t>
+      </w:r>
+      <w:proofErr w:type="spellStart"/>
+      <w:r>
+        <w:t>ThrottlingException</w:t>
+      </w:r>
+      <w:proofErr w:type="spellEnd"/>
+      <w:r>
+        <w:t xml:space="preserve"> or </w:t>
+      </w:r>
+      <w:proofErr w:type="spellStart"/>
+      <w:r>
+        <w:t>ServiceUnavailable</w:t>
+      </w:r>
+      <w:proofErr w:type="spellEnd"/>
     </w:p>
     <w:p>
       <w:r>
@@ -2570,8 +4652,21 @@
     </w:p>
     <w:p>
       <w:r>
-        <w:t>- AWSClientError(Exception) with: service, operation, message, status_code</w:t>
-      </w:r>
+        <w:t xml:space="preserve">- </w:t>
+      </w:r>
+      <w:proofErr w:type="spellStart"/>
+      <w:r>
+        <w:t>AWSClientError</w:t>
+      </w:r>
+      <w:proofErr w:type="spellEnd"/>
+      <w:r>
+        <w:t xml:space="preserve">(Exception) with: service, operation, message, </w:t>
+      </w:r>
+      <w:proofErr w:type="spellStart"/>
+      <w:r>
+        <w:t>status_code</w:t>
+      </w:r>
+      <w:proofErr w:type="spellEnd"/>
     </w:p>
     <w:p/>
     <w:p>
@@ -2582,27 +4677,91 @@
     </w:p>
     <w:p>
       <w:r>
-        <w:t>- S3Client(BaseAWSClient)</w:t>
-      </w:r>
-    </w:p>
-    <w:p>
-      <w:r>
-        <w:t>- async get_object(bucket, key) → bytes</w:t>
-      </w:r>
-    </w:p>
-    <w:p>
-      <w:r>
-        <w:t>- async put_object(bucket, key, body: bytes, content_type: str) → None</w:t>
-      </w:r>
-    </w:p>
-    <w:p>
-      <w:r>
-        <w:t>- async list_objects(bucket, prefix) → list[dict]</w:t>
-      </w:r>
-    </w:p>
-    <w:p>
-      <w:r>
-        <w:t>- async generate_presigned_url(bucket, key, expiry_seconds=3600) → str</w:t>
+        <w:t>- S3Client(</w:t>
+      </w:r>
+      <w:proofErr w:type="spellStart"/>
+      <w:r>
+        <w:t>BaseAWSClient</w:t>
+      </w:r>
+      <w:proofErr w:type="spellEnd"/>
+      <w:r>
+        <w:t>)</w:t>
+      </w:r>
+    </w:p>
+    <w:p>
+      <w:r>
+        <w:t xml:space="preserve">- async </w:t>
+      </w:r>
+      <w:proofErr w:type="spellStart"/>
+      <w:r>
+        <w:t>get_object</w:t>
+      </w:r>
+      <w:proofErr w:type="spellEnd"/>
+      <w:r>
+        <w:t>(bucket, key) → bytes</w:t>
+      </w:r>
+    </w:p>
+    <w:p>
+      <w:r>
+        <w:t xml:space="preserve">- async </w:t>
+      </w:r>
+      <w:proofErr w:type="spellStart"/>
+      <w:r>
+        <w:t>put_object</w:t>
+      </w:r>
+      <w:proofErr w:type="spellEnd"/>
+      <w:r>
+        <w:t xml:space="preserve">(bucket, key, body: bytes, </w:t>
+      </w:r>
+      <w:proofErr w:type="spellStart"/>
+      <w:r>
+        <w:t>content_type</w:t>
+      </w:r>
+      <w:proofErr w:type="spellEnd"/>
+      <w:r>
+        <w:t>: str) → None</w:t>
+      </w:r>
+    </w:p>
+    <w:p>
+      <w:r>
+        <w:t xml:space="preserve">- async </w:t>
+      </w:r>
+      <w:proofErr w:type="spellStart"/>
+      <w:r>
+        <w:t>list_objects</w:t>
+      </w:r>
+      <w:proofErr w:type="spellEnd"/>
+      <w:r>
+        <w:t>(bucket, prefix) → list[</w:t>
+      </w:r>
+      <w:proofErr w:type="spellStart"/>
+      <w:r>
+        <w:t>dict</w:t>
+      </w:r>
+      <w:proofErr w:type="spellEnd"/>
+      <w:r>
+        <w:t>]</w:t>
+      </w:r>
+    </w:p>
+    <w:p>
+      <w:r>
+        <w:t xml:space="preserve">- async </w:t>
+      </w:r>
+      <w:proofErr w:type="spellStart"/>
+      <w:r>
+        <w:t>generate_presigned_url</w:t>
+      </w:r>
+      <w:proofErr w:type="spellEnd"/>
+      <w:r>
+        <w:t xml:space="preserve">(bucket, key, </w:t>
+      </w:r>
+      <w:proofErr w:type="spellStart"/>
+      <w:r>
+        <w:t>expiry_seconds</w:t>
+      </w:r>
+      <w:proofErr w:type="spellEnd"/>
+      <w:r>
+        <w:t>=3600) → str</w:t>
       </w:r>
     </w:p>
     <w:p/>
@@ -2613,17 +4772,57 @@
     </w:p>
     <w:p>
       <w:r>
-        <w:t xml:space="preserve">- SecretsManagerClient(BaseAWSClient)  </w:t>
-      </w:r>
-    </w:p>
-    <w:p>
-      <w:r>
-        <w:t>- async get_secret(secret_name) → str</w:t>
-      </w:r>
-    </w:p>
-    <w:p>
-      <w:r>
-        <w:t>- Cache result in memory dict for 5 minutes</w:t>
+        <w:t xml:space="preserve">- </w:t>
+      </w:r>
+      <w:proofErr w:type="spellStart"/>
+      <w:r>
+        <w:t>SecretsManagerClient</w:t>
+      </w:r>
+      <w:proofErr w:type="spellEnd"/>
+      <w:r>
+        <w:t>(</w:t>
+      </w:r>
+      <w:proofErr w:type="spellStart"/>
+      <w:r>
+        <w:t>BaseAWSClient</w:t>
+      </w:r>
+      <w:proofErr w:type="spellEnd"/>
+      <w:r>
+        <w:t xml:space="preserve">)  </w:t>
+      </w:r>
+    </w:p>
+    <w:p>
+      <w:r>
+        <w:t xml:space="preserve">- async </w:t>
+      </w:r>
+      <w:proofErr w:type="spellStart"/>
+      <w:r>
+        <w:t>get_secret</w:t>
+      </w:r>
+      <w:proofErr w:type="spellEnd"/>
+      <w:r>
+        <w:t>(</w:t>
+      </w:r>
+      <w:proofErr w:type="spellStart"/>
+      <w:r>
+        <w:t>secret_name</w:t>
+      </w:r>
+      <w:proofErr w:type="spellEnd"/>
+      <w:r>
+        <w:t>) → str</w:t>
+      </w:r>
+    </w:p>
+    <w:p>
+      <w:r>
+        <w:t xml:space="preserve">- Cache result in memory </w:t>
+      </w:r>
+      <w:proofErr w:type="spellStart"/>
+      <w:r>
+        <w:t>dict</w:t>
+      </w:r>
+      <w:proofErr w:type="spellEnd"/>
+      <w:r>
+        <w:t xml:space="preserve"> for 5 minutes</w:t>
       </w:r>
     </w:p>
     <w:p>
@@ -2639,22 +4838,123 @@
     </w:p>
     <w:p>
       <w:r>
-        <w:t>- SQSClient(BaseAWSClient)</w:t>
-      </w:r>
-    </w:p>
-    <w:p>
-      <w:r>
-        <w:t>- async send_message(queue_url, body: dict) → message_id</w:t>
-      </w:r>
-    </w:p>
-    <w:p>
-      <w:r>
-        <w:t>- async receive_messages(queue_url, max_messages=10) → list[dict]</w:t>
-      </w:r>
-    </w:p>
-    <w:p>
-      <w:r>
-        <w:t>- async delete_message(queue_url, receipt_handle) → None</w:t>
+        <w:t xml:space="preserve">- </w:t>
+      </w:r>
+      <w:proofErr w:type="spellStart"/>
+      <w:r>
+        <w:t>SQSClient</w:t>
+      </w:r>
+      <w:proofErr w:type="spellEnd"/>
+      <w:r>
+        <w:t>(</w:t>
+      </w:r>
+      <w:proofErr w:type="spellStart"/>
+      <w:r>
+        <w:t>BaseAWSClient</w:t>
+      </w:r>
+      <w:proofErr w:type="spellEnd"/>
+      <w:r>
+        <w:t>)</w:t>
+      </w:r>
+    </w:p>
+    <w:p>
+      <w:r>
+        <w:t xml:space="preserve">- async </w:t>
+      </w:r>
+      <w:proofErr w:type="spellStart"/>
+      <w:r>
+        <w:t>send_message</w:t>
+      </w:r>
+      <w:proofErr w:type="spellEnd"/>
+      <w:r>
+        <w:t>(</w:t>
+      </w:r>
+      <w:proofErr w:type="spellStart"/>
+      <w:r>
+        <w:t>queue_url</w:t>
+      </w:r>
+      <w:proofErr w:type="spellEnd"/>
+      <w:r>
+        <w:t xml:space="preserve">, body: </w:t>
+      </w:r>
+      <w:proofErr w:type="spellStart"/>
+      <w:r>
+        <w:t>dict</w:t>
+      </w:r>
+      <w:proofErr w:type="spellEnd"/>
+      <w:r>
+        <w:t xml:space="preserve">) → </w:t>
+      </w:r>
+      <w:proofErr w:type="spellStart"/>
+      <w:r>
+        <w:t>message_id</w:t>
+      </w:r>
+      <w:proofErr w:type="spellEnd"/>
+    </w:p>
+    <w:p>
+      <w:r>
+        <w:t xml:space="preserve">- async </w:t>
+      </w:r>
+      <w:proofErr w:type="spellStart"/>
+      <w:r>
+        <w:t>receive_messages</w:t>
+      </w:r>
+      <w:proofErr w:type="spellEnd"/>
+      <w:r>
+        <w:t>(</w:t>
+      </w:r>
+      <w:proofErr w:type="spellStart"/>
+      <w:r>
+        <w:t>queue_url</w:t>
+      </w:r>
+      <w:proofErr w:type="spellEnd"/>
+      <w:r>
+        <w:t xml:space="preserve">, </w:t>
+      </w:r>
+      <w:proofErr w:type="spellStart"/>
+      <w:r>
+        <w:t>max_messages</w:t>
+      </w:r>
+      <w:proofErr w:type="spellEnd"/>
+      <w:r>
+        <w:t>=10) → list[</w:t>
+      </w:r>
+      <w:proofErr w:type="spellStart"/>
+      <w:r>
+        <w:t>dict</w:t>
+      </w:r>
+      <w:proofErr w:type="spellEnd"/>
+      <w:r>
+        <w:t>]</w:t>
+      </w:r>
+    </w:p>
+    <w:p>
+      <w:r>
+        <w:t xml:space="preserve">- async </w:t>
+      </w:r>
+      <w:proofErr w:type="spellStart"/>
+      <w:r>
+        <w:t>delete_message</w:t>
+      </w:r>
+      <w:proofErr w:type="spellEnd"/>
+      <w:r>
+        <w:t>(</w:t>
+      </w:r>
+      <w:proofErr w:type="spellStart"/>
+      <w:r>
+        <w:t>queue_url</w:t>
+      </w:r>
+      <w:proofErr w:type="spellEnd"/>
+      <w:r>
+        <w:t xml:space="preserve">, </w:t>
+      </w:r>
+      <w:proofErr w:type="spellStart"/>
+      <w:r>
+        <w:t>receipt_handle</w:t>
+      </w:r>
+      <w:proofErr w:type="spellEnd"/>
+      <w:r>
+        <w:t>) → None</w:t>
       </w:r>
     </w:p>
     <w:p/>
@@ -2685,17 +4985,54 @@
     </w:p>
     <w:p>
       <w:r>
-        <w:t>cd shared/aws-clients</w:t>
-      </w:r>
-    </w:p>
-    <w:p>
-      <w:r>
-        <w:t>poetry add aioboto3 pydantic python-dotenv</w:t>
-      </w:r>
-    </w:p>
-    <w:p>
-      <w:r>
-        <w:t>poetry add --group dev pytest pytest-asyncio moto</w:t>
+        <w:t>cd shared/</w:t>
+      </w:r>
+      <w:proofErr w:type="spellStart"/>
+      <w:r>
+        <w:t>aws</w:t>
+      </w:r>
+      <w:proofErr w:type="spellEnd"/>
+      <w:r>
+        <w:t>-clients</w:t>
+      </w:r>
+    </w:p>
+    <w:p>
+      <w:r>
+        <w:t xml:space="preserve">poetry add aioboto3 </w:t>
+      </w:r>
+      <w:proofErr w:type="spellStart"/>
+      <w:r>
+        <w:t>pydantic</w:t>
+      </w:r>
+      <w:proofErr w:type="spellEnd"/>
+      <w:r>
+        <w:t xml:space="preserve"> python-</w:t>
+      </w:r>
+      <w:proofErr w:type="spellStart"/>
+      <w:r>
+        <w:t>dotenv</w:t>
+      </w:r>
+      <w:proofErr w:type="spellEnd"/>
+    </w:p>
+    <w:p>
+      <w:r>
+        <w:t xml:space="preserve">poetry add --group dev </w:t>
+      </w:r>
+      <w:proofErr w:type="spellStart"/>
+      <w:r>
+        <w:t>pytest</w:t>
+      </w:r>
+      <w:proofErr w:type="spellEnd"/>
+      <w:r>
+        <w:t xml:space="preserve"> </w:t>
+      </w:r>
+      <w:proofErr w:type="spellStart"/>
+      <w:r>
+        <w:t>pytest-asyncio</w:t>
+      </w:r>
+      <w:proofErr w:type="spellEnd"/>
+      <w:r>
+        <w:t xml:space="preserve"> moto</w:t>
       </w:r>
     </w:p>
     <w:p>
@@ -2720,12 +5057,28 @@
     </w:p>
     <w:p>
       <w:r>
-        <w:t>Write pytest tests for tests/aws-clients/test_s3.py</w:t>
-      </w:r>
-    </w:p>
-    <w:p>
-      <w:r>
-        <w:t>Test S3Client.get_object and put_object using moto mock:</w:t>
+        <w:t xml:space="preserve">Write </w:t>
+      </w:r>
+      <w:proofErr w:type="spellStart"/>
+      <w:r>
+        <w:t>pytest</w:t>
+      </w:r>
+      <w:proofErr w:type="spellEnd"/>
+      <w:r>
+        <w:t xml:space="preserve"> tests for tests/aws-clients/test_s3.py</w:t>
+      </w:r>
+    </w:p>
+    <w:p>
+      <w:r>
+        <w:t xml:space="preserve">Test S3Client.get_object and </w:t>
+      </w:r>
+      <w:proofErr w:type="spellStart"/>
+      <w:r>
+        <w:t>put_object</w:t>
+      </w:r>
+      <w:proofErr w:type="spellEnd"/>
+      <w:r>
+        <w:t xml:space="preserve"> using moto mock:</w:t>
       </w:r>
     </w:p>
     <w:p>
@@ -2741,7 +5094,15 @@
     <w:p>
       <w:r>
         <w:lastRenderedPageBreak/>
-        <w:t>- test that AWSClientError is raised for missing object</w:t>
+        <w:t xml:space="preserve">- test that </w:t>
+      </w:r>
+      <w:proofErr w:type="spellStart"/>
+      <w:r>
+        <w:t>AWSClientError</w:t>
+      </w:r>
+      <w:proofErr w:type="spellEnd"/>
+      <w:r>
+        <w:t xml:space="preserve"> is raised for missing object</w:t>
       </w:r>
     </w:p>
     <w:p>
@@ -2755,10 +5116,184 @@
       </w:r>
     </w:p>
     <w:p>
-      <w:r>
-        <w:t>pytest tests/aws-clients/ -v</w:t>
-      </w:r>
-    </w:p>
+      <w:proofErr w:type="spellStart"/>
+      <w:r>
+        <w:t>pytest</w:t>
+      </w:r>
+      <w:proofErr w:type="spellEnd"/>
+      <w:r>
+        <w:t xml:space="preserve"> tests/</w:t>
+      </w:r>
+      <w:proofErr w:type="spellStart"/>
+      <w:r>
+        <w:t>aws</w:t>
+      </w:r>
+      <w:proofErr w:type="spellEnd"/>
+      <w:r>
+        <w:t>-clients/ -v</w:t>
+      </w:r>
+    </w:p>
+    <w:p/>
+    <w:p/>
+    <w:p>
+      <w:r>
+        <w:t xml:space="preserve">PS D:\DataPlatformAI\DataPlatformAI\jpmc-data-platform&gt; d:\DataPlatformAI\.venv\Scripts\python.exe -m </w:t>
+      </w:r>
+      <w:proofErr w:type="spellStart"/>
+      <w:r>
+        <w:t>pytest</w:t>
+      </w:r>
+      <w:proofErr w:type="spellEnd"/>
+      <w:r>
+        <w:t xml:space="preserve"> tests/</w:t>
+      </w:r>
+      <w:proofErr w:type="spellStart"/>
+      <w:r>
+        <w:t>aws</w:t>
+      </w:r>
+      <w:proofErr w:type="spellEnd"/>
+      <w:r>
+        <w:t>-clients -v</w:t>
+      </w:r>
+    </w:p>
+    <w:p>
+      <w:r>
+        <w:t>========================================= test session starts ==========================================</w:t>
+      </w:r>
+    </w:p>
+    <w:p>
+      <w:r>
+        <w:t>platform win32 -- Python 3.13.2, pytest-9.1.1, pluggy-1.6.0 -- D:\DataPlatformAI\.venv\Scripts\python.exe</w:t>
+      </w:r>
+    </w:p>
+    <w:p>
+      <w:proofErr w:type="spellStart"/>
+      <w:r>
+        <w:t>cachedir</w:t>
+      </w:r>
+      <w:proofErr w:type="spellEnd"/>
+      <w:r>
+        <w:t>: .</w:t>
+      </w:r>
+      <w:proofErr w:type="spellStart"/>
+      <w:r>
+        <w:t>pytest_cache</w:t>
+      </w:r>
+      <w:proofErr w:type="spellEnd"/>
+    </w:p>
+    <w:p>
+      <w:proofErr w:type="spellStart"/>
+      <w:r>
+        <w:t>rootdir</w:t>
+      </w:r>
+      <w:proofErr w:type="spellEnd"/>
+      <w:r>
+        <w:t>: D:\DataPlatformAI\DataPlatformAI\jpmc-data-platform</w:t>
+      </w:r>
+    </w:p>
+    <w:p>
+      <w:proofErr w:type="spellStart"/>
+      <w:r>
+        <w:t>configfile</w:t>
+      </w:r>
+      <w:proofErr w:type="spellEnd"/>
+      <w:r>
+        <w:t xml:space="preserve">: </w:t>
+      </w:r>
+      <w:proofErr w:type="spellStart"/>
+      <w:r>
+        <w:t>pyproject.toml</w:t>
+      </w:r>
+      <w:proofErr w:type="spellEnd"/>
+    </w:p>
+    <w:p>
+      <w:r>
+        <w:t>plugins: anyio-4.14.1, asyncio-1.4.0</w:t>
+      </w:r>
+    </w:p>
+    <w:p>
+      <w:proofErr w:type="spellStart"/>
+      <w:r>
+        <w:t>asyncio</w:t>
+      </w:r>
+      <w:proofErr w:type="spellEnd"/>
+      <w:r>
+        <w:t>: mode=</w:t>
+      </w:r>
+      <w:proofErr w:type="spellStart"/>
+      <w:r>
+        <w:t>Mode.AUTO</w:t>
+      </w:r>
+      <w:proofErr w:type="spellEnd"/>
+      <w:r>
+        <w:t xml:space="preserve">, debug=False, </w:t>
+      </w:r>
+      <w:proofErr w:type="spellStart"/>
+      <w:r>
+        <w:t>asyncio_default_fixture_loop_scope</w:t>
+      </w:r>
+      <w:proofErr w:type="spellEnd"/>
+      <w:r>
+        <w:t xml:space="preserve">=None, </w:t>
+      </w:r>
+      <w:proofErr w:type="spellStart"/>
+      <w:r>
+        <w:t>asyncio_default_test_loop_scope</w:t>
+      </w:r>
+      <w:proofErr w:type="spellEnd"/>
+      <w:r>
+        <w:t>=function</w:t>
+      </w:r>
+    </w:p>
+    <w:p>
+      <w:r>
+        <w:t xml:space="preserve">collected 4 items                                                                                       </w:t>
+      </w:r>
+    </w:p>
+    <w:p/>
+    <w:p>
+      <w:r>
+        <w:t>tests/</w:t>
+      </w:r>
+      <w:proofErr w:type="spellStart"/>
+      <w:r>
+        <w:t>aws</w:t>
+      </w:r>
+      <w:proofErr w:type="spellEnd"/>
+      <w:r>
+        <w:t>-clients/test_glue.py::</w:t>
+      </w:r>
+      <w:proofErr w:type="spellStart"/>
+      <w:r>
+        <w:t>test_get_job_local_mode</w:t>
+      </w:r>
+      <w:proofErr w:type="spellEnd"/>
+      <w:r>
+        <w:t xml:space="preserve"> PASSED                                    [ 25%]</w:t>
+      </w:r>
+    </w:p>
+    <w:p>
+      <w:r>
+        <w:t>tests/aws-clients/test_s3.py::test_s3_client_initializes_local_url PASSED                         [ 50%]</w:t>
+      </w:r>
+    </w:p>
+    <w:p>
+      <w:r>
+        <w:t>tests/aws-clients/test_s3.py::test_s3_client_put_and_get_object_round_trip PASSED                 [ 75%]</w:t>
+      </w:r>
+    </w:p>
+    <w:p>
+      <w:r>
+        <w:t>tests/aws-clients/test_s3.py::test_s3_client_raises_error_for_missing_object PASSED               [100%]</w:t>
+      </w:r>
+    </w:p>
+    <w:p/>
+    <w:p>
+      <w:r>
+        <w:t>========================================== 4 passed in 1.76s ===========================================</w:t>
+      </w:r>
+    </w:p>
+    <w:p/>
     <w:p>
       <w:r>
         <w:rPr>
@@ -2836,12 +5371,21 @@
           <w:b/>
           <w:bCs/>
         </w:rPr>
+        <w:lastRenderedPageBreak/>
         <w:t>What to paste in Claude</w:t>
       </w:r>
     </w:p>
     <w:p>
       <w:r>
-        <w:t>Create the Anthropic SDK wrapper for shared/claude-client/.</w:t>
+        <w:t>Create the Anthropic SDK wrapper for shared/</w:t>
+      </w:r>
+      <w:proofErr w:type="spellStart"/>
+      <w:r>
+        <w:t>claude</w:t>
+      </w:r>
+      <w:proofErr w:type="spellEnd"/>
+      <w:r>
+        <w:t>-client/.</w:t>
       </w:r>
     </w:p>
     <w:p>
@@ -2857,23 +5401,121 @@
     </w:p>
     <w:p>
       <w:r>
-        <w:t>- Pydantic v2 models:</w:t>
-      </w:r>
-    </w:p>
-    <w:p>
-      <w:r>
-        <w:t xml:space="preserve">  APICallRecord: model, input_tokens, output_tokens, cost_usd, </w:t>
-      </w:r>
-    </w:p>
-    <w:p>
-      <w:r>
-        <w:t xml:space="preserve">                 timestamp, caller_service, use_case, cached_tokens</w:t>
-      </w:r>
-    </w:p>
-    <w:p>
-      <w:r>
-        <w:t xml:space="preserve">  AgentIteration: iteration, tool_name, tool_input, tool_output, duration_ms</w:t>
-      </w:r>
+        <w:t xml:space="preserve">- </w:t>
+      </w:r>
+      <w:proofErr w:type="spellStart"/>
+      <w:r>
+        <w:t>Pydantic</w:t>
+      </w:r>
+      <w:proofErr w:type="spellEnd"/>
+      <w:r>
+        <w:t xml:space="preserve"> v2 models:</w:t>
+      </w:r>
+    </w:p>
+    <w:p>
+      <w:r>
+        <w:t xml:space="preserve">  </w:t>
+      </w:r>
+      <w:proofErr w:type="spellStart"/>
+      <w:r>
+        <w:t>APICallRecord</w:t>
+      </w:r>
+      <w:proofErr w:type="spellEnd"/>
+      <w:r>
+        <w:t xml:space="preserve">: model, </w:t>
+      </w:r>
+      <w:proofErr w:type="spellStart"/>
+      <w:r>
+        <w:t>input_tokens</w:t>
+      </w:r>
+      <w:proofErr w:type="spellEnd"/>
+      <w:r>
+        <w:t xml:space="preserve">, </w:t>
+      </w:r>
+      <w:proofErr w:type="spellStart"/>
+      <w:r>
+        <w:t>output_tokens</w:t>
+      </w:r>
+      <w:proofErr w:type="spellEnd"/>
+      <w:r>
+        <w:t xml:space="preserve">, </w:t>
+      </w:r>
+      <w:proofErr w:type="spellStart"/>
+      <w:r>
+        <w:t>cost_usd</w:t>
+      </w:r>
+      <w:proofErr w:type="spellEnd"/>
+      <w:r>
+        <w:t xml:space="preserve">, </w:t>
+      </w:r>
+    </w:p>
+    <w:p>
+      <w:r>
+        <w:t xml:space="preserve">                 timestamp, </w:t>
+      </w:r>
+      <w:proofErr w:type="spellStart"/>
+      <w:r>
+        <w:t>caller_service</w:t>
+      </w:r>
+      <w:proofErr w:type="spellEnd"/>
+      <w:r>
+        <w:t xml:space="preserve">, </w:t>
+      </w:r>
+      <w:proofErr w:type="spellStart"/>
+      <w:r>
+        <w:t>use_case</w:t>
+      </w:r>
+      <w:proofErr w:type="spellEnd"/>
+      <w:r>
+        <w:t xml:space="preserve">, </w:t>
+      </w:r>
+      <w:proofErr w:type="spellStart"/>
+      <w:r>
+        <w:t>cached_tokens</w:t>
+      </w:r>
+      <w:proofErr w:type="spellEnd"/>
+    </w:p>
+    <w:p>
+      <w:r>
+        <w:t xml:space="preserve">  </w:t>
+      </w:r>
+      <w:proofErr w:type="spellStart"/>
+      <w:r>
+        <w:t>AgentIteration</w:t>
+      </w:r>
+      <w:proofErr w:type="spellEnd"/>
+      <w:r>
+        <w:t xml:space="preserve">: iteration, </w:t>
+      </w:r>
+      <w:proofErr w:type="spellStart"/>
+      <w:r>
+        <w:t>tool_name</w:t>
+      </w:r>
+      <w:proofErr w:type="spellEnd"/>
+      <w:r>
+        <w:t xml:space="preserve">, </w:t>
+      </w:r>
+      <w:proofErr w:type="spellStart"/>
+      <w:r>
+        <w:t>tool_input</w:t>
+      </w:r>
+      <w:proofErr w:type="spellEnd"/>
+      <w:r>
+        <w:t xml:space="preserve">, </w:t>
+      </w:r>
+      <w:proofErr w:type="spellStart"/>
+      <w:r>
+        <w:t>tool_output</w:t>
+      </w:r>
+      <w:proofErr w:type="spellEnd"/>
+      <w:r>
+        <w:t xml:space="preserve">, </w:t>
+      </w:r>
+      <w:proofErr w:type="spellStart"/>
+      <w:r>
+        <w:t>duration_ms</w:t>
+      </w:r>
+      <w:proofErr w:type="spellEnd"/>
     </w:p>
     <w:p/>
     <w:p>
@@ -2924,7 +5566,15 @@
     </w:p>
     <w:p>
       <w:r>
-        <w:t>- MODEL_COSTS dict:</w:t>
+        <w:t xml:space="preserve">- MODEL_COSTS </w:t>
+      </w:r>
+      <w:proofErr w:type="spellStart"/>
+      <w:r>
+        <w:t>dict</w:t>
+      </w:r>
+      <w:proofErr w:type="spellEnd"/>
+      <w:r>
+        <w:t>:</w:t>
       </w:r>
     </w:p>
     <w:p>
@@ -2934,49 +5584,134 @@
     </w:p>
     <w:p>
       <w:r>
+        <w:t xml:space="preserve">  "claude-sonnet-4-6": {"input": 3.00, "output": 15.00} per 1M tokens</w:t>
+      </w:r>
+    </w:p>
+    <w:p>
+      <w:r>
+        <w:t xml:space="preserve">- </w:t>
+      </w:r>
+      <w:proofErr w:type="spellStart"/>
+      <w:r>
+        <w:t>calculate_cost</w:t>
+      </w:r>
+      <w:proofErr w:type="spellEnd"/>
+      <w:r>
+        <w:t xml:space="preserve">(model, </w:t>
+      </w:r>
+      <w:proofErr w:type="spellStart"/>
+      <w:r>
+        <w:t>input_tokens</w:t>
+      </w:r>
+      <w:proofErr w:type="spellEnd"/>
+      <w:r>
+        <w:t xml:space="preserve">, </w:t>
+      </w:r>
+      <w:proofErr w:type="spellStart"/>
+      <w:r>
+        <w:t>output_tokens</w:t>
+      </w:r>
+      <w:proofErr w:type="spellEnd"/>
+      <w:r>
+        <w:t>) → float (USD)</w:t>
+      </w:r>
+    </w:p>
+    <w:p>
+      <w:r>
+        <w:t xml:space="preserve">- </w:t>
+      </w:r>
+      <w:proofErr w:type="spellStart"/>
+      <w:r>
+        <w:t>DailyCostTracker</w:t>
+      </w:r>
+      <w:proofErr w:type="spellEnd"/>
+      <w:r>
+        <w:t xml:space="preserve"> class:</w:t>
+      </w:r>
+    </w:p>
+    <w:p>
+      <w:r>
+        <w:t xml:space="preserve">  - Tracks spend per service in memory </w:t>
+      </w:r>
+      <w:proofErr w:type="spellStart"/>
+      <w:r>
+        <w:t>dict</w:t>
+      </w:r>
+      <w:proofErr w:type="spellEnd"/>
+    </w:p>
+    <w:p>
+      <w:r>
+        <w:t xml:space="preserve">  - </w:t>
+      </w:r>
+      <w:proofErr w:type="spellStart"/>
+      <w:r>
+        <w:t>add_call</w:t>
+      </w:r>
+      <w:proofErr w:type="spellEnd"/>
+      <w:r>
+        <w:t xml:space="preserve">(service, cost) → raises </w:t>
+      </w:r>
+      <w:proofErr w:type="spellStart"/>
+      <w:r>
+        <w:t>BudgetExceededError</w:t>
+      </w:r>
+      <w:proofErr w:type="spellEnd"/>
+      <w:r>
+        <w:t xml:space="preserve"> if over cap</w:t>
+      </w:r>
+    </w:p>
+    <w:p>
+      <w:r>
+        <w:t xml:space="preserve">  - Cap read from CLAUDE_DAILY_COST_CAP_USD env var</w:t>
+      </w:r>
+    </w:p>
+    <w:p/>
+    <w:p>
+      <w:r>
+        <w:t>File 4: shared/claude-client/client.py</w:t>
+      </w:r>
+    </w:p>
+    <w:p>
+      <w:r>
+        <w:t xml:space="preserve">- </w:t>
+      </w:r>
+      <w:proofErr w:type="spellStart"/>
+      <w:r>
+        <w:t>ClaudeClient</w:t>
+      </w:r>
+      <w:proofErr w:type="spellEnd"/>
+      <w:r>
+        <w:t xml:space="preserve"> class</w:t>
+      </w:r>
+    </w:p>
+    <w:p>
+      <w:r>
         <w:lastRenderedPageBreak/>
-        <w:t xml:space="preserve">  "claude-sonnet-4-6": {"input": 3.00, "output": 15.00} per 1M tokens</w:t>
-      </w:r>
-    </w:p>
-    <w:p>
-      <w:r>
-        <w:t>- calculate_cost(model, input_tokens, output_tokens) → float (USD)</w:t>
-      </w:r>
-    </w:p>
-    <w:p>
-      <w:r>
-        <w:t>- DailyCostTracker class:</w:t>
-      </w:r>
-    </w:p>
-    <w:p>
-      <w:r>
-        <w:t xml:space="preserve">  - Tracks spend per service in memory dict</w:t>
-      </w:r>
-    </w:p>
-    <w:p>
-      <w:r>
-        <w:t xml:space="preserve">  - add_call(service, cost) → raises BudgetExceededError if over cap</w:t>
-      </w:r>
-    </w:p>
-    <w:p>
-      <w:r>
-        <w:t xml:space="preserve">  - Cap read from CLAUDE_DAILY_COST_CAP_USD env var</w:t>
-      </w:r>
-    </w:p>
-    <w:p/>
-    <w:p>
-      <w:r>
-        <w:t>File 4: shared/claude-client/client.py</w:t>
-      </w:r>
-    </w:p>
-    <w:p>
-      <w:r>
-        <w:t>- ClaudeClient class</w:t>
-      </w:r>
-    </w:p>
-    <w:p>
-      <w:r>
-        <w:t>- __init__(service_name: str, use_case: str)</w:t>
+        <w:t>- __</w:t>
+      </w:r>
+      <w:proofErr w:type="spellStart"/>
+      <w:r>
+        <w:t>init</w:t>
+      </w:r>
+      <w:proofErr w:type="spellEnd"/>
+      <w:r>
+        <w:t>__(</w:t>
+      </w:r>
+      <w:proofErr w:type="spellStart"/>
+      <w:r>
+        <w:t>service_name</w:t>
+      </w:r>
+      <w:proofErr w:type="spellEnd"/>
+      <w:r>
+        <w:t xml:space="preserve">: str, </w:t>
+      </w:r>
+      <w:proofErr w:type="spellStart"/>
+      <w:r>
+        <w:t>use_case</w:t>
+      </w:r>
+      <w:proofErr w:type="spellEnd"/>
+      <w:r>
+        <w:t>: str)</w:t>
       </w:r>
     </w:p>
     <w:p>
@@ -2986,7 +5721,15 @@
     </w:p>
     <w:p>
       <w:r>
-        <w:t xml:space="preserve">                 max_tokens=1000, sanitise=True) → str</w:t>
+        <w:t xml:space="preserve">                 </w:t>
+      </w:r>
+      <w:proofErr w:type="spellStart"/>
+      <w:r>
+        <w:t>max_tokens</w:t>
+      </w:r>
+      <w:proofErr w:type="spellEnd"/>
+      <w:r>
+        <w:t>=1000, sanitise=True) → str</w:t>
       </w:r>
     </w:p>
     <w:p>
@@ -2996,7 +5739,15 @@
     </w:p>
     <w:p>
       <w:r>
-        <w:t xml:space="preserve">  - Adds cache_control to system prompt if &gt; 1024 tokens</w:t>
+        <w:t xml:space="preserve">  - Adds </w:t>
+      </w:r>
+      <w:proofErr w:type="spellStart"/>
+      <w:r>
+        <w:t>cache_control</w:t>
+      </w:r>
+      <w:proofErr w:type="spellEnd"/>
+      <w:r>
+        <w:t xml:space="preserve"> to system prompt if &gt; 1024 tokens</w:t>
       </w:r>
     </w:p>
     <w:p>
@@ -3006,8 +5757,13 @@
     </w:p>
     <w:p>
       <w:r>
-        <w:t xml:space="preserve">  - Tracks cost via DailyCostTracker</w:t>
-      </w:r>
+        <w:t xml:space="preserve">  - Tracks cost via </w:t>
+      </w:r>
+      <w:proofErr w:type="spellStart"/>
+      <w:r>
+        <w:t>DailyCostTracker</w:t>
+      </w:r>
+      <w:proofErr w:type="spellEnd"/>
     </w:p>
     <w:p>
       <w:r>
@@ -3016,12 +5772,44 @@
     </w:p>
     <w:p>
       <w:r>
-        <w:t>- async complete_structured(system, messages, output_model: type[BaseModel],</w:t>
-      </w:r>
-    </w:p>
-    <w:p>
-      <w:r>
-        <w:t xml:space="preserve">                            model="claude-sonnet-4-6") → BaseModel instance</w:t>
+        <w:t xml:space="preserve">- async </w:t>
+      </w:r>
+      <w:proofErr w:type="spellStart"/>
+      <w:r>
+        <w:t>complete_structured</w:t>
+      </w:r>
+      <w:proofErr w:type="spellEnd"/>
+      <w:r>
+        <w:t xml:space="preserve">(system, messages, </w:t>
+      </w:r>
+      <w:proofErr w:type="spellStart"/>
+      <w:r>
+        <w:t>output_model</w:t>
+      </w:r>
+      <w:proofErr w:type="spellEnd"/>
+      <w:r>
+        <w:t>: type[</w:t>
+      </w:r>
+      <w:proofErr w:type="spellStart"/>
+      <w:r>
+        <w:t>BaseModel</w:t>
+      </w:r>
+      <w:proofErr w:type="spellEnd"/>
+      <w:r>
+        <w:t>],</w:t>
+      </w:r>
+    </w:p>
+    <w:p>
+      <w:r>
+        <w:t xml:space="preserve">                            model="claude-sonnet-4-6") → </w:t>
+      </w:r>
+      <w:proofErr w:type="spellStart"/>
+      <w:r>
+        <w:t>BaseModel</w:t>
+      </w:r>
+      <w:proofErr w:type="spellEnd"/>
+      <w:r>
+        <w:t xml:space="preserve"> instance</w:t>
       </w:r>
     </w:p>
     <w:p>
@@ -3036,8 +5824,13 @@
     </w:p>
     <w:p>
       <w:r>
-        <w:t xml:space="preserve">  - Validates against output_model</w:t>
-      </w:r>
+        <w:t xml:space="preserve">  - Validates against </w:t>
+      </w:r>
+      <w:proofErr w:type="spellStart"/>
+      <w:r>
+        <w:t>output_model</w:t>
+      </w:r>
+      <w:proofErr w:type="spellEnd"/>
     </w:p>
     <w:p>
       <w:r>
@@ -3052,17 +5845,65 @@
     </w:p>
     <w:p>
       <w:r>
-        <w:t>- async run_agent(client: ClaudeClient, system: str, messages: list,</w:t>
-      </w:r>
-    </w:p>
-    <w:p>
-      <w:r>
-        <w:t xml:space="preserve">                  tools: list[dict], tool_executor: dict[str, Callable],</w:t>
-      </w:r>
-    </w:p>
-    <w:p>
-      <w:r>
-        <w:t xml:space="preserve">                  max_iterations=10) → str</w:t>
+        <w:t xml:space="preserve">- async </w:t>
+      </w:r>
+      <w:proofErr w:type="spellStart"/>
+      <w:r>
+        <w:t>run_agent</w:t>
+      </w:r>
+      <w:proofErr w:type="spellEnd"/>
+      <w:r>
+        <w:t xml:space="preserve">(client: </w:t>
+      </w:r>
+      <w:proofErr w:type="spellStart"/>
+      <w:r>
+        <w:t>ClaudeClient</w:t>
+      </w:r>
+      <w:proofErr w:type="spellEnd"/>
+      <w:r>
+        <w:t>, system: str, messages: list,</w:t>
+      </w:r>
+    </w:p>
+    <w:p>
+      <w:r>
+        <w:t xml:space="preserve">                  tools: list[</w:t>
+      </w:r>
+      <w:proofErr w:type="spellStart"/>
+      <w:r>
+        <w:t>dict</w:t>
+      </w:r>
+      <w:proofErr w:type="spellEnd"/>
+      <w:r>
+        <w:t xml:space="preserve">], </w:t>
+      </w:r>
+      <w:proofErr w:type="spellStart"/>
+      <w:r>
+        <w:t>tool_executor</w:t>
+      </w:r>
+      <w:proofErr w:type="spellEnd"/>
+      <w:r>
+        <w:t xml:space="preserve">: </w:t>
+      </w:r>
+      <w:proofErr w:type="spellStart"/>
+      <w:r>
+        <w:t>dict</w:t>
+      </w:r>
+      <w:proofErr w:type="spellEnd"/>
+      <w:r>
+        <w:t>[str, Callable],</w:t>
+      </w:r>
+    </w:p>
+    <w:p>
+      <w:r>
+        <w:t xml:space="preserve">                  </w:t>
+      </w:r>
+      <w:proofErr w:type="spellStart"/>
+      <w:r>
+        <w:t>max_iterations</w:t>
+      </w:r>
+      <w:proofErr w:type="spellEnd"/>
+      <w:r>
+        <w:t>=10) → str</w:t>
       </w:r>
     </w:p>
     <w:p>
@@ -3077,50 +5918,108 @@
     </w:p>
     <w:p>
       <w:r>
-        <w:t xml:space="preserve">  2. If response has tool_use blocks, execute each tool</w:t>
+        <w:t xml:space="preserve">  2. If response has </w:t>
+      </w:r>
+      <w:proofErr w:type="spellStart"/>
+      <w:r>
+        <w:t>tool_use</w:t>
+      </w:r>
+      <w:proofErr w:type="spellEnd"/>
+      <w:r>
+        <w:t xml:space="preserve"> blocks, execute each tool</w:t>
+      </w:r>
+    </w:p>
+    <w:p>
+      <w:r>
+        <w:t xml:space="preserve">  3. Add tool results to messages</w:t>
+      </w:r>
+    </w:p>
+    <w:p>
+      <w:r>
+        <w:t xml:space="preserve">  4. Repeat until text response or </w:t>
+      </w:r>
+      <w:proofErr w:type="spellStart"/>
+      <w:r>
+        <w:t>max_iterations</w:t>
+      </w:r>
+      <w:proofErr w:type="spellEnd"/>
+    </w:p>
+    <w:p>
+      <w:r>
+        <w:t xml:space="preserve">  5. Raise </w:t>
+      </w:r>
+      <w:proofErr w:type="spellStart"/>
+      <w:r>
+        <w:t>AgentMaxIterationsError</w:t>
+      </w:r>
+      <w:proofErr w:type="spellEnd"/>
+      <w:r>
+        <w:t xml:space="preserve"> if limit hit</w:t>
+      </w:r>
+    </w:p>
+    <w:p>
+      <w:r>
+        <w:t>- Log each iteration with tool name, duration</w:t>
+      </w:r>
+    </w:p>
+    <w:p/>
+    <w:p>
+      <w:r>
+        <w:t>File 6: shared/claude-client/exceptions.py</w:t>
+      </w:r>
+    </w:p>
+    <w:p>
+      <w:r>
+        <w:t xml:space="preserve">- </w:t>
+      </w:r>
+      <w:proofErr w:type="spellStart"/>
+      <w:r>
+        <w:t>BudgetExceededError</w:t>
+      </w:r>
+      <w:proofErr w:type="spellEnd"/>
+      <w:r>
+        <w:t xml:space="preserve">, </w:t>
+      </w:r>
+      <w:proofErr w:type="spellStart"/>
+      <w:r>
+        <w:t>StructuredOutputError</w:t>
+      </w:r>
+      <w:proofErr w:type="spellEnd"/>
+      <w:r>
+        <w:t xml:space="preserve">, </w:t>
+      </w:r>
+      <w:proofErr w:type="spellStart"/>
+      <w:r>
+        <w:t>AgentMaxIterationsError</w:t>
+      </w:r>
+      <w:proofErr w:type="spellEnd"/>
+    </w:p>
+    <w:p/>
+    <w:p>
+      <w:r>
+        <w:t>File 7: shared/claude-client/__init__.py</w:t>
       </w:r>
     </w:p>
     <w:p>
       <w:r>
         <w:lastRenderedPageBreak/>
-        <w:t xml:space="preserve">  3. Add tool results to messages</w:t>
-      </w:r>
-    </w:p>
-    <w:p>
-      <w:r>
-        <w:t xml:space="preserve">  4. Repeat until text response or max_iterations</w:t>
-      </w:r>
-    </w:p>
-    <w:p>
-      <w:r>
-        <w:t xml:space="preserve">  5. Raise AgentMaxIterationsError if limit hit</w:t>
-      </w:r>
-    </w:p>
-    <w:p>
-      <w:r>
-        <w:t>- Log each iteration with tool name, duration</w:t>
-      </w:r>
-    </w:p>
-    <w:p/>
-    <w:p>
-      <w:r>
-        <w:t>File 6: shared/claude-client/exceptions.py</w:t>
-      </w:r>
-    </w:p>
-    <w:p>
-      <w:r>
-        <w:t>- BudgetExceededError, StructuredOutputError, AgentMaxIterationsError</w:t>
-      </w:r>
-    </w:p>
-    <w:p/>
-    <w:p>
-      <w:r>
-        <w:t>File 7: shared/claude-client/__init__.py</w:t>
-      </w:r>
-    </w:p>
-    <w:p>
-      <w:r>
-        <w:t>- Export: ClaudeClient, run_agent, sanitise</w:t>
+        <w:t xml:space="preserve">- Export: </w:t>
+      </w:r>
+      <w:proofErr w:type="spellStart"/>
+      <w:r>
+        <w:t>ClaudeClient</w:t>
+      </w:r>
+      <w:proofErr w:type="spellEnd"/>
+      <w:r>
+        <w:t xml:space="preserve">, </w:t>
+      </w:r>
+      <w:proofErr w:type="spellStart"/>
+      <w:r>
+        <w:t>run_agent</w:t>
+      </w:r>
+      <w:proofErr w:type="spellEnd"/>
+      <w:r>
+        <w:t>, sanitise</w:t>
       </w:r>
     </w:p>
     <w:p>
@@ -3140,18 +6039,52 @@
     </w:p>
     <w:p>
       <w:r>
-        <w:t>cd shared/claude-client</w:t>
-      </w:r>
-    </w:p>
-    <w:p>
-      <w:r>
-        <w:t>poetry add anthropic pydantic python-dotenv</w:t>
-      </w:r>
-    </w:p>
-    <w:p>
-      <w:r>
-        <w:t>poetry add --group dev pytest pytest-asyncio</w:t>
-      </w:r>
+        <w:t>cd shared/</w:t>
+      </w:r>
+      <w:proofErr w:type="spellStart"/>
+      <w:r>
+        <w:t>claude</w:t>
+      </w:r>
+      <w:proofErr w:type="spellEnd"/>
+      <w:r>
+        <w:t>-client</w:t>
+      </w:r>
+    </w:p>
+    <w:p>
+      <w:r>
+        <w:t xml:space="preserve">poetry add anthropic </w:t>
+      </w:r>
+      <w:proofErr w:type="spellStart"/>
+      <w:r>
+        <w:t>pydantic</w:t>
+      </w:r>
+      <w:proofErr w:type="spellEnd"/>
+      <w:r>
+        <w:t xml:space="preserve"> python-</w:t>
+      </w:r>
+      <w:proofErr w:type="spellStart"/>
+      <w:r>
+        <w:t>dotenv</w:t>
+      </w:r>
+      <w:proofErr w:type="spellEnd"/>
+    </w:p>
+    <w:p>
+      <w:r>
+        <w:t xml:space="preserve">poetry add --group dev </w:t>
+      </w:r>
+      <w:proofErr w:type="spellStart"/>
+      <w:r>
+        <w:t>pytest</w:t>
+      </w:r>
+      <w:proofErr w:type="spellEnd"/>
+      <w:r>
+        <w:t xml:space="preserve"> </w:t>
+      </w:r>
+      <w:proofErr w:type="spellStart"/>
+      <w:r>
+        <w:t>pytest-asyncio</w:t>
+      </w:r>
+      <w:proofErr w:type="spellEnd"/>
     </w:p>
     <w:p>
       <w:pPr>
@@ -3175,7 +6108,23 @@
     </w:p>
     <w:p>
       <w:r>
-        <w:t>Write pytest tests for tests/claude-client/test_sanitiser.py:</w:t>
+        <w:t xml:space="preserve">Write </w:t>
+      </w:r>
+      <w:proofErr w:type="spellStart"/>
+      <w:r>
+        <w:t>pytest</w:t>
+      </w:r>
+      <w:proofErr w:type="spellEnd"/>
+      <w:r>
+        <w:t xml:space="preserve"> tests for tests/</w:t>
+      </w:r>
+      <w:proofErr w:type="spellStart"/>
+      <w:r>
+        <w:t>claude</w:t>
+      </w:r>
+      <w:proofErr w:type="spellEnd"/>
+      <w:r>
+        <w:t>-client/test_sanitiser.py:</w:t>
       </w:r>
     </w:p>
     <w:p>
@@ -3206,7 +6155,23 @@
     <w:p/>
     <w:p>
       <w:r>
-        <w:t>Write pytest tests for tests/claude-client/test_cost_tracker.py:</w:t>
+        <w:t xml:space="preserve">Write </w:t>
+      </w:r>
+      <w:proofErr w:type="spellStart"/>
+      <w:r>
+        <w:t>pytest</w:t>
+      </w:r>
+      <w:proofErr w:type="spellEnd"/>
+      <w:r>
+        <w:t xml:space="preserve"> tests for tests/</w:t>
+      </w:r>
+      <w:proofErr w:type="spellStart"/>
+      <w:r>
+        <w:t>claude</w:t>
+      </w:r>
+      <w:proofErr w:type="spellEnd"/>
+      <w:r>
+        <w:t>-client/test_cost_tracker.py:</w:t>
       </w:r>
     </w:p>
     <w:p>
@@ -3221,7 +6186,15 @@
     </w:p>
     <w:p>
       <w:r>
-        <w:t>3. Test BudgetExceededError raised when over cap</w:t>
+        <w:t xml:space="preserve">3. Test </w:t>
+      </w:r>
+      <w:proofErr w:type="spellStart"/>
+      <w:r>
+        <w:t>BudgetExceededError</w:t>
+      </w:r>
+      <w:proofErr w:type="spellEnd"/>
+      <w:r>
+        <w:t xml:space="preserve"> raised when over cap</w:t>
       </w:r>
     </w:p>
     <w:p>
@@ -3235,8 +6208,21 @@
       </w:r>
     </w:p>
     <w:p>
-      <w:r>
-        <w:t>pytest tests/claude-client/ -v</w:t>
+      <w:proofErr w:type="spellStart"/>
+      <w:r>
+        <w:t>pytest</w:t>
+      </w:r>
+      <w:proofErr w:type="spellEnd"/>
+      <w:r>
+        <w:t xml:space="preserve"> tests/</w:t>
+      </w:r>
+      <w:proofErr w:type="spellStart"/>
+      <w:r>
+        <w:t>claude</w:t>
+      </w:r>
+      <w:proofErr w:type="spellEnd"/>
+      <w:r>
+        <w:t>-client/ -v</w:t>
       </w:r>
     </w:p>
     <w:p>
@@ -3262,7 +6248,6 @@
     </w:p>
     <w:p>
       <w:r>
-        <w:lastRenderedPageBreak/>
         <w:pict w14:anchorId="3BFBC575">
           <v:rect id="_x0000_i1032" style="width:0;height:1.5pt" o:hralign="center" o:hrstd="t" o:hr="t" fillcolor="#a0a0a0" stroked="f"/>
         </w:pict>
@@ -3292,7 +6277,15 @@
         <w:t>Goal:</w:t>
       </w:r>
       <w:r>
-        <w:t xml:space="preserve"> SQLAlchemy async setup every service shares </w:t>
+        <w:t xml:space="preserve"> </w:t>
+      </w:r>
+      <w:proofErr w:type="spellStart"/>
+      <w:r>
+        <w:t>SQLAlchemy</w:t>
+      </w:r>
+      <w:proofErr w:type="spellEnd"/>
+      <w:r>
+        <w:t xml:space="preserve"> async setup every service shares </w:t>
       </w:r>
       <w:r>
         <w:rPr>
@@ -3322,7 +6315,23 @@
     </w:p>
     <w:p>
       <w:r>
-        <w:t>Create async SQLAlchemy database foundation for shared/db/.</w:t>
+        <w:t xml:space="preserve">Create async </w:t>
+      </w:r>
+      <w:proofErr w:type="spellStart"/>
+      <w:r>
+        <w:t>SQLAlchemy</w:t>
+      </w:r>
+      <w:proofErr w:type="spellEnd"/>
+      <w:r>
+        <w:t xml:space="preserve"> database foundation for shared/</w:t>
+      </w:r>
+      <w:proofErr w:type="spellStart"/>
+      <w:r>
+        <w:t>db</w:t>
+      </w:r>
+      <w:proofErr w:type="spellEnd"/>
+      <w:r>
+        <w:t>/.</w:t>
       </w:r>
     </w:p>
     <w:p/>
@@ -3333,37 +6342,163 @@
     </w:p>
     <w:p>
       <w:r>
-        <w:t>- Import declarative_base from SQLAlchemy</w:t>
-      </w:r>
-    </w:p>
-    <w:p>
-      <w:r>
-        <w:t>- Base = declarative_base()</w:t>
-      </w:r>
-    </w:p>
-    <w:p>
-      <w:r>
-        <w:t>- TimestampMixin: adds created_at, updated_at (auto-set on create/update)</w:t>
-      </w:r>
-    </w:p>
-    <w:p>
-      <w:r>
-        <w:t>- AuditMixin(TimestampMixin): adds created_by (str), updated_by (str)</w:t>
-      </w:r>
-    </w:p>
-    <w:p>
-      <w:r>
-        <w:t>- UUIDMixin: adds id as UUID primary key (auto-generated)</w:t>
-      </w:r>
-    </w:p>
-    <w:p>
-      <w:r>
-        <w:t>- SoftDeleteMixin: adds deleted_at (nullable datetime), is_deleted (bool default False)</w:t>
-      </w:r>
-    </w:p>
-    <w:p>
-      <w:r>
-        <w:t xml:space="preserve">  and soft_delete(user_id) method that sets both fields</w:t>
+        <w:t xml:space="preserve">- Import </w:t>
+      </w:r>
+      <w:proofErr w:type="spellStart"/>
+      <w:r>
+        <w:t>declarative_base</w:t>
+      </w:r>
+      <w:proofErr w:type="spellEnd"/>
+      <w:r>
+        <w:t xml:space="preserve"> from </w:t>
+      </w:r>
+      <w:proofErr w:type="spellStart"/>
+      <w:r>
+        <w:t>SQLAlchemy</w:t>
+      </w:r>
+      <w:proofErr w:type="spellEnd"/>
+    </w:p>
+    <w:p>
+      <w:r>
+        <w:t xml:space="preserve">- Base = </w:t>
+      </w:r>
+      <w:proofErr w:type="spellStart"/>
+      <w:r>
+        <w:t>declarative_base</w:t>
+      </w:r>
+      <w:proofErr w:type="spellEnd"/>
+      <w:r>
+        <w:t>()</w:t>
+      </w:r>
+    </w:p>
+    <w:p>
+      <w:r>
+        <w:lastRenderedPageBreak/>
+        <w:t xml:space="preserve">- </w:t>
+      </w:r>
+      <w:proofErr w:type="spellStart"/>
+      <w:r>
+        <w:t>TimestampMixin</w:t>
+      </w:r>
+      <w:proofErr w:type="spellEnd"/>
+      <w:r>
+        <w:t xml:space="preserve">: adds </w:t>
+      </w:r>
+      <w:proofErr w:type="spellStart"/>
+      <w:r>
+        <w:t>created_at</w:t>
+      </w:r>
+      <w:proofErr w:type="spellEnd"/>
+      <w:r>
+        <w:t xml:space="preserve">, </w:t>
+      </w:r>
+      <w:proofErr w:type="spellStart"/>
+      <w:r>
+        <w:t>updated_at</w:t>
+      </w:r>
+      <w:proofErr w:type="spellEnd"/>
+      <w:r>
+        <w:t xml:space="preserve"> (auto-set on create/update)</w:t>
+      </w:r>
+    </w:p>
+    <w:p>
+      <w:r>
+        <w:t xml:space="preserve">- </w:t>
+      </w:r>
+      <w:proofErr w:type="spellStart"/>
+      <w:r>
+        <w:t>AuditMixin</w:t>
+      </w:r>
+      <w:proofErr w:type="spellEnd"/>
+      <w:r>
+        <w:t>(</w:t>
+      </w:r>
+      <w:proofErr w:type="spellStart"/>
+      <w:r>
+        <w:t>TimestampMixin</w:t>
+      </w:r>
+      <w:proofErr w:type="spellEnd"/>
+      <w:r>
+        <w:t xml:space="preserve">): adds </w:t>
+      </w:r>
+      <w:proofErr w:type="spellStart"/>
+      <w:r>
+        <w:t>created_by</w:t>
+      </w:r>
+      <w:proofErr w:type="spellEnd"/>
+      <w:r>
+        <w:t xml:space="preserve"> (str), </w:t>
+      </w:r>
+      <w:proofErr w:type="spellStart"/>
+      <w:r>
+        <w:t>updated_by</w:t>
+      </w:r>
+      <w:proofErr w:type="spellEnd"/>
+      <w:r>
+        <w:t xml:space="preserve"> (str)</w:t>
+      </w:r>
+    </w:p>
+    <w:p>
+      <w:r>
+        <w:t xml:space="preserve">- </w:t>
+      </w:r>
+      <w:proofErr w:type="spellStart"/>
+      <w:r>
+        <w:t>UUIDMixin</w:t>
+      </w:r>
+      <w:proofErr w:type="spellEnd"/>
+      <w:r>
+        <w:t>: adds id as UUID primary key (auto-generated)</w:t>
+      </w:r>
+    </w:p>
+    <w:p>
+      <w:r>
+        <w:t xml:space="preserve">- </w:t>
+      </w:r>
+      <w:proofErr w:type="spellStart"/>
+      <w:r>
+        <w:t>SoftDeleteMixin</w:t>
+      </w:r>
+      <w:proofErr w:type="spellEnd"/>
+      <w:r>
+        <w:t xml:space="preserve">: adds </w:t>
+      </w:r>
+      <w:proofErr w:type="spellStart"/>
+      <w:r>
+        <w:t>deleted_at</w:t>
+      </w:r>
+      <w:proofErr w:type="spellEnd"/>
+      <w:r>
+        <w:t xml:space="preserve"> (nullable datetime), </w:t>
+      </w:r>
+      <w:proofErr w:type="spellStart"/>
+      <w:r>
+        <w:t>is_deleted</w:t>
+      </w:r>
+      <w:proofErr w:type="spellEnd"/>
+      <w:r>
+        <w:t xml:space="preserve"> (bool default False)</w:t>
+      </w:r>
+    </w:p>
+    <w:p>
+      <w:r>
+        <w:t xml:space="preserve">  and </w:t>
+      </w:r>
+      <w:proofErr w:type="spellStart"/>
+      <w:r>
+        <w:t>soft_delete</w:t>
+      </w:r>
+      <w:proofErr w:type="spellEnd"/>
+      <w:r>
+        <w:t>(</w:t>
+      </w:r>
+      <w:proofErr w:type="spellStart"/>
+      <w:r>
+        <w:t>user_id</w:t>
+      </w:r>
+      <w:proofErr w:type="spellEnd"/>
+      <w:r>
+        <w:t>) method that sets both fields</w:t>
       </w:r>
     </w:p>
     <w:p/>
@@ -3374,18 +6509,63 @@
     </w:p>
     <w:p>
       <w:r>
-        <w:t>- create_async_engine from DATABASE_URL env var</w:t>
-      </w:r>
-    </w:p>
-    <w:p>
-      <w:r>
-        <w:t>- Connection pool: pool_size=5, max_overflow=10, pool_timeout=30</w:t>
-      </w:r>
-    </w:p>
-    <w:p>
-      <w:r>
-        <w:t>- AsyncSessionLocal = async_sessionmaker</w:t>
-      </w:r>
+        <w:t xml:space="preserve">- </w:t>
+      </w:r>
+      <w:proofErr w:type="spellStart"/>
+      <w:r>
+        <w:t>create_async_engine</w:t>
+      </w:r>
+      <w:proofErr w:type="spellEnd"/>
+      <w:r>
+        <w:t xml:space="preserve"> from DATABASE_URL env var</w:t>
+      </w:r>
+    </w:p>
+    <w:p>
+      <w:r>
+        <w:t xml:space="preserve">- Connection pool: </w:t>
+      </w:r>
+      <w:proofErr w:type="spellStart"/>
+      <w:r>
+        <w:t>pool_size</w:t>
+      </w:r>
+      <w:proofErr w:type="spellEnd"/>
+      <w:r>
+        <w:t xml:space="preserve">=5, </w:t>
+      </w:r>
+      <w:proofErr w:type="spellStart"/>
+      <w:r>
+        <w:t>max_overflow</w:t>
+      </w:r>
+      <w:proofErr w:type="spellEnd"/>
+      <w:r>
+        <w:t xml:space="preserve">=10, </w:t>
+      </w:r>
+      <w:proofErr w:type="spellStart"/>
+      <w:r>
+        <w:t>pool_timeout</w:t>
+      </w:r>
+      <w:proofErr w:type="spellEnd"/>
+      <w:r>
+        <w:t>=30</w:t>
+      </w:r>
+    </w:p>
+    <w:p>
+      <w:r>
+        <w:t xml:space="preserve">- </w:t>
+      </w:r>
+      <w:proofErr w:type="spellStart"/>
+      <w:r>
+        <w:t>AsyncSessionLocal</w:t>
+      </w:r>
+      <w:proofErr w:type="spellEnd"/>
+      <w:r>
+        <w:t xml:space="preserve"> = </w:t>
+      </w:r>
+      <w:proofErr w:type="spellStart"/>
+      <w:r>
+        <w:t>async_sessionmaker</w:t>
+      </w:r>
+      <w:proofErr w:type="spellEnd"/>
     </w:p>
     <w:p/>
     <w:p>
@@ -3395,13 +6575,34 @@
     </w:p>
     <w:p>
       <w:r>
-        <w:t>- async get_db() FastAPI dependency</w:t>
-      </w:r>
-    </w:p>
-    <w:p>
-      <w:r>
-        <w:t>- Yields AsyncSession</w:t>
-      </w:r>
+        <w:t xml:space="preserve">- async </w:t>
+      </w:r>
+      <w:proofErr w:type="spellStart"/>
+      <w:r>
+        <w:t>get_db</w:t>
+      </w:r>
+      <w:proofErr w:type="spellEnd"/>
+      <w:r>
+        <w:t xml:space="preserve">() </w:t>
+      </w:r>
+      <w:proofErr w:type="spellStart"/>
+      <w:r>
+        <w:t>FastAPI</w:t>
+      </w:r>
+      <w:proofErr w:type="spellEnd"/>
+      <w:r>
+        <w:t xml:space="preserve"> dependency</w:t>
+      </w:r>
+    </w:p>
+    <w:p>
+      <w:r>
+        <w:t xml:space="preserve">- Yields </w:t>
+      </w:r>
+      <w:proofErr w:type="spellStart"/>
+      <w:r>
+        <w:t>AsyncSession</w:t>
+      </w:r>
+      <w:proofErr w:type="spellEnd"/>
     </w:p>
     <w:p>
       <w:r>
@@ -3416,7 +6617,23 @@
     </w:p>
     <w:p>
       <w:r>
-        <w:t>- Pydantic v2 PaginatedResult(Generic[T]):</w:t>
+        <w:t xml:space="preserve">- </w:t>
+      </w:r>
+      <w:proofErr w:type="spellStart"/>
+      <w:r>
+        <w:t>Pydantic</w:t>
+      </w:r>
+      <w:proofErr w:type="spellEnd"/>
+      <w:r>
+        <w:t xml:space="preserve"> v2 </w:t>
+      </w:r>
+      <w:proofErr w:type="spellStart"/>
+      <w:r>
+        <w:t>PaginatedResult</w:t>
+      </w:r>
+      <w:proofErr w:type="spellEnd"/>
+      <w:r>
+        <w:t>(Generic[T]):</w:t>
       </w:r>
     </w:p>
     <w:p>
@@ -3426,13 +6643,34 @@
     </w:p>
     <w:p>
       <w:r>
-        <w:t xml:space="preserve">  page_size: int, pages: int</w:t>
-      </w:r>
-    </w:p>
-    <w:p>
-      <w:r>
-        <w:t>- async paginate(session, query, page=1, page_size=20) → PaginatedResult</w:t>
-      </w:r>
+        <w:t xml:space="preserve">  </w:t>
+      </w:r>
+      <w:proofErr w:type="spellStart"/>
+      <w:r>
+        <w:t>page_size</w:t>
+      </w:r>
+      <w:proofErr w:type="spellEnd"/>
+      <w:r>
+        <w:t>: int, pages: int</w:t>
+      </w:r>
+    </w:p>
+    <w:p>
+      <w:r>
+        <w:t xml:space="preserve">- async paginate(session, query, page=1, </w:t>
+      </w:r>
+      <w:proofErr w:type="spellStart"/>
+      <w:r>
+        <w:t>page_size</w:t>
+      </w:r>
+      <w:proofErr w:type="spellEnd"/>
+      <w:r>
+        <w:t xml:space="preserve">=20) → </w:t>
+      </w:r>
+      <w:proofErr w:type="spellStart"/>
+      <w:r>
+        <w:t>PaginatedResult</w:t>
+      </w:r>
+      <w:proofErr w:type="spellEnd"/>
     </w:p>
     <w:p>
       <w:r>
@@ -3447,8 +6685,21 @@
     </w:p>
     <w:p>
       <w:r>
-        <w:t>- async db_health_check(session) → dict</w:t>
-      </w:r>
+        <w:t xml:space="preserve">- async </w:t>
+      </w:r>
+      <w:proofErr w:type="spellStart"/>
+      <w:r>
+        <w:t>db_health_check</w:t>
+      </w:r>
+      <w:proofErr w:type="spellEnd"/>
+      <w:r>
+        <w:t xml:space="preserve">(session) → </w:t>
+      </w:r>
+      <w:proofErr w:type="spellStart"/>
+      <w:r>
+        <w:t>dict</w:t>
+      </w:r>
+      <w:proofErr w:type="spellEnd"/>
     </w:p>
     <w:p>
       <w:r>
@@ -3457,7 +6708,15 @@
     </w:p>
     <w:p>
       <w:r>
-        <w:t>- Returns: {"ok": True, "latency_ms": float}</w:t>
+        <w:t>- Returns: {"ok": True, "</w:t>
+      </w:r>
+      <w:proofErr w:type="spellStart"/>
+      <w:r>
+        <w:t>latency_ms</w:t>
+      </w:r>
+      <w:proofErr w:type="spellEnd"/>
+      <w:r>
+        <w:t>": float}</w:t>
       </w:r>
     </w:p>
     <w:p>
@@ -3473,22 +6732,60 @@
     </w:p>
     <w:p>
       <w:r>
-        <w:t>- TestDatabase class for pytest</w:t>
-      </w:r>
-    </w:p>
-    <w:p>
-      <w:r>
-        <w:t>- Uses SQLite in-memory (aiosqlite) for speed</w:t>
-      </w:r>
-    </w:p>
-    <w:p>
-      <w:r>
-        <w:t>- create_all() creates all tables</w:t>
-      </w:r>
-    </w:p>
-    <w:p>
-      <w:r>
-        <w:t>- get_test_session() yields session that rolls back after test</w:t>
+        <w:t xml:space="preserve">- </w:t>
+      </w:r>
+      <w:proofErr w:type="spellStart"/>
+      <w:r>
+        <w:t>TestDatabase</w:t>
+      </w:r>
+      <w:proofErr w:type="spellEnd"/>
+      <w:r>
+        <w:t xml:space="preserve"> class for </w:t>
+      </w:r>
+      <w:proofErr w:type="spellStart"/>
+      <w:r>
+        <w:t>pytest</w:t>
+      </w:r>
+      <w:proofErr w:type="spellEnd"/>
+    </w:p>
+    <w:p>
+      <w:r>
+        <w:lastRenderedPageBreak/>
+        <w:t>- Uses SQLite in-memory (</w:t>
+      </w:r>
+      <w:proofErr w:type="spellStart"/>
+      <w:r>
+        <w:t>aiosqlite</w:t>
+      </w:r>
+      <w:proofErr w:type="spellEnd"/>
+      <w:r>
+        <w:t>) for speed</w:t>
+      </w:r>
+    </w:p>
+    <w:p>
+      <w:r>
+        <w:t xml:space="preserve">- </w:t>
+      </w:r>
+      <w:proofErr w:type="spellStart"/>
+      <w:r>
+        <w:t>create_all</w:t>
+      </w:r>
+      <w:proofErr w:type="spellEnd"/>
+      <w:r>
+        <w:t>() creates all tables</w:t>
+      </w:r>
+    </w:p>
+    <w:p>
+      <w:r>
+        <w:t xml:space="preserve">- </w:t>
+      </w:r>
+      <w:proofErr w:type="spellStart"/>
+      <w:r>
+        <w:t>get_test_session</w:t>
+      </w:r>
+      <w:proofErr w:type="spellEnd"/>
+      <w:r>
+        <w:t>() yields session that rolls back after test</w:t>
       </w:r>
     </w:p>
     <w:p/>
@@ -3519,18 +6816,73 @@
     </w:p>
     <w:p>
       <w:r>
-        <w:t>cd shared/db</w:t>
-      </w:r>
-    </w:p>
-    <w:p>
-      <w:r>
-        <w:t>poetry add sqlalchemy asyncpg alembic pydantic python-dotenv</w:t>
-      </w:r>
-    </w:p>
-    <w:p>
-      <w:r>
-        <w:t>poetry add --group dev pytest pytest-asyncio aiosqlite</w:t>
-      </w:r>
+        <w:t>cd shared/</w:t>
+      </w:r>
+      <w:proofErr w:type="spellStart"/>
+      <w:r>
+        <w:t>db</w:t>
+      </w:r>
+      <w:proofErr w:type="spellEnd"/>
+    </w:p>
+    <w:p>
+      <w:r>
+        <w:t xml:space="preserve">poetry add </w:t>
+      </w:r>
+      <w:proofErr w:type="spellStart"/>
+      <w:r>
+        <w:t>sqlalchemy</w:t>
+      </w:r>
+      <w:proofErr w:type="spellEnd"/>
+      <w:r>
+        <w:t xml:space="preserve"> </w:t>
+      </w:r>
+      <w:proofErr w:type="spellStart"/>
+      <w:r>
+        <w:t>asyncpg</w:t>
+      </w:r>
+      <w:proofErr w:type="spellEnd"/>
+      <w:r>
+        <w:t xml:space="preserve"> alembic </w:t>
+      </w:r>
+      <w:proofErr w:type="spellStart"/>
+      <w:r>
+        <w:t>pydantic</w:t>
+      </w:r>
+      <w:proofErr w:type="spellEnd"/>
+      <w:r>
+        <w:t xml:space="preserve"> python-</w:t>
+      </w:r>
+      <w:proofErr w:type="spellStart"/>
+      <w:r>
+        <w:t>dotenv</w:t>
+      </w:r>
+      <w:proofErr w:type="spellEnd"/>
+    </w:p>
+    <w:p>
+      <w:r>
+        <w:t xml:space="preserve">poetry add --group dev </w:t>
+      </w:r>
+      <w:proofErr w:type="spellStart"/>
+      <w:r>
+        <w:t>pytest</w:t>
+      </w:r>
+      <w:proofErr w:type="spellEnd"/>
+      <w:r>
+        <w:t xml:space="preserve"> </w:t>
+      </w:r>
+      <w:proofErr w:type="spellStart"/>
+      <w:r>
+        <w:t>pytest-asyncio</w:t>
+      </w:r>
+      <w:proofErr w:type="spellEnd"/>
+      <w:r>
+        <w:t xml:space="preserve"> </w:t>
+      </w:r>
+      <w:proofErr w:type="spellStart"/>
+      <w:r>
+        <w:t>aiosqlite</w:t>
+      </w:r>
+      <w:proofErr w:type="spellEnd"/>
     </w:p>
     <w:p>
       <w:pPr>
@@ -3554,13 +6906,34 @@
     </w:p>
     <w:p>
       <w:r>
-        <w:t>Write pytest tests for tests/db/test_pagination.py using SQLite in memory:</w:t>
-      </w:r>
-    </w:p>
-    <w:p>
-      <w:r>
-        <w:t>1. Create a simple test model with UUIDMixin and TimestampMixin</w:t>
-      </w:r>
+        <w:t xml:space="preserve">Write </w:t>
+      </w:r>
+      <w:proofErr w:type="spellStart"/>
+      <w:r>
+        <w:t>pytest</w:t>
+      </w:r>
+      <w:proofErr w:type="spellEnd"/>
+      <w:r>
+        <w:t xml:space="preserve"> tests for tests/db/test_pagination.py using SQLite in memory:</w:t>
+      </w:r>
+    </w:p>
+    <w:p>
+      <w:r>
+        <w:t xml:space="preserve">1. Create a simple test model with </w:t>
+      </w:r>
+      <w:proofErr w:type="spellStart"/>
+      <w:r>
+        <w:t>UUIDMixin</w:t>
+      </w:r>
+      <w:proofErr w:type="spellEnd"/>
+      <w:r>
+        <w:t xml:space="preserve"> and </w:t>
+      </w:r>
+      <w:proofErr w:type="spellStart"/>
+      <w:r>
+        <w:t>TimestampMixin</w:t>
+      </w:r>
+      <w:proofErr w:type="spellEnd"/>
     </w:p>
     <w:p>
       <w:r>
@@ -3584,7 +6957,15 @@
     </w:p>
     <w:p>
       <w:r>
-        <w:t>Use TestDatabase from shared/db/testing.py</w:t>
+        <w:t xml:space="preserve">Use </w:t>
+      </w:r>
+      <w:proofErr w:type="spellStart"/>
+      <w:r>
+        <w:t>TestDatabase</w:t>
+      </w:r>
+      <w:proofErr w:type="spellEnd"/>
+      <w:r>
+        <w:t xml:space="preserve"> from shared/db/testing.py</w:t>
       </w:r>
     </w:p>
     <w:p>
@@ -3593,8 +6974,21 @@
       </w:r>
     </w:p>
     <w:p>
-      <w:r>
-        <w:t>pytest tests/db/ -v</w:t>
+      <w:proofErr w:type="spellStart"/>
+      <w:r>
+        <w:t>pytest</w:t>
+      </w:r>
+      <w:proofErr w:type="spellEnd"/>
+      <w:r>
+        <w:t xml:space="preserve"> tests/</w:t>
+      </w:r>
+      <w:proofErr w:type="spellStart"/>
+      <w:r>
+        <w:t>db</w:t>
+      </w:r>
+      <w:proofErr w:type="spellEnd"/>
+      <w:r>
+        <w:t>/ -v</w:t>
       </w:r>
     </w:p>
     <w:p>
@@ -3620,7 +7014,6 @@
     </w:p>
     <w:p>
       <w:r>
-        <w:lastRenderedPageBreak/>
         <w:pict w14:anchorId="44D2FE6F">
           <v:rect id="_x0000_i1033" style="width:0;height:1.5pt" o:hralign="center" o:hrstd="t" o:hr="t" fillcolor="#a0a0a0" stroked="f"/>
         </w:pict>
@@ -3690,7 +7083,15 @@
     </w:p>
     <w:p>
       <w:r>
-        <w:t>Output complete .tf files.</w:t>
+        <w:t>Output complete .</w:t>
+      </w:r>
+      <w:proofErr w:type="spellStart"/>
+      <w:r>
+        <w:t>tf</w:t>
+      </w:r>
+      <w:proofErr w:type="spellEnd"/>
+      <w:r>
+        <w:t xml:space="preserve"> files.</w:t>
       </w:r>
     </w:p>
     <w:p/>
@@ -3701,6 +7102,7 @@
     </w:p>
     <w:p>
       <w:r>
+        <w:lastRenderedPageBreak/>
         <w:t xml:space="preserve">- main.tf: VPC, 3 public subnets, 3 private subnets, </w:t>
       </w:r>
     </w:p>
@@ -3716,18 +7118,68 @@
     </w:p>
     <w:p>
       <w:r>
-        <w:t>- variables.tf: vpc_cidr, environment, az_count, enable_nat_gateway</w:t>
-      </w:r>
-    </w:p>
-    <w:p>
-      <w:r>
-        <w:t>- outputs.tf: vpc_id, private_subnet_ids, public_subnet_ids</w:t>
-      </w:r>
-    </w:p>
-    <w:p/>
-    <w:p>
-      <w:r>
-        <w:t>Module 2: infrastructure/modules/aurora-postgres/</w:t>
+        <w:t xml:space="preserve">- variables.tf: </w:t>
+      </w:r>
+      <w:proofErr w:type="spellStart"/>
+      <w:r>
+        <w:t>vpc_cidr</w:t>
+      </w:r>
+      <w:proofErr w:type="spellEnd"/>
+      <w:r>
+        <w:t xml:space="preserve">, environment, </w:t>
+      </w:r>
+      <w:proofErr w:type="spellStart"/>
+      <w:r>
+        <w:t>az_count</w:t>
+      </w:r>
+      <w:proofErr w:type="spellEnd"/>
+      <w:r>
+        <w:t xml:space="preserve">, </w:t>
+      </w:r>
+      <w:proofErr w:type="spellStart"/>
+      <w:r>
+        <w:t>enable_nat_gateway</w:t>
+      </w:r>
+      <w:proofErr w:type="spellEnd"/>
+    </w:p>
+    <w:p>
+      <w:r>
+        <w:t xml:space="preserve">- outputs.tf: </w:t>
+      </w:r>
+      <w:proofErr w:type="spellStart"/>
+      <w:r>
+        <w:t>vpc_id</w:t>
+      </w:r>
+      <w:proofErr w:type="spellEnd"/>
+      <w:r>
+        <w:t xml:space="preserve">, </w:t>
+      </w:r>
+      <w:proofErr w:type="spellStart"/>
+      <w:r>
+        <w:t>private_subnet_ids</w:t>
+      </w:r>
+      <w:proofErr w:type="spellEnd"/>
+      <w:r>
+        <w:t xml:space="preserve">, </w:t>
+      </w:r>
+      <w:proofErr w:type="spellStart"/>
+      <w:r>
+        <w:t>public_subnet_ids</w:t>
+      </w:r>
+      <w:proofErr w:type="spellEnd"/>
+    </w:p>
+    <w:p/>
+    <w:p>
+      <w:r>
+        <w:t>Module 2: infrastructure/modules/aurora-</w:t>
+      </w:r>
+      <w:proofErr w:type="spellStart"/>
+      <w:r>
+        <w:t>postgres</w:t>
+      </w:r>
+      <w:proofErr w:type="spellEnd"/>
+      <w:r>
+        <w:t>/</w:t>
       </w:r>
     </w:p>
     <w:p>
@@ -3752,28 +7204,118 @@
     </w:p>
     <w:p>
       <w:r>
-        <w:t xml:space="preserve">- variables.tf: cluster_identifier, database_name, </w:t>
-      </w:r>
-    </w:p>
-    <w:p>
-      <w:r>
-        <w:t xml:space="preserve">  min_capacity, max_capacity, environment, vpc_id, subnet_ids</w:t>
-      </w:r>
-    </w:p>
-    <w:p>
-      <w:r>
-        <w:t xml:space="preserve">- outputs.tf: cluster_endpoint, reader_endpoint, </w:t>
-      </w:r>
-    </w:p>
-    <w:p>
-      <w:r>
-        <w:t xml:space="preserve">  secret_arn, security_group_id, database_name</w:t>
-      </w:r>
-    </w:p>
-    <w:p/>
-    <w:p>
-      <w:r>
-        <w:t>Module 3: infrastructure/modules/sqs-queue/</w:t>
+        <w:t xml:space="preserve">- variables.tf: </w:t>
+      </w:r>
+      <w:proofErr w:type="spellStart"/>
+      <w:r>
+        <w:t>cluster_identifier</w:t>
+      </w:r>
+      <w:proofErr w:type="spellEnd"/>
+      <w:r>
+        <w:t xml:space="preserve">, </w:t>
+      </w:r>
+      <w:proofErr w:type="spellStart"/>
+      <w:r>
+        <w:t>database_name</w:t>
+      </w:r>
+      <w:proofErr w:type="spellEnd"/>
+      <w:r>
+        <w:t xml:space="preserve">, </w:t>
+      </w:r>
+    </w:p>
+    <w:p>
+      <w:r>
+        <w:t xml:space="preserve">  </w:t>
+      </w:r>
+      <w:proofErr w:type="spellStart"/>
+      <w:r>
+        <w:t>min_capacity</w:t>
+      </w:r>
+      <w:proofErr w:type="spellEnd"/>
+      <w:r>
+        <w:t xml:space="preserve">, </w:t>
+      </w:r>
+      <w:proofErr w:type="spellStart"/>
+      <w:r>
+        <w:t>max_capacity</w:t>
+      </w:r>
+      <w:proofErr w:type="spellEnd"/>
+      <w:r>
+        <w:t xml:space="preserve">, environment, </w:t>
+      </w:r>
+      <w:proofErr w:type="spellStart"/>
+      <w:r>
+        <w:t>vpc_id</w:t>
+      </w:r>
+      <w:proofErr w:type="spellEnd"/>
+      <w:r>
+        <w:t xml:space="preserve">, </w:t>
+      </w:r>
+      <w:proofErr w:type="spellStart"/>
+      <w:r>
+        <w:t>subnet_ids</w:t>
+      </w:r>
+      <w:proofErr w:type="spellEnd"/>
+    </w:p>
+    <w:p>
+      <w:r>
+        <w:t xml:space="preserve">- outputs.tf: </w:t>
+      </w:r>
+      <w:proofErr w:type="spellStart"/>
+      <w:r>
+        <w:t>cluster_endpoint</w:t>
+      </w:r>
+      <w:proofErr w:type="spellEnd"/>
+      <w:r>
+        <w:t xml:space="preserve">, </w:t>
+      </w:r>
+      <w:proofErr w:type="spellStart"/>
+      <w:r>
+        <w:t>reader_endpoint</w:t>
+      </w:r>
+      <w:proofErr w:type="spellEnd"/>
+      <w:r>
+        <w:t xml:space="preserve">, </w:t>
+      </w:r>
+    </w:p>
+    <w:p>
+      <w:r>
+        <w:t xml:space="preserve">  </w:t>
+      </w:r>
+      <w:proofErr w:type="spellStart"/>
+      <w:r>
+        <w:t>secret_arn</w:t>
+      </w:r>
+      <w:proofErr w:type="spellEnd"/>
+      <w:r>
+        <w:t xml:space="preserve">, </w:t>
+      </w:r>
+      <w:proofErr w:type="spellStart"/>
+      <w:r>
+        <w:t>security_group_id</w:t>
+      </w:r>
+      <w:proofErr w:type="spellEnd"/>
+      <w:r>
+        <w:t xml:space="preserve">, </w:t>
+      </w:r>
+      <w:proofErr w:type="spellStart"/>
+      <w:r>
+        <w:t>database_name</w:t>
+      </w:r>
+      <w:proofErr w:type="spellEnd"/>
+    </w:p>
+    <w:p/>
+    <w:p>
+      <w:r>
+        <w:t>Module 3: infrastructure/modules/</w:t>
+      </w:r>
+      <w:proofErr w:type="spellStart"/>
+      <w:r>
+        <w:t>sqs</w:t>
+      </w:r>
+      <w:proofErr w:type="spellEnd"/>
+      <w:r>
+        <w:t>-queue/</w:t>
       </w:r>
     </w:p>
     <w:p>
@@ -3783,7 +7325,15 @@
     </w:p>
     <w:p>
       <w:r>
-        <w:t xml:space="preserve">  redrive policy (maxReceiveCount=3),</w:t>
+        <w:t xml:space="preserve">  redrive policy (</w:t>
+      </w:r>
+      <w:proofErr w:type="spellStart"/>
+      <w:r>
+        <w:t>maxReceiveCount</w:t>
+      </w:r>
+      <w:proofErr w:type="spellEnd"/>
+      <w:r>
+        <w:t>=3),</w:t>
       </w:r>
     </w:p>
     <w:p>
@@ -3793,13 +7343,58 @@
     </w:p>
     <w:p>
       <w:r>
-        <w:t>- variables.tf: queue_name, is_fifo, environment</w:t>
-      </w:r>
-    </w:p>
-    <w:p>
-      <w:r>
-        <w:t>- outputs.tf: queue_url, queue_arn, dlq_url, dlq_arn</w:t>
-      </w:r>
+        <w:t xml:space="preserve">- variables.tf: </w:t>
+      </w:r>
+      <w:proofErr w:type="spellStart"/>
+      <w:r>
+        <w:t>queue_name</w:t>
+      </w:r>
+      <w:proofErr w:type="spellEnd"/>
+      <w:r>
+        <w:t xml:space="preserve">, </w:t>
+      </w:r>
+      <w:proofErr w:type="spellStart"/>
+      <w:r>
+        <w:t>is_fifo</w:t>
+      </w:r>
+      <w:proofErr w:type="spellEnd"/>
+      <w:r>
+        <w:t>, environment</w:t>
+      </w:r>
+    </w:p>
+    <w:p>
+      <w:r>
+        <w:t xml:space="preserve">- outputs.tf: </w:t>
+      </w:r>
+      <w:proofErr w:type="spellStart"/>
+      <w:r>
+        <w:t>queue_url</w:t>
+      </w:r>
+      <w:proofErr w:type="spellEnd"/>
+      <w:r>
+        <w:t xml:space="preserve">, </w:t>
+      </w:r>
+      <w:proofErr w:type="spellStart"/>
+      <w:r>
+        <w:t>queue_arn</w:t>
+      </w:r>
+      <w:proofErr w:type="spellEnd"/>
+      <w:r>
+        <w:t xml:space="preserve">, </w:t>
+      </w:r>
+      <w:proofErr w:type="spellStart"/>
+      <w:r>
+        <w:t>dlq_url</w:t>
+      </w:r>
+      <w:proofErr w:type="spellEnd"/>
+      <w:r>
+        <w:t xml:space="preserve">, </w:t>
+      </w:r>
+      <w:proofErr w:type="spellStart"/>
+      <w:r>
+        <w:t>dlq_arn</w:t>
+      </w:r>
+      <w:proofErr w:type="spellEnd"/>
     </w:p>
     <w:p/>
     <w:p>
@@ -3809,12 +7404,44 @@
     </w:p>
     <w:p>
       <w:r>
-        <w:t>- Calls networking module (vpc_cidr=10.0.0.0/16, environment=dev)</w:t>
-      </w:r>
-    </w:p>
-    <w:p>
-      <w:r>
-        <w:t>- Calls aurora-postgres module (min_capacity=0.5, max_capacity=4)</w:t>
+        <w:t>- Calls networking module (</w:t>
+      </w:r>
+      <w:proofErr w:type="spellStart"/>
+      <w:r>
+        <w:t>vpc_cidr</w:t>
+      </w:r>
+      <w:proofErr w:type="spellEnd"/>
+      <w:r>
+        <w:t>=10.0.0.0/16, environment=dev)</w:t>
+      </w:r>
+    </w:p>
+    <w:p>
+      <w:r>
+        <w:t>- Calls aurora-</w:t>
+      </w:r>
+      <w:proofErr w:type="spellStart"/>
+      <w:r>
+        <w:t>postgres</w:t>
+      </w:r>
+      <w:proofErr w:type="spellEnd"/>
+      <w:r>
+        <w:t xml:space="preserve"> module (</w:t>
+      </w:r>
+      <w:proofErr w:type="spellStart"/>
+      <w:r>
+        <w:t>min_capacity</w:t>
+      </w:r>
+      <w:proofErr w:type="spellEnd"/>
+      <w:r>
+        <w:t xml:space="preserve">=0.5, </w:t>
+      </w:r>
+      <w:proofErr w:type="spellStart"/>
+      <w:r>
+        <w:t>max_capacity</w:t>
+      </w:r>
+      <w:proofErr w:type="spellEnd"/>
+      <w:r>
+        <w:t>=4)</w:t>
       </w:r>
     </w:p>
     <w:p>
@@ -3825,7 +7452,15 @@
     <w:p/>
     <w:p>
       <w:r>
-        <w:t>infrastructure/environments/dev/terraform.tfvars:</w:t>
+        <w:t>infrastructure/environments/dev/</w:t>
+      </w:r>
+      <w:proofErr w:type="spellStart"/>
+      <w:r>
+        <w:t>terraform.tfvars</w:t>
+      </w:r>
+      <w:proofErr w:type="spellEnd"/>
+      <w:r>
+        <w:t>:</w:t>
       </w:r>
     </w:p>
     <w:p>
@@ -3835,7 +7470,15 @@
     </w:p>
     <w:p>
       <w:r>
-        <w:t>- aws_region  = "us-east-1"</w:t>
+        <w:t xml:space="preserve">- </w:t>
+      </w:r>
+      <w:proofErr w:type="spellStart"/>
+      <w:r>
+        <w:t>aws_region</w:t>
+      </w:r>
+      <w:proofErr w:type="spellEnd"/>
+      <w:r>
+        <w:t xml:space="preserve">  = "us-east-1"</w:t>
       </w:r>
     </w:p>
     <w:p>
@@ -3850,6 +7493,7 @@
           <w:b/>
           <w:bCs/>
         </w:rPr>
+        <w:lastRenderedPageBreak/>
         <w:t>How to validate Turn 7</w:t>
       </w:r>
     </w:p>
@@ -3860,8 +7504,13 @@
     </w:p>
     <w:p>
       <w:r>
-        <w:t>terraform init</w:t>
-      </w:r>
+        <w:t xml:space="preserve">terraform </w:t>
+      </w:r>
+      <w:proofErr w:type="spellStart"/>
+      <w:r>
+        <w:t>init</w:t>
+      </w:r>
+      <w:proofErr w:type="spellEnd"/>
     </w:p>
     <w:p>
       <w:r>
@@ -3965,90 +7614,214 @@
     </w:p>
     <w:p>
       <w:r>
-        <w:t>TypeScript strict, React 18, Vite, TailwindCSS.</w:t>
-      </w:r>
-    </w:p>
-    <w:p/>
-    <w:p>
-      <w:r>
-        <w:t>File 1: frontend/package.json</w:t>
-      </w:r>
-    </w:p>
-    <w:p>
-      <w:r>
-        <w:t>- Dependencies: react, react-dom, react-router-dom v6,</w:t>
-      </w:r>
-    </w:p>
-    <w:p>
-      <w:r>
-        <w:t xml:space="preserve">  @tanstack/react-query v5, axios, zustand, </w:t>
-      </w:r>
-    </w:p>
-    <w:p>
-      <w:r>
-        <w:t xml:space="preserve">  tailwindcss, framer-motion, lucide-react</w:t>
-      </w:r>
-    </w:p>
-    <w:p>
-      <w:r>
-        <w:t>- DevDependencies: typescript, vite, @vitejs/plugin-react,</w:t>
-      </w:r>
-    </w:p>
-    <w:p>
-      <w:r>
-        <w:t xml:space="preserve">  eslint, prettier, @types/react</w:t>
-      </w:r>
-    </w:p>
-    <w:p/>
-    <w:p>
-      <w:r>
-        <w:t>File 2: frontend/vite.config.ts</w:t>
+        <w:t xml:space="preserve">TypeScript strict, React 18, Vite, </w:t>
+      </w:r>
+      <w:proofErr w:type="spellStart"/>
+      <w:r>
+        <w:t>TailwindCSS</w:t>
+      </w:r>
+      <w:proofErr w:type="spellEnd"/>
+      <w:r>
+        <w:t>.</w:t>
+      </w:r>
+    </w:p>
+    <w:p/>
+    <w:p>
+      <w:r>
+        <w:t>File 1: frontend/</w:t>
+      </w:r>
+      <w:proofErr w:type="spellStart"/>
+      <w:r>
+        <w:t>package.json</w:t>
+      </w:r>
+      <w:proofErr w:type="spellEnd"/>
+    </w:p>
+    <w:p>
+      <w:r>
+        <w:t>- Dependencies: react, react-</w:t>
+      </w:r>
+      <w:proofErr w:type="spellStart"/>
+      <w:r>
+        <w:t>dom</w:t>
+      </w:r>
+      <w:proofErr w:type="spellEnd"/>
+      <w:r>
+        <w:t>, react-router-</w:t>
+      </w:r>
+      <w:proofErr w:type="spellStart"/>
+      <w:r>
+        <w:t>dom</w:t>
+      </w:r>
+      <w:proofErr w:type="spellEnd"/>
+      <w:r>
+        <w:t xml:space="preserve"> v6,</w:t>
+      </w:r>
+    </w:p>
+    <w:p>
+      <w:r>
+        <w:t xml:space="preserve">  @tanstack/react-query v5, </w:t>
+      </w:r>
+      <w:proofErr w:type="spellStart"/>
+      <w:r>
+        <w:t>axios</w:t>
+      </w:r>
+      <w:proofErr w:type="spellEnd"/>
+      <w:r>
+        <w:t xml:space="preserve">, </w:t>
+      </w:r>
+      <w:proofErr w:type="spellStart"/>
+      <w:r>
+        <w:t>zustand</w:t>
+      </w:r>
+      <w:proofErr w:type="spellEnd"/>
+      <w:r>
+        <w:t xml:space="preserve">, </w:t>
+      </w:r>
+    </w:p>
+    <w:p>
+      <w:r>
+        <w:t xml:space="preserve">  </w:t>
+      </w:r>
+      <w:proofErr w:type="spellStart"/>
+      <w:r>
+        <w:t>tailwindcss</w:t>
+      </w:r>
+      <w:proofErr w:type="spellEnd"/>
+      <w:r>
+        <w:t xml:space="preserve">, framer-motion, </w:t>
+      </w:r>
+      <w:proofErr w:type="spellStart"/>
+      <w:r>
+        <w:t>lucide</w:t>
+      </w:r>
+      <w:proofErr w:type="spellEnd"/>
+      <w:r>
+        <w:t>-react</w:t>
+      </w:r>
+    </w:p>
+    <w:p>
+      <w:r>
+        <w:t xml:space="preserve">- </w:t>
+      </w:r>
+      <w:proofErr w:type="spellStart"/>
+      <w:r>
+        <w:t>DevDependencies</w:t>
+      </w:r>
+      <w:proofErr w:type="spellEnd"/>
+      <w:r>
+        <w:t xml:space="preserve">: typescript, </w:t>
+      </w:r>
+      <w:proofErr w:type="spellStart"/>
+      <w:r>
+        <w:t>vite</w:t>
+      </w:r>
+      <w:proofErr w:type="spellEnd"/>
+      <w:r>
+        <w:t>, @vitejs/plugin-react,</w:t>
+      </w:r>
+    </w:p>
+    <w:p>
+      <w:r>
+        <w:t xml:space="preserve">  </w:t>
+      </w:r>
+      <w:proofErr w:type="spellStart"/>
+      <w:r>
+        <w:t>eslint</w:t>
+      </w:r>
+      <w:proofErr w:type="spellEnd"/>
+      <w:r>
+        <w:t>, prettier, @types/react</w:t>
+      </w:r>
+    </w:p>
+    <w:p/>
+    <w:p>
+      <w:r>
+        <w:t>File 2: frontend/</w:t>
+      </w:r>
+      <w:proofErr w:type="spellStart"/>
+      <w:r>
+        <w:t>vite.config.ts</w:t>
+      </w:r>
+      <w:proofErr w:type="spellEnd"/>
+    </w:p>
+    <w:p>
+      <w:r>
+        <w:t>- React plugin</w:t>
+      </w:r>
+    </w:p>
+    <w:p>
+      <w:r>
+        <w:t>- Path alias: @ → ./</w:t>
+      </w:r>
+      <w:proofErr w:type="spellStart"/>
+      <w:r>
+        <w:t>src</w:t>
+      </w:r>
+      <w:proofErr w:type="spellEnd"/>
+    </w:p>
+    <w:p>
+      <w:r>
+        <w:t>- Proxy: /</w:t>
+      </w:r>
+      <w:proofErr w:type="spellStart"/>
+      <w:r>
+        <w:t>api</w:t>
+      </w:r>
+      <w:proofErr w:type="spellEnd"/>
+      <w:r>
+        <w:t xml:space="preserve"> → http://localhost:8001 (</w:t>
+      </w:r>
+      <w:proofErr w:type="spellStart"/>
+      <w:r>
+        <w:t>catalog</w:t>
+      </w:r>
+      <w:proofErr w:type="spellEnd"/>
+      <w:r>
+        <w:t xml:space="preserve"> service)</w:t>
+      </w:r>
+    </w:p>
+    <w:p/>
+    <w:p>
+      <w:r>
+        <w:t>File 3: frontend/</w:t>
+      </w:r>
+      <w:proofErr w:type="spellStart"/>
+      <w:r>
+        <w:t>tailwind.config.ts</w:t>
+      </w:r>
+      <w:proofErr w:type="spellEnd"/>
+    </w:p>
+    <w:p>
+      <w:r>
+        <w:t xml:space="preserve">- Custom </w:t>
+      </w:r>
+      <w:proofErr w:type="spellStart"/>
+      <w:r>
+        <w:t>colors</w:t>
+      </w:r>
+      <w:proofErr w:type="spellEnd"/>
+      <w:r>
+        <w:t xml:space="preserve"> matching investment bank design:</w:t>
+      </w:r>
+    </w:p>
+    <w:p>
+      <w:r>
+        <w:t xml:space="preserve">  navy: { DEFAULT: "#0A1628", light: "#1a2d4a" }</w:t>
+      </w:r>
+    </w:p>
+    <w:p>
+      <w:r>
+        <w:t xml:space="preserve">  accent: { DEFAULT: "#1E6FD9", light: "#3b82f6" }</w:t>
+      </w:r>
+    </w:p>
+    <w:p>
+      <w:r>
+        <w:t xml:space="preserve">  surface: "#F5F7FA"</w:t>
       </w:r>
     </w:p>
     <w:p>
       <w:r>
         <w:lastRenderedPageBreak/>
-        <w:t>- React plugin</w:t>
-      </w:r>
-    </w:p>
-    <w:p>
-      <w:r>
-        <w:t>- Path alias: @ → ./src</w:t>
-      </w:r>
-    </w:p>
-    <w:p>
-      <w:r>
-        <w:t>- Proxy: /api → http://localhost:8001 (catalog service)</w:t>
-      </w:r>
-    </w:p>
-    <w:p/>
-    <w:p>
-      <w:r>
-        <w:t>File 3: frontend/tailwind.config.ts</w:t>
-      </w:r>
-    </w:p>
-    <w:p>
-      <w:r>
-        <w:t>- Custom colors matching investment bank design:</w:t>
-      </w:r>
-    </w:p>
-    <w:p>
-      <w:r>
-        <w:t xml:space="preserve">  navy: { DEFAULT: "#0A1628", light: "#1a2d4a" }</w:t>
-      </w:r>
-    </w:p>
-    <w:p>
-      <w:r>
-        <w:t xml:space="preserve">  accent: { DEFAULT: "#1E6FD9", light: "#3b82f6" }</w:t>
-      </w:r>
-    </w:p>
-    <w:p>
-      <w:r>
-        <w:t xml:space="preserve">  surface: "#F5F7FA"</w:t>
-      </w:r>
-    </w:p>
-    <w:p>
-      <w:r>
         <w:t xml:space="preserve">  border: "#E2E8F0"</w:t>
       </w:r>
     </w:p>
@@ -4065,23 +7838,81 @@
     <w:p/>
     <w:p>
       <w:r>
-        <w:t>File 4: frontend/src/design-system/tokens.ts</w:t>
-      </w:r>
-    </w:p>
-    <w:p>
-      <w:r>
-        <w:t>- Export all colors, spacing, typography as TypeScript constants</w:t>
-      </w:r>
-    </w:p>
-    <w:p/>
-    <w:p>
-      <w:r>
-        <w:t>File 5: frontend/src/auth/AuthProvider.tsx</w:t>
-      </w:r>
-    </w:p>
-    <w:p>
-      <w:r>
-        <w:t>- AuthContext with: user, isLoading, isAuthenticated, logout</w:t>
+        <w:t>File 4: frontend/</w:t>
+      </w:r>
+      <w:proofErr w:type="spellStart"/>
+      <w:r>
+        <w:t>src</w:t>
+      </w:r>
+      <w:proofErr w:type="spellEnd"/>
+      <w:r>
+        <w:t>/design-system/</w:t>
+      </w:r>
+      <w:proofErr w:type="spellStart"/>
+      <w:r>
+        <w:t>tokens.ts</w:t>
+      </w:r>
+      <w:proofErr w:type="spellEnd"/>
+    </w:p>
+    <w:p>
+      <w:r>
+        <w:t xml:space="preserve">- Export all </w:t>
+      </w:r>
+      <w:proofErr w:type="spellStart"/>
+      <w:r>
+        <w:t>colors</w:t>
+      </w:r>
+      <w:proofErr w:type="spellEnd"/>
+      <w:r>
+        <w:t>, spacing, typography as TypeScript constants</w:t>
+      </w:r>
+    </w:p>
+    <w:p/>
+    <w:p>
+      <w:r>
+        <w:t>File 5: frontend/</w:t>
+      </w:r>
+      <w:proofErr w:type="spellStart"/>
+      <w:r>
+        <w:t>src</w:t>
+      </w:r>
+      <w:proofErr w:type="spellEnd"/>
+      <w:r>
+        <w:t>/auth/</w:t>
+      </w:r>
+      <w:proofErr w:type="spellStart"/>
+      <w:r>
+        <w:t>AuthProvider.tsx</w:t>
+      </w:r>
+      <w:proofErr w:type="spellEnd"/>
+    </w:p>
+    <w:p>
+      <w:r>
+        <w:t xml:space="preserve">- </w:t>
+      </w:r>
+      <w:proofErr w:type="spellStart"/>
+      <w:r>
+        <w:t>AuthContext</w:t>
+      </w:r>
+      <w:proofErr w:type="spellEnd"/>
+      <w:r>
+        <w:t xml:space="preserve"> with: user, </w:t>
+      </w:r>
+      <w:proofErr w:type="spellStart"/>
+      <w:r>
+        <w:t>isLoading</w:t>
+      </w:r>
+      <w:proofErr w:type="spellEnd"/>
+      <w:r>
+        <w:t xml:space="preserve">, </w:t>
+      </w:r>
+      <w:proofErr w:type="spellStart"/>
+      <w:r>
+        <w:t>isAuthenticated</w:t>
+      </w:r>
+      <w:proofErr w:type="spellEnd"/>
+      <w:r>
+        <w:t>, logout</w:t>
       </w:r>
     </w:p>
     <w:p>
@@ -4091,14 +7922,35 @@
     </w:p>
     <w:p>
       <w:r>
-        <w:t>- useAuth() hook</w:t>
-      </w:r>
-    </w:p>
-    <w:p/>
-    <w:p>
-      <w:r>
-        <w:t>File 6: frontend/src/auth/ProtectedRoute.tsx</w:t>
-      </w:r>
+        <w:t xml:space="preserve">- </w:t>
+      </w:r>
+      <w:proofErr w:type="spellStart"/>
+      <w:r>
+        <w:t>useAuth</w:t>
+      </w:r>
+      <w:proofErr w:type="spellEnd"/>
+      <w:r>
+        <w:t>() hook</w:t>
+      </w:r>
+    </w:p>
+    <w:p/>
+    <w:p>
+      <w:r>
+        <w:t>File 6: frontend/</w:t>
+      </w:r>
+      <w:proofErr w:type="spellStart"/>
+      <w:r>
+        <w:t>src</w:t>
+      </w:r>
+      <w:proofErr w:type="spellEnd"/>
+      <w:r>
+        <w:t>/auth/</w:t>
+      </w:r>
+      <w:proofErr w:type="spellStart"/>
+      <w:r>
+        <w:t>ProtectedRoute.tsx</w:t>
+      </w:r>
+      <w:proofErr w:type="spellEnd"/>
     </w:p>
     <w:p>
       <w:r>
@@ -4108,8 +7960,29 @@
     <w:p/>
     <w:p>
       <w:r>
-        <w:t>File 7: frontend/src/api/client.ts</w:t>
-      </w:r>
+        <w:t>File 7: frontend/</w:t>
+      </w:r>
+      <w:proofErr w:type="spellStart"/>
+      <w:r>
+        <w:t>src</w:t>
+      </w:r>
+      <w:proofErr w:type="spellEnd"/>
+      <w:r>
+        <w:t>/</w:t>
+      </w:r>
+      <w:proofErr w:type="spellStart"/>
+      <w:r>
+        <w:t>api</w:t>
+      </w:r>
+      <w:proofErr w:type="spellEnd"/>
+      <w:r>
+        <w:t>/</w:t>
+      </w:r>
+      <w:proofErr w:type="spellStart"/>
+      <w:r>
+        <w:t>client.ts</w:t>
+      </w:r>
+      <w:proofErr w:type="spellEnd"/>
     </w:p>
     <w:p>
       <w:r>
@@ -4118,8 +7991,21 @@
     </w:p>
     <w:p>
       <w:r>
-        <w:t>- baseURL from import.meta.env.VITE_API_URL</w:t>
-      </w:r>
+        <w:t xml:space="preserve">- </w:t>
+      </w:r>
+      <w:proofErr w:type="spellStart"/>
+      <w:r>
+        <w:t>baseURL</w:t>
+      </w:r>
+      <w:proofErr w:type="spellEnd"/>
+      <w:r>
+        <w:t xml:space="preserve"> from </w:t>
+      </w:r>
+      <w:proofErr w:type="spellStart"/>
+      <w:r>
+        <w:t>import.meta.env.VITE_API_URL</w:t>
+      </w:r>
+      <w:proofErr w:type="spellEnd"/>
     </w:p>
     <w:p>
       <w:r>
@@ -4134,57 +8020,136 @@
     <w:p/>
     <w:p>
       <w:r>
-        <w:t>File 8: frontend/src/components/PageHeader.tsx</w:t>
+        <w:t>File 8: frontend/</w:t>
+      </w:r>
+      <w:proofErr w:type="spellStart"/>
+      <w:r>
+        <w:t>src</w:t>
+      </w:r>
+      <w:proofErr w:type="spellEnd"/>
+      <w:r>
+        <w:t>/components/</w:t>
+      </w:r>
+      <w:proofErr w:type="spellStart"/>
+      <w:r>
+        <w:t>PageHeader.tsx</w:t>
+      </w:r>
+      <w:proofErr w:type="spellEnd"/>
+    </w:p>
+    <w:p>
+      <w:r>
+        <w:t>- Props: title, breadcrumbs (array), actions (</w:t>
+      </w:r>
+      <w:proofErr w:type="spellStart"/>
+      <w:r>
+        <w:t>ReactNode</w:t>
+      </w:r>
+      <w:proofErr w:type="spellEnd"/>
+      <w:r>
+        <w:t xml:space="preserve"> slot)</w:t>
+      </w:r>
+    </w:p>
+    <w:p>
+      <w:r>
+        <w:t>- Uses navy background, white text, accent border bottom</w:t>
+      </w:r>
+    </w:p>
+    <w:p/>
+    <w:p>
+      <w:r>
+        <w:t>File 9: frontend/</w:t>
+      </w:r>
+      <w:proofErr w:type="spellStart"/>
+      <w:r>
+        <w:t>src</w:t>
+      </w:r>
+      <w:proofErr w:type="spellEnd"/>
+      <w:r>
+        <w:t>/components/</w:t>
+      </w:r>
+      <w:proofErr w:type="spellStart"/>
+      <w:r>
+        <w:t>StatusBadge.tsx</w:t>
+      </w:r>
+      <w:proofErr w:type="spellEnd"/>
+      <w:r>
+        <w:t xml:space="preserve">  </w:t>
+      </w:r>
+    </w:p>
+    <w:p>
+      <w:r>
+        <w:t>- Props: status ("</w:t>
+      </w:r>
+      <w:proofErr w:type="spellStart"/>
+      <w:r>
+        <w:t>active"|"warning"|"error"|"inactive</w:t>
+      </w:r>
+      <w:proofErr w:type="spellEnd"/>
+      <w:r>
+        <w:t>")</w:t>
+      </w:r>
+    </w:p>
+    <w:p>
+      <w:r>
+        <w:t>- Coloured pill badge</w:t>
+      </w:r>
+    </w:p>
+    <w:p/>
+    <w:p>
+      <w:r>
+        <w:t>File 10: frontend/</w:t>
+      </w:r>
+      <w:proofErr w:type="spellStart"/>
+      <w:r>
+        <w:t>src</w:t>
+      </w:r>
+      <w:proofErr w:type="spellEnd"/>
+      <w:r>
+        <w:t>/components/</w:t>
+      </w:r>
+      <w:proofErr w:type="spellStart"/>
+      <w:r>
+        <w:t>MetricCard.tsx</w:t>
+      </w:r>
+      <w:proofErr w:type="spellEnd"/>
+    </w:p>
+    <w:p>
+      <w:r>
+        <w:t xml:space="preserve">- Props: label, value, trend ("+12%" style string), </w:t>
+      </w:r>
+      <w:proofErr w:type="spellStart"/>
+      <w:r>
+        <w:t>trendUp</w:t>
+      </w:r>
+      <w:proofErr w:type="spellEnd"/>
+      <w:r>
+        <w:t xml:space="preserve"> (bool)</w:t>
       </w:r>
     </w:p>
     <w:p>
       <w:r>
         <w:lastRenderedPageBreak/>
-        <w:t>- Props: title, breadcrumbs (array), actions (ReactNode slot)</w:t>
-      </w:r>
-    </w:p>
-    <w:p>
-      <w:r>
-        <w:t>- Uses navy background, white text, accent border bottom</w:t>
-      </w:r>
-    </w:p>
-    <w:p/>
-    <w:p>
-      <w:r>
-        <w:t xml:space="preserve">File 9: frontend/src/components/StatusBadge.tsx  </w:t>
-      </w:r>
-    </w:p>
-    <w:p>
-      <w:r>
-        <w:t>- Props: status ("active"|"warning"|"error"|"inactive")</w:t>
-      </w:r>
-    </w:p>
-    <w:p>
-      <w:r>
-        <w:t>- Coloured pill badge</w:t>
-      </w:r>
-    </w:p>
-    <w:p/>
-    <w:p>
-      <w:r>
-        <w:t>File 10: frontend/src/components/MetricCard.tsx</w:t>
-      </w:r>
-    </w:p>
-    <w:p>
-      <w:r>
-        <w:t>- Props: label, value, trend ("+12%" style string), trendUp (bool)</w:t>
-      </w:r>
-    </w:p>
-    <w:p>
-      <w:r>
         <w:t>- Card with navy border, value in large Inter font</w:t>
       </w:r>
     </w:p>
     <w:p/>
     <w:p>
       <w:r>
-        <w:t>File 11: frontend/src/App.tsx</w:t>
-      </w:r>
+        <w:t>File 11: frontend/</w:t>
+      </w:r>
+      <w:proofErr w:type="spellStart"/>
+      <w:r>
+        <w:t>src</w:t>
+      </w:r>
+      <w:proofErr w:type="spellEnd"/>
+      <w:r>
+        <w:t>/</w:t>
+      </w:r>
+      <w:proofErr w:type="spellStart"/>
+      <w:r>
+        <w:t>App.tsx</w:t>
+      </w:r>
+      <w:proofErr w:type="spellEnd"/>
     </w:p>
     <w:p>
       <w:r>
@@ -4198,7 +8163,15 @@
     </w:p>
     <w:p>
       <w:r>
-        <w:t xml:space="preserve">  /catalog → placeholder</w:t>
+        <w:t xml:space="preserve">  /</w:t>
+      </w:r>
+      <w:proofErr w:type="spellStart"/>
+      <w:r>
+        <w:t>catalog</w:t>
+      </w:r>
+      <w:proofErr w:type="spellEnd"/>
+      <w:r>
+        <w:t xml:space="preserve"> → placeholder</w:t>
       </w:r>
     </w:p>
     <w:p>
@@ -4208,28 +8181,70 @@
     </w:p>
     <w:p>
       <w:r>
-        <w:t xml:space="preserve">  /login → LoginPage</w:t>
-      </w:r>
-    </w:p>
-    <w:p>
-      <w:r>
-        <w:t>- ProtectedRoute wrapping all except /login</w:t>
-      </w:r>
-    </w:p>
-    <w:p>
-      <w:r>
-        <w:t>- QueryClientProvider wrapping everything</w:t>
-      </w:r>
-    </w:p>
-    <w:p/>
-    <w:p>
-      <w:r>
-        <w:t>File 12: frontend/src/main.tsx</w:t>
-      </w:r>
-    </w:p>
-    <w:p>
-      <w:r>
-        <w:t>- Standard React 18 createRoot entry point</w:t>
+        <w:t xml:space="preserve">  /login → </w:t>
+      </w:r>
+      <w:proofErr w:type="spellStart"/>
+      <w:r>
+        <w:t>LoginPage</w:t>
+      </w:r>
+      <w:proofErr w:type="spellEnd"/>
+    </w:p>
+    <w:p>
+      <w:r>
+        <w:t xml:space="preserve">- </w:t>
+      </w:r>
+      <w:proofErr w:type="spellStart"/>
+      <w:r>
+        <w:t>ProtectedRoute</w:t>
+      </w:r>
+      <w:proofErr w:type="spellEnd"/>
+      <w:r>
+        <w:t xml:space="preserve"> wrapping all except /login</w:t>
+      </w:r>
+    </w:p>
+    <w:p>
+      <w:r>
+        <w:t xml:space="preserve">- </w:t>
+      </w:r>
+      <w:proofErr w:type="spellStart"/>
+      <w:r>
+        <w:t>QueryClientProvider</w:t>
+      </w:r>
+      <w:proofErr w:type="spellEnd"/>
+      <w:r>
+        <w:t xml:space="preserve"> wrapping everything</w:t>
+      </w:r>
+    </w:p>
+    <w:p/>
+    <w:p>
+      <w:r>
+        <w:t>File 12: frontend/</w:t>
+      </w:r>
+      <w:proofErr w:type="spellStart"/>
+      <w:r>
+        <w:t>src</w:t>
+      </w:r>
+      <w:proofErr w:type="spellEnd"/>
+      <w:r>
+        <w:t>/</w:t>
+      </w:r>
+      <w:proofErr w:type="spellStart"/>
+      <w:r>
+        <w:t>main.tsx</w:t>
+      </w:r>
+      <w:proofErr w:type="spellEnd"/>
+    </w:p>
+    <w:p>
+      <w:r>
+        <w:t xml:space="preserve">- Standard React 18 </w:t>
+      </w:r>
+      <w:proofErr w:type="spellStart"/>
+      <w:r>
+        <w:t>createRoot</w:t>
+      </w:r>
+      <w:proofErr w:type="spellEnd"/>
+      <w:r>
+        <w:t xml:space="preserve"> entry point</w:t>
       </w:r>
     </w:p>
     <w:p>
@@ -4253,13 +8268,23 @@
       </w:r>
     </w:p>
     <w:p>
-      <w:r>
-        <w:t>npm install</w:t>
-      </w:r>
-    </w:p>
-    <w:p>
-      <w:r>
-        <w:t>npm run dev</w:t>
+      <w:proofErr w:type="spellStart"/>
+      <w:r>
+        <w:t>npm</w:t>
+      </w:r>
+      <w:proofErr w:type="spellEnd"/>
+      <w:r>
+        <w:t xml:space="preserve"> install</w:t>
+      </w:r>
+    </w:p>
+    <w:p>
+      <w:proofErr w:type="spellStart"/>
+      <w:r>
+        <w:t>npm</w:t>
+      </w:r>
+      <w:proofErr w:type="spellEnd"/>
+      <w:r>
+        <w:t xml:space="preserve"> run dev</w:t>
       </w:r>
     </w:p>
     <w:p>
@@ -4344,60 +8369,124 @@
           <w:b/>
           <w:bCs/>
         </w:rPr>
+        <w:t>What to paste in Claude</w:t>
+      </w:r>
+    </w:p>
+    <w:p>
+      <w:r>
+        <w:t>Create Docker Compose setup for local development.</w:t>
+      </w:r>
+    </w:p>
+    <w:p/>
+    <w:p>
+      <w:r>
+        <w:t>File 1: docker-</w:t>
+      </w:r>
+      <w:proofErr w:type="spellStart"/>
+      <w:r>
+        <w:t>compose.yml</w:t>
+      </w:r>
+      <w:proofErr w:type="spellEnd"/>
+      <w:r>
+        <w:t xml:space="preserve"> (root level)</w:t>
+      </w:r>
+    </w:p>
+    <w:p>
+      <w:r>
+        <w:t>Services:</w:t>
+      </w:r>
+    </w:p>
+    <w:p>
+      <w:r>
+        <w:t xml:space="preserve">- </w:t>
+      </w:r>
+      <w:proofErr w:type="spellStart"/>
+      <w:r>
+        <w:t>postgres</w:t>
+      </w:r>
+      <w:proofErr w:type="spellEnd"/>
+      <w:r>
+        <w:t>:</w:t>
+      </w:r>
+    </w:p>
+    <w:p>
+      <w:r>
+        <w:t xml:space="preserve">    image: postgres:16</w:t>
+      </w:r>
+    </w:p>
+    <w:p>
+      <w:r>
+        <w:t xml:space="preserve">    ports: 5432:5432</w:t>
+      </w:r>
+    </w:p>
+    <w:p>
+      <w:r>
+        <w:t xml:space="preserve">    environment: POSTGRES_PASSWORD=</w:t>
+      </w:r>
+      <w:proofErr w:type="spellStart"/>
+      <w:r>
+        <w:t>postgres</w:t>
+      </w:r>
+      <w:proofErr w:type="spellEnd"/>
+      <w:r>
+        <w:t>, POSTGRES_DB=platform</w:t>
+      </w:r>
+    </w:p>
+    <w:p>
+      <w:r>
         <w:lastRenderedPageBreak/>
-        <w:t>What to paste in Claude</w:t>
-      </w:r>
-    </w:p>
-    <w:p>
-      <w:r>
-        <w:t>Create Docker Compose setup for local development.</w:t>
-      </w:r>
-    </w:p>
-    <w:p/>
-    <w:p>
-      <w:r>
-        <w:t>File 1: docker-compose.yml (root level)</w:t>
-      </w:r>
-    </w:p>
-    <w:p>
-      <w:r>
-        <w:t>Services:</w:t>
-      </w:r>
-    </w:p>
-    <w:p>
-      <w:r>
-        <w:t>- postgres:</w:t>
-      </w:r>
-    </w:p>
-    <w:p>
-      <w:r>
-        <w:t xml:space="preserve">    image: postgres:16</w:t>
-      </w:r>
-    </w:p>
-    <w:p>
-      <w:r>
-        <w:t xml:space="preserve">    ports: 5432:5432</w:t>
-      </w:r>
-    </w:p>
-    <w:p>
-      <w:r>
-        <w:t xml:space="preserve">    environment: POSTGRES_PASSWORD=postgres, POSTGRES_DB=platform</w:t>
-      </w:r>
-    </w:p>
-    <w:p>
-      <w:r>
-        <w:t xml:space="preserve">    volumes: postgres_data:/var/lib/postgresql/data</w:t>
-      </w:r>
-    </w:p>
-    <w:p>
-      <w:r>
-        <w:t xml:space="preserve">    healthcheck: pg_isready every 5s</w:t>
-      </w:r>
-    </w:p>
-    <w:p/>
-    <w:p>
-      <w:r>
-        <w:t>- redis:</w:t>
+        <w:t xml:space="preserve">    volumes: </w:t>
+      </w:r>
+      <w:proofErr w:type="spellStart"/>
+      <w:r>
+        <w:t>postgres_data</w:t>
+      </w:r>
+      <w:proofErr w:type="spellEnd"/>
+      <w:r>
+        <w:t>:/var/lib/</w:t>
+      </w:r>
+      <w:proofErr w:type="spellStart"/>
+      <w:r>
+        <w:t>postgresql</w:t>
+      </w:r>
+      <w:proofErr w:type="spellEnd"/>
+      <w:r>
+        <w:t>/data</w:t>
+      </w:r>
+    </w:p>
+    <w:p>
+      <w:r>
+        <w:t xml:space="preserve">    </w:t>
+      </w:r>
+      <w:proofErr w:type="spellStart"/>
+      <w:r>
+        <w:t>healthcheck</w:t>
+      </w:r>
+      <w:proofErr w:type="spellEnd"/>
+      <w:r>
+        <w:t xml:space="preserve">: </w:t>
+      </w:r>
+      <w:proofErr w:type="spellStart"/>
+      <w:r>
+        <w:t>pg_isready</w:t>
+      </w:r>
+      <w:proofErr w:type="spellEnd"/>
+      <w:r>
+        <w:t xml:space="preserve"> every 5s</w:t>
+      </w:r>
+    </w:p>
+    <w:p/>
+    <w:p>
+      <w:r>
+        <w:t xml:space="preserve">- </w:t>
+      </w:r>
+      <w:proofErr w:type="spellStart"/>
+      <w:r>
+        <w:t>redis</w:t>
+      </w:r>
+      <w:proofErr w:type="spellEnd"/>
+      <w:r>
+        <w:t>:</w:t>
       </w:r>
     </w:p>
     <w:p>
@@ -4412,19 +8501,56 @@
     </w:p>
     <w:p>
       <w:r>
-        <w:t xml:space="preserve">    healthcheck: redis-cli ping every 5s</w:t>
-      </w:r>
-    </w:p>
-    <w:p/>
-    <w:p>
-      <w:r>
-        <w:t>- localstack:</w:t>
-      </w:r>
-    </w:p>
-    <w:p>
-      <w:r>
-        <w:t xml:space="preserve">    image: localstack/localstack</w:t>
-      </w:r>
+        <w:t xml:space="preserve">    </w:t>
+      </w:r>
+      <w:proofErr w:type="spellStart"/>
+      <w:r>
+        <w:t>healthcheck</w:t>
+      </w:r>
+      <w:proofErr w:type="spellEnd"/>
+      <w:r>
+        <w:t xml:space="preserve">: </w:t>
+      </w:r>
+      <w:proofErr w:type="spellStart"/>
+      <w:r>
+        <w:t>redis</w:t>
+      </w:r>
+      <w:proofErr w:type="spellEnd"/>
+      <w:r>
+        <w:t>-cli ping every 5s</w:t>
+      </w:r>
+    </w:p>
+    <w:p/>
+    <w:p>
+      <w:r>
+        <w:t xml:space="preserve">- </w:t>
+      </w:r>
+      <w:proofErr w:type="spellStart"/>
+      <w:r>
+        <w:t>localstack</w:t>
+      </w:r>
+      <w:proofErr w:type="spellEnd"/>
+      <w:r>
+        <w:t>:</w:t>
+      </w:r>
+    </w:p>
+    <w:p>
+      <w:r>
+        <w:t xml:space="preserve">    image: </w:t>
+      </w:r>
+      <w:proofErr w:type="spellStart"/>
+      <w:r>
+        <w:t>localstack</w:t>
+      </w:r>
+      <w:proofErr w:type="spellEnd"/>
+      <w:r>
+        <w:t>/</w:t>
+      </w:r>
+      <w:proofErr w:type="spellStart"/>
+      <w:r>
+        <w:t>localstack</w:t>
+      </w:r>
+      <w:proofErr w:type="spellEnd"/>
     </w:p>
     <w:p>
       <w:r>
@@ -4438,19 +8564,61 @@
     </w:p>
     <w:p>
       <w:r>
-        <w:t xml:space="preserve">    volumes: localstack_data:/var/lib/localstack</w:t>
-      </w:r>
-    </w:p>
-    <w:p/>
-    <w:p>
-      <w:r>
-        <w:t>volumes: postgres_data, localstack_data, redis_data</w:t>
-      </w:r>
-    </w:p>
-    <w:p/>
-    <w:p>
-      <w:r>
-        <w:t>File 2: Makefile (root level)</w:t>
+        <w:t xml:space="preserve">    volumes: </w:t>
+      </w:r>
+      <w:proofErr w:type="spellStart"/>
+      <w:r>
+        <w:t>localstack_data</w:t>
+      </w:r>
+      <w:proofErr w:type="spellEnd"/>
+      <w:r>
+        <w:t>:/var/lib/</w:t>
+      </w:r>
+      <w:proofErr w:type="spellStart"/>
+      <w:r>
+        <w:t>localstack</w:t>
+      </w:r>
+      <w:proofErr w:type="spellEnd"/>
+    </w:p>
+    <w:p/>
+    <w:p>
+      <w:r>
+        <w:t xml:space="preserve">volumes: </w:t>
+      </w:r>
+      <w:proofErr w:type="spellStart"/>
+      <w:r>
+        <w:t>postgres_data</w:t>
+      </w:r>
+      <w:proofErr w:type="spellEnd"/>
+      <w:r>
+        <w:t xml:space="preserve">, </w:t>
+      </w:r>
+      <w:proofErr w:type="spellStart"/>
+      <w:r>
+        <w:t>localstack_data</w:t>
+      </w:r>
+      <w:proofErr w:type="spellEnd"/>
+      <w:r>
+        <w:t xml:space="preserve">, </w:t>
+      </w:r>
+      <w:proofErr w:type="spellStart"/>
+      <w:r>
+        <w:t>redis_data</w:t>
+      </w:r>
+      <w:proofErr w:type="spellEnd"/>
+    </w:p>
+    <w:p/>
+    <w:p>
+      <w:r>
+        <w:t xml:space="preserve">File 2: </w:t>
+      </w:r>
+      <w:proofErr w:type="spellStart"/>
+      <w:r>
+        <w:t>Makefile</w:t>
+      </w:r>
+      <w:proofErr w:type="spellEnd"/>
+      <w:r>
+        <w:t xml:space="preserve"> (root level)</w:t>
       </w:r>
     </w:p>
     <w:p>
@@ -4475,61 +8643,137 @@
     </w:p>
     <w:p>
       <w:r>
-        <w:t xml:space="preserve">  ps:      docker-compose ps</w:t>
+        <w:t xml:space="preserve">  </w:t>
+      </w:r>
+      <w:proofErr w:type="spellStart"/>
+      <w:r>
+        <w:t>ps</w:t>
+      </w:r>
+      <w:proofErr w:type="spellEnd"/>
+      <w:r>
+        <w:t xml:space="preserve">:      docker-compose </w:t>
+      </w:r>
+      <w:proofErr w:type="spellStart"/>
+      <w:r>
+        <w:t>ps</w:t>
+      </w:r>
+      <w:proofErr w:type="spellEnd"/>
+    </w:p>
+    <w:p>
+      <w:r>
+        <w:t xml:space="preserve">  test:    </w:t>
+      </w:r>
+      <w:proofErr w:type="spellStart"/>
+      <w:r>
+        <w:t>pytest</w:t>
+      </w:r>
+      <w:proofErr w:type="spellEnd"/>
+      <w:r>
+        <w:t xml:space="preserve"> tests/ -v --</w:t>
+      </w:r>
+      <w:proofErr w:type="spellStart"/>
+      <w:r>
+        <w:t>cov</w:t>
+      </w:r>
+      <w:proofErr w:type="spellEnd"/>
+      <w:r>
+        <w:t>=shared --</w:t>
+      </w:r>
+      <w:proofErr w:type="spellStart"/>
+      <w:r>
+        <w:t>cov</w:t>
+      </w:r>
+      <w:proofErr w:type="spellEnd"/>
+      <w:r>
+        <w:t>-report=term-missing</w:t>
+      </w:r>
+    </w:p>
+    <w:p>
+      <w:r>
+        <w:t xml:space="preserve">  lint:    ruff check shared/ &amp;&amp; </w:t>
+      </w:r>
+      <w:proofErr w:type="spellStart"/>
+      <w:r>
+        <w:t>mypy</w:t>
+      </w:r>
+      <w:proofErr w:type="spellEnd"/>
+      <w:r>
+        <w:t xml:space="preserve"> shared/</w:t>
+      </w:r>
+    </w:p>
+    <w:p>
+      <w:r>
+        <w:t xml:space="preserve">  clean:   docker-compose down -v (removes volumes too)</w:t>
+      </w:r>
+    </w:p>
+    <w:p>
+      <w:r>
+        <w:t xml:space="preserve">  health:  curl http://localhost:4566/_localstack/health | python3 -m </w:t>
+      </w:r>
+      <w:proofErr w:type="spellStart"/>
+      <w:r>
+        <w:t>json.tool</w:t>
+      </w:r>
+      <w:proofErr w:type="spellEnd"/>
+    </w:p>
+    <w:p/>
+    <w:p>
+      <w:r>
+        <w:t>File 3: scripts/init-localstack.sh</w:t>
+      </w:r>
+    </w:p>
+    <w:p>
+      <w:r>
+        <w:t xml:space="preserve">- Wait for </w:t>
+      </w:r>
+      <w:proofErr w:type="spellStart"/>
+      <w:r>
+        <w:t>localstack</w:t>
+      </w:r>
+      <w:proofErr w:type="spellEnd"/>
+      <w:r>
+        <w:t xml:space="preserve"> to be ready (poll health endpoint)</w:t>
+      </w:r>
+    </w:p>
+    <w:p>
+      <w:r>
+        <w:t>- Create S3 buckets: data-platform-audit, data-platform-</w:t>
+      </w:r>
+      <w:proofErr w:type="spellStart"/>
+      <w:r>
+        <w:t>catalog</w:t>
+      </w:r>
+      <w:proofErr w:type="spellEnd"/>
+    </w:p>
+    <w:p>
+      <w:r>
+        <w:t>- Create SQS queues: pipeline-events, recon-events</w:t>
       </w:r>
     </w:p>
     <w:p>
       <w:r>
         <w:lastRenderedPageBreak/>
-        <w:t xml:space="preserve">  test:    pytest tests/ -v --cov=shared --cov-report=term-missing</w:t>
-      </w:r>
-    </w:p>
-    <w:p>
-      <w:r>
-        <w:t xml:space="preserve">  lint:    ruff check shared/ &amp;&amp; mypy shared/</w:t>
-      </w:r>
-    </w:p>
-    <w:p>
-      <w:r>
-        <w:t xml:space="preserve">  clean:   docker-compose down -v (removes volumes too)</w:t>
-      </w:r>
-    </w:p>
-    <w:p>
-      <w:r>
-        <w:t xml:space="preserve">  health:  curl http://localhost:4566/_localstack/health | python3 -m json.tool</w:t>
-      </w:r>
-    </w:p>
-    <w:p/>
-    <w:p>
-      <w:r>
-        <w:t>File 3: scripts/init-localstack.sh</w:t>
-      </w:r>
-    </w:p>
-    <w:p>
-      <w:r>
-        <w:t>- Wait for localstack to be ready (poll health endpoint)</w:t>
-      </w:r>
-    </w:p>
-    <w:p>
-      <w:r>
-        <w:t>- Create S3 buckets: data-platform-audit, data-platform-catalog</w:t>
-      </w:r>
-    </w:p>
-    <w:p>
-      <w:r>
-        <w:t>- Create SQS queues: pipeline-events, recon-events</w:t>
-      </w:r>
-    </w:p>
-    <w:p>
-      <w:r>
-        <w:t>- Echo "LocalStack ready" when done</w:t>
-      </w:r>
-    </w:p>
-    <w:p/>
-    <w:p>
-      <w:r>
-        <w:t>File 4: .env.example</w:t>
-      </w:r>
+        <w:t>- Echo "</w:t>
+      </w:r>
+      <w:proofErr w:type="spellStart"/>
+      <w:r>
+        <w:t>LocalStack</w:t>
+      </w:r>
+      <w:proofErr w:type="spellEnd"/>
+      <w:r>
+        <w:t xml:space="preserve"> ready" when done</w:t>
+      </w:r>
+    </w:p>
+    <w:p/>
+    <w:p>
+      <w:r>
+        <w:t>File 4: .</w:t>
+      </w:r>
+      <w:proofErr w:type="spellStart"/>
+      <w:r>
+        <w:t>env.example</w:t>
+      </w:r>
+      <w:proofErr w:type="spellEnd"/>
     </w:p>
     <w:p>
       <w:r>
@@ -4574,18 +8818,55 @@
     </w:p>
     <w:p>
       <w:r>
-        <w:t>make ps</w:t>
-      </w:r>
-    </w:p>
-    <w:p>
-      <w:r>
-        <w:t># Should show: postgres, redis, localstack all "Up"</w:t>
-      </w:r>
-    </w:p>
-    <w:p/>
-    <w:p>
-      <w:r>
-        <w:t># Init localstack resources</w:t>
+        <w:t xml:space="preserve">make </w:t>
+      </w:r>
+      <w:proofErr w:type="spellStart"/>
+      <w:r>
+        <w:t>ps</w:t>
+      </w:r>
+      <w:proofErr w:type="spellEnd"/>
+    </w:p>
+    <w:p>
+      <w:r>
+        <w:t xml:space="preserve"># Should show: </w:t>
+      </w:r>
+      <w:proofErr w:type="spellStart"/>
+      <w:r>
+        <w:t>postgres</w:t>
+      </w:r>
+      <w:proofErr w:type="spellEnd"/>
+      <w:r>
+        <w:t xml:space="preserve">, </w:t>
+      </w:r>
+      <w:proofErr w:type="spellStart"/>
+      <w:r>
+        <w:t>redis</w:t>
+      </w:r>
+      <w:proofErr w:type="spellEnd"/>
+      <w:r>
+        <w:t xml:space="preserve">, </w:t>
+      </w:r>
+      <w:proofErr w:type="spellStart"/>
+      <w:r>
+        <w:t>localstack</w:t>
+      </w:r>
+      <w:proofErr w:type="spellEnd"/>
+      <w:r>
+        <w:t xml:space="preserve"> all "Up"</w:t>
+      </w:r>
+    </w:p>
+    <w:p/>
+    <w:p>
+      <w:r>
+        <w:t xml:space="preserve"># Init </w:t>
+      </w:r>
+      <w:proofErr w:type="spellStart"/>
+      <w:r>
+        <w:t>localstack</w:t>
+      </w:r>
+      <w:proofErr w:type="spellEnd"/>
+      <w:r>
+        <w:t xml:space="preserve"> resources</w:t>
       </w:r>
     </w:p>
     <w:p>
@@ -4595,24 +8876,58 @@
     </w:p>
     <w:p>
       <w:r>
-        <w:t># Should show: LocalStack ready</w:t>
-      </w:r>
-    </w:p>
-    <w:p/>
-    <w:p>
-      <w:r>
-        <w:t># Check localstack S3 buckets created</w:t>
-      </w:r>
-    </w:p>
-    <w:p>
-      <w:r>
-        <w:t>aws --endpoint-url=http://localhost:4566 s3 ls</w:t>
-      </w:r>
-    </w:p>
-    <w:p>
-      <w:r>
-        <w:t># Should show: data-platform-audit, data-platform-catalog</w:t>
-      </w:r>
+        <w:t xml:space="preserve"># Should show: </w:t>
+      </w:r>
+      <w:proofErr w:type="spellStart"/>
+      <w:r>
+        <w:t>LocalStack</w:t>
+      </w:r>
+      <w:proofErr w:type="spellEnd"/>
+      <w:r>
+        <w:t xml:space="preserve"> ready</w:t>
+      </w:r>
+    </w:p>
+    <w:p/>
+    <w:p>
+      <w:r>
+        <w:t xml:space="preserve"># Check </w:t>
+      </w:r>
+      <w:proofErr w:type="spellStart"/>
+      <w:r>
+        <w:t>localstack</w:t>
+      </w:r>
+      <w:proofErr w:type="spellEnd"/>
+      <w:r>
+        <w:t xml:space="preserve"> S3 buckets created</w:t>
+      </w:r>
+    </w:p>
+    <w:p>
+      <w:proofErr w:type="spellStart"/>
+      <w:r>
+        <w:t>aws</w:t>
+      </w:r>
+      <w:proofErr w:type="spellEnd"/>
+      <w:r>
+        <w:t xml:space="preserve"> --endpoint-</w:t>
+      </w:r>
+      <w:proofErr w:type="spellStart"/>
+      <w:r>
+        <w:t>url</w:t>
+      </w:r>
+      <w:proofErr w:type="spellEnd"/>
+      <w:r>
+        <w:t>=http://localhost:4566 s3 ls</w:t>
+      </w:r>
+    </w:p>
+    <w:p>
+      <w:r>
+        <w:t># Should show: data-platform-audit, data-platform-</w:t>
+      </w:r>
+      <w:proofErr w:type="spellStart"/>
+      <w:r>
+        <w:t>catalog</w:t>
+      </w:r>
+      <w:proofErr w:type="spellEnd"/>
     </w:p>
     <w:p>
       <w:r>
@@ -4632,7 +8947,15 @@
         <w:t>Turn 9 done when:</w:t>
       </w:r>
       <w:r>
-        <w:t xml:space="preserve"> make ps shows all 3 containers healthy</w:t>
+        <w:t xml:space="preserve"> make </w:t>
+      </w:r>
+      <w:proofErr w:type="spellStart"/>
+      <w:r>
+        <w:t>ps</w:t>
+      </w:r>
+      <w:proofErr w:type="spellEnd"/>
+      <w:r>
+        <w:t xml:space="preserve"> shows all 3 containers healthy</w:t>
       </w:r>
     </w:p>
     <w:p>
@@ -4654,75 +8977,75 @@
           <w:b/>
           <w:bCs/>
         </w:rPr>
+        <w:t>Turn 10 — Architecture Documentation</w:t>
+      </w:r>
+    </w:p>
+    <w:p>
+      <w:r>
+        <w:rPr>
+          <w:b/>
+          <w:bCs/>
+        </w:rPr>
+        <w:t>Goal:</w:t>
+      </w:r>
+      <w:r>
+        <w:t xml:space="preserve"> Professional README that explains the whole project </w:t>
+      </w:r>
+      <w:r>
+        <w:rPr>
+          <w:b/>
+          <w:bCs/>
+        </w:rPr>
+        <w:t>Time:</w:t>
+      </w:r>
+      <w:r>
+        <w:t xml:space="preserve"> 30 minutes</w:t>
+      </w:r>
+    </w:p>
+    <w:p>
+      <w:pPr>
+        <w:rPr>
+          <w:b/>
+          <w:bCs/>
+        </w:rPr>
+      </w:pPr>
+      <w:r>
+        <w:rPr>
+          <w:b/>
+          <w:bCs/>
+        </w:rPr>
+        <w:t>What to paste in Claude</w:t>
+      </w:r>
+    </w:p>
+    <w:p>
+      <w:r>
+        <w:t>Write architecture documentation for the JPMC AI Data Platform.</w:t>
+      </w:r>
+    </w:p>
+    <w:p/>
+    <w:p>
+      <w:r>
+        <w:t>File 1: README.md (root level)</w:t>
+      </w:r>
+    </w:p>
+    <w:p>
+      <w:r>
+        <w:t>Include:</w:t>
+      </w:r>
+    </w:p>
+    <w:p>
+      <w:r>
+        <w:t>- Title and one-paragraph executive summary for a CDO audience</w:t>
+      </w:r>
+    </w:p>
+    <w:p>
+      <w:r>
+        <w:t>- Architecture diagram in Mermaid showing:</w:t>
+      </w:r>
+    </w:p>
+    <w:p>
+      <w:r>
         <w:lastRenderedPageBreak/>
-        <w:t>Turn 10 — Architecture Documentation</w:t>
-      </w:r>
-    </w:p>
-    <w:p>
-      <w:r>
-        <w:rPr>
-          <w:b/>
-          <w:bCs/>
-        </w:rPr>
-        <w:t>Goal:</w:t>
-      </w:r>
-      <w:r>
-        <w:t xml:space="preserve"> Professional README that explains the whole project </w:t>
-      </w:r>
-      <w:r>
-        <w:rPr>
-          <w:b/>
-          <w:bCs/>
-        </w:rPr>
-        <w:t>Time:</w:t>
-      </w:r>
-      <w:r>
-        <w:t xml:space="preserve"> 30 minutes</w:t>
-      </w:r>
-    </w:p>
-    <w:p>
-      <w:pPr>
-        <w:rPr>
-          <w:b/>
-          <w:bCs/>
-        </w:rPr>
-      </w:pPr>
-      <w:r>
-        <w:rPr>
-          <w:b/>
-          <w:bCs/>
-        </w:rPr>
-        <w:t>What to paste in Claude</w:t>
-      </w:r>
-    </w:p>
-    <w:p>
-      <w:r>
-        <w:t>Write architecture documentation for the JPMC AI Data Platform.</w:t>
-      </w:r>
-    </w:p>
-    <w:p/>
-    <w:p>
-      <w:r>
-        <w:t>File 1: README.md (root level)</w:t>
-      </w:r>
-    </w:p>
-    <w:p>
-      <w:r>
-        <w:t>Include:</w:t>
-      </w:r>
-    </w:p>
-    <w:p>
-      <w:r>
-        <w:t>- Title and one-paragraph executive summary for a CDO audience</w:t>
-      </w:r>
-    </w:p>
-    <w:p>
-      <w:r>
-        <w:t>- Architecture diagram in Mermaid showing:</w:t>
-      </w:r>
-    </w:p>
-    <w:p>
-      <w:r>
         <w:t xml:space="preserve">  5 services → shared foundation → AWS services</w:t>
       </w:r>
     </w:p>
@@ -4783,7 +9106,23 @@
     </w:p>
     <w:p>
       <w:r>
-        <w:t>- ADR-001: FastAPI over Django (async, performance, OpenAPI)</w:t>
+        <w:t xml:space="preserve">- ADR-001: </w:t>
+      </w:r>
+      <w:proofErr w:type="spellStart"/>
+      <w:r>
+        <w:t>FastAPI</w:t>
+      </w:r>
+      <w:proofErr w:type="spellEnd"/>
+      <w:r>
+        <w:t xml:space="preserve"> over Django (async, performance, </w:t>
+      </w:r>
+      <w:proofErr w:type="spellStart"/>
+      <w:r>
+        <w:t>OpenAPI</w:t>
+      </w:r>
+      <w:proofErr w:type="spellEnd"/>
+      <w:r>
+        <w:t>)</w:t>
       </w:r>
     </w:p>
     <w:p>
@@ -4793,7 +9132,15 @@
     </w:p>
     <w:p>
       <w:r>
-        <w:t>- ADR-003: Claude tool use over LangChain (fewer abstractions, more control)</w:t>
+        <w:t xml:space="preserve">- ADR-003: Claude tool use over </w:t>
+      </w:r>
+      <w:proofErr w:type="spellStart"/>
+      <w:r>
+        <w:t>LangChain</w:t>
+      </w:r>
+      <w:proofErr w:type="spellEnd"/>
+      <w:r>
+        <w:t xml:space="preserve"> (fewer abstractions, more control)</w:t>
       </w:r>
     </w:p>
     <w:p>
@@ -4834,64 +9181,72 @@
     </w:p>
     <w:p>
       <w:r>
+        <w:t xml:space="preserve">**Consequences:** (2-3 sentences, honest about </w:t>
+      </w:r>
+      <w:proofErr w:type="spellStart"/>
+      <w:r>
+        <w:t>tradeoffs</w:t>
+      </w:r>
+      <w:proofErr w:type="spellEnd"/>
+      <w:r>
+        <w:t>)</w:t>
+      </w:r>
+    </w:p>
+    <w:p/>
+    <w:p>
+      <w:r>
+        <w:t>File 3: docs/SECURITY.md</w:t>
+      </w:r>
+    </w:p>
+    <w:p>
+      <w:r>
+        <w:t>- Data classification levels used (Public/Internal/Confidential/PII)</w:t>
+      </w:r>
+    </w:p>
+    <w:p>
+      <w:r>
+        <w:t>- Auth flow (3-4 sentences)</w:t>
+      </w:r>
+    </w:p>
+    <w:p>
+      <w:r>
+        <w:t>- What gets audit logged</w:t>
+      </w:r>
+    </w:p>
+    <w:p>
+      <w:r>
+        <w:t>- How secrets are managed</w:t>
+      </w:r>
+    </w:p>
+    <w:p>
+      <w:r>
+        <w:t>- What is and isn't sent to Claude API (sanitisation rules)</w:t>
+      </w:r>
+    </w:p>
+    <w:p>
+      <w:r>
+        <w:rPr>
+          <w:rFonts w:ascii="Segoe UI Emoji" w:hAnsi="Segoe UI Emoji" w:cs="Segoe UI Emoji"/>
+        </w:rPr>
+        <w:t>✅</w:t>
+      </w:r>
+      <w:r>
+        <w:t xml:space="preserve"> </w:t>
+      </w:r>
+      <w:r>
+        <w:rPr>
+          <w:b/>
+          <w:bCs/>
+        </w:rPr>
+        <w:t>Turn 10 done when:</w:t>
+      </w:r>
+      <w:r>
+        <w:t xml:space="preserve"> README renders correctly on GitHub (push and check)</w:t>
+      </w:r>
+    </w:p>
+    <w:p>
+      <w:r>
         <w:lastRenderedPageBreak/>
-        <w:t>**Consequences:** (2-3 sentences, honest about tradeoffs)</w:t>
-      </w:r>
-    </w:p>
-    <w:p/>
-    <w:p>
-      <w:r>
-        <w:t>File 3: docs/SECURITY.md</w:t>
-      </w:r>
-    </w:p>
-    <w:p>
-      <w:r>
-        <w:t>- Data classification levels used (Public/Internal/Confidential/PII)</w:t>
-      </w:r>
-    </w:p>
-    <w:p>
-      <w:r>
-        <w:t>- Auth flow (3-4 sentences)</w:t>
-      </w:r>
-    </w:p>
-    <w:p>
-      <w:r>
-        <w:t>- What gets audit logged</w:t>
-      </w:r>
-    </w:p>
-    <w:p>
-      <w:r>
-        <w:t>- How secrets are managed</w:t>
-      </w:r>
-    </w:p>
-    <w:p>
-      <w:r>
-        <w:t>- What is and isn't sent to Claude API (sanitisation rules)</w:t>
-      </w:r>
-    </w:p>
-    <w:p>
-      <w:r>
-        <w:rPr>
-          <w:rFonts w:ascii="Segoe UI Emoji" w:hAnsi="Segoe UI Emoji" w:cs="Segoe UI Emoji"/>
-        </w:rPr>
-        <w:t>✅</w:t>
-      </w:r>
-      <w:r>
-        <w:t xml:space="preserve"> </w:t>
-      </w:r>
-      <w:r>
-        <w:rPr>
-          <w:b/>
-          <w:bCs/>
-        </w:rPr>
-        <w:t>Turn 10 done when:</w:t>
-      </w:r>
-      <w:r>
-        <w:t xml:space="preserve"> README renders correctly on GitHub (push and check)</w:t>
-      </w:r>
-    </w:p>
-    <w:p>
-      <w:r>
         <w:pict w14:anchorId="5C74C406">
           <v:rect id="_x0000_i1037" style="width:0;height:1.5pt" o:hralign="center" o:hrstd="t" o:hr="t" fillcolor="#a0a0a0" stroked="f"/>
         </w:pict>
@@ -4924,8 +9279,13 @@
     </w:p>
     <w:p>
       <w:r>
-        <w:t>make ps</w:t>
-      </w:r>
+        <w:t xml:space="preserve">make </w:t>
+      </w:r>
+      <w:proofErr w:type="spellStart"/>
+      <w:r>
+        <w:t>ps</w:t>
+      </w:r>
+      <w:proofErr w:type="spellEnd"/>
     </w:p>
     <w:p/>
     <w:p>
@@ -4968,7 +9328,15 @@
     </w:p>
     <w:p>
       <w:r>
-        <w:t>cd frontend &amp;&amp; npm run dev</w:t>
+        <w:t xml:space="preserve">cd frontend &amp;&amp; </w:t>
+      </w:r>
+      <w:proofErr w:type="spellStart"/>
+      <w:r>
+        <w:t>npm</w:t>
+      </w:r>
+      <w:proofErr w:type="spellEnd"/>
+      <w:r>
+        <w:t xml:space="preserve"> run dev</w:t>
       </w:r>
     </w:p>
     <w:p>
@@ -4994,7 +9362,6 @@
     </w:p>
     <w:p>
       <w:r>
-        <w:lastRenderedPageBreak/>
         <w:t>git push</w:t>
       </w:r>
     </w:p>
@@ -5131,9 +9498,19 @@
             <w:hideMark/>
           </w:tcPr>
           <w:p>
+            <w:proofErr w:type="spellStart"/>
             <w:r>
-              <w:t>ModuleNotFoundError: shared.auth</w:t>
+              <w:t>ModuleNotFoundError</w:t>
             </w:r>
+            <w:proofErr w:type="spellEnd"/>
+            <w:r>
+              <w:t xml:space="preserve">: </w:t>
+            </w:r>
+            <w:proofErr w:type="spellStart"/>
+            <w:r>
+              <w:t>shared.auth</w:t>
+            </w:r>
+            <w:proofErr w:type="spellEnd"/>
           </w:p>
         </w:tc>
         <w:tc>
@@ -5161,6 +9538,7 @@
           </w:tcPr>
           <w:p>
             <w:r>
+              <w:lastRenderedPageBreak/>
               <w:t>docker: Cannot connect to Docker daemon</w:t>
             </w:r>
           </w:p>
@@ -5189,8 +9567,13 @@
             <w:hideMark/>
           </w:tcPr>
           <w:p>
+            <w:proofErr w:type="spellStart"/>
             <w:r>
-              <w:t>localstack connection refused</w:t>
+              <w:t>localstack</w:t>
+            </w:r>
+            <w:proofErr w:type="spellEnd"/>
+            <w:r>
+              <w:t xml:space="preserve"> connection refused</w:t>
             </w:r>
           </w:p>
         </w:tc>
@@ -5202,7 +9585,15 @@
           </w:tcPr>
           <w:p>
             <w:r>
-              <w:t>Run make up and wait 30 seconds before running init script</w:t>
+              <w:t xml:space="preserve">Run make up and wait 30 seconds before running </w:t>
+            </w:r>
+            <w:proofErr w:type="spellStart"/>
+            <w:r>
+              <w:t>init</w:t>
+            </w:r>
+            <w:proofErr w:type="spellEnd"/>
+            <w:r>
+              <w:t xml:space="preserve"> script</w:t>
             </w:r>
           </w:p>
         </w:tc>
@@ -5231,7 +9622,15 @@
           </w:tcPr>
           <w:p>
             <w:r>
-              <w:t>Run terraform init before terraform validate</w:t>
+              <w:t xml:space="preserve">Run terraform </w:t>
+            </w:r>
+            <w:proofErr w:type="spellStart"/>
+            <w:r>
+              <w:t>init</w:t>
+            </w:r>
+            <w:proofErr w:type="spellEnd"/>
+            <w:r>
+              <w:t xml:space="preserve"> before terraform validate</w:t>
             </w:r>
           </w:p>
         </w:tc>
@@ -5247,8 +9646,13 @@
             <w:hideMark/>
           </w:tcPr>
           <w:p>
+            <w:proofErr w:type="spellStart"/>
             <w:r>
-              <w:t>npm install fails</w:t>
+              <w:t>npm</w:t>
+            </w:r>
+            <w:proofErr w:type="spellEnd"/>
+            <w:r>
+              <w:t xml:space="preserve"> install fails</w:t>
             </w:r>
           </w:p>
         </w:tc>
@@ -5260,7 +9664,23 @@
           </w:tcPr>
           <w:p>
             <w:r>
-              <w:t>Delete node_modules/ and package-lock.json, run again</w:t>
+              <w:t xml:space="preserve">Delete </w:t>
+            </w:r>
+            <w:proofErr w:type="spellStart"/>
+            <w:r>
+              <w:t>node_modules</w:t>
+            </w:r>
+            <w:proofErr w:type="spellEnd"/>
+            <w:r>
+              <w:t>/ and package-</w:t>
+            </w:r>
+            <w:proofErr w:type="spellStart"/>
+            <w:r>
+              <w:t>lock.json</w:t>
+            </w:r>
+            <w:proofErr w:type="spellEnd"/>
+            <w:r>
+              <w:t>, run again</w:t>
             </w:r>
           </w:p>
         </w:tc>
@@ -5343,7 +9763,15 @@
         <w:t>"Session 2"</w:t>
       </w:r>
       <w:r>
-        <w:t xml:space="preserve"> and I'll give you the same step-by-step guide for the Natural Language Data Catalog.</w:t>
+        <w:t xml:space="preserve"> and I'll give you the same step-by-step guide for the Natural Language Data </w:t>
+      </w:r>
+      <w:proofErr w:type="spellStart"/>
+      <w:r>
+        <w:t>Catalog</w:t>
+      </w:r>
+      <w:proofErr w:type="spellEnd"/>
+      <w:r>
+        <w:t>.</w:t>
       </w:r>
     </w:p>
     <w:p/>
